--- a/2022/Drafts/Compliance Documents/CF2R/2022-CF2R-PVB-01-E - PV Systems.docx
+++ b/2022/Drafts/Compliance Documents/CF2R/2022-CF2R-PVB-01-E - PV Systems.docx
@@ -1,6 +1,6 @@
 
 <file path=word/document.xml><?xml version="1.0" encoding="utf-8"?>
-<w:document xmlns:wpc="http://schemas.microsoft.com/office/word/2010/wordprocessingCanvas" xmlns:cx="http://schemas.microsoft.com/office/drawing/2014/chartex" xmlns:cx1="http://schemas.microsoft.com/office/drawing/2015/9/8/chartex" xmlns:cx2="http://schemas.microsoft.com/office/drawing/2015/10/21/chartex" xmlns:cx3="http://schemas.microsoft.com/office/drawing/2016/5/9/chartex" xmlns:cx4="http://schemas.microsoft.com/office/drawing/2016/5/10/chartex" xmlns:cx5="http://schemas.microsoft.com/office/drawing/2016/5/11/chartex" xmlns:cx6="http://schemas.microsoft.com/office/drawing/2016/5/12/chartex" xmlns:cx7="http://schemas.microsoft.com/office/drawing/2016/5/13/chartex" xmlns:cx8="http://schemas.microsoft.com/office/drawing/2016/5/14/chartex" xmlns:mc="http://schemas.openxmlformats.org/markup-compatibility/2006" xmlns:aink="http://schemas.microsoft.com/office/drawing/2016/ink" xmlns:am3d="http://schemas.microsoft.com/office/drawing/2017/model3d" xmlns:o="urn:schemas-microsoft-com:office:office" xmlns:r="http://schemas.openxmlformats.org/officeDocument/2006/relationships" xmlns:m="http://schemas.openxmlformats.org/officeDocument/2006/math" xmlns:v="urn:schemas-microsoft-com:vml" xmlns:wp14="http://schemas.microsoft.com/office/word/2010/wordprocessingDrawing" xmlns:wp="http://schemas.openxmlformats.org/drawingml/2006/wordprocessingDrawing" xmlns:w10="urn:schemas-microsoft-com:office:word" xmlns:w="http://schemas.openxmlformats.org/wordprocessingml/2006/main" xmlns:w14="http://schemas.microsoft.com/office/word/2010/wordml" xmlns:w15="http://schemas.microsoft.com/office/word/2012/wordml" xmlns:w16cex="http://schemas.microsoft.com/office/word/2018/wordml/cex" xmlns:w16cid="http://schemas.microsoft.com/office/word/2016/wordml/cid" xmlns:w16="http://schemas.microsoft.com/office/word/2018/wordml" xmlns:w16sdtdh="http://schemas.microsoft.com/office/word/2020/wordml/sdtdatahash" xmlns:w16se="http://schemas.microsoft.com/office/word/2015/wordml/symex" xmlns:wpg="http://schemas.microsoft.com/office/word/2010/wordprocessingGroup" xmlns:wpi="http://schemas.microsoft.com/office/word/2010/wordprocessingInk" xmlns:wne="http://schemas.microsoft.com/office/word/2006/wordml" xmlns:wps="http://schemas.microsoft.com/office/word/2010/wordprocessingShape" mc:Ignorable="w14 w15 w16se w16cid w16 w16cex w16sdtdh wp14">
+<w:document xmlns:wpc="http://schemas.microsoft.com/office/word/2010/wordprocessingCanvas" xmlns:cx="http://schemas.microsoft.com/office/drawing/2014/chartex" xmlns:cx1="http://schemas.microsoft.com/office/drawing/2015/9/8/chartex" xmlns:cx2="http://schemas.microsoft.com/office/drawing/2015/10/21/chartex" xmlns:cx3="http://schemas.microsoft.com/office/drawing/2016/5/9/chartex" xmlns:cx4="http://schemas.microsoft.com/office/drawing/2016/5/10/chartex" xmlns:cx5="http://schemas.microsoft.com/office/drawing/2016/5/11/chartex" xmlns:cx6="http://schemas.microsoft.com/office/drawing/2016/5/12/chartex" xmlns:cx7="http://schemas.microsoft.com/office/drawing/2016/5/13/chartex" xmlns:cx8="http://schemas.microsoft.com/office/drawing/2016/5/14/chartex" xmlns:mc="http://schemas.openxmlformats.org/markup-compatibility/2006" xmlns:aink="http://schemas.microsoft.com/office/drawing/2016/ink" xmlns:am3d="http://schemas.microsoft.com/office/drawing/2017/model3d" xmlns:o="urn:schemas-microsoft-com:office:office" xmlns:oel="http://schemas.microsoft.com/office/2019/extlst" xmlns:r="http://schemas.openxmlformats.org/officeDocument/2006/relationships" xmlns:m="http://schemas.openxmlformats.org/officeDocument/2006/math" xmlns:v="urn:schemas-microsoft-com:vml" xmlns:wp14="http://schemas.microsoft.com/office/word/2010/wordprocessingDrawing" xmlns:wp="http://schemas.openxmlformats.org/drawingml/2006/wordprocessingDrawing" xmlns:w10="urn:schemas-microsoft-com:office:word" xmlns:w="http://schemas.openxmlformats.org/wordprocessingml/2006/main" xmlns:w14="http://schemas.microsoft.com/office/word/2010/wordml" xmlns:w15="http://schemas.microsoft.com/office/word/2012/wordml" xmlns:w16cex="http://schemas.microsoft.com/office/word/2018/wordml/cex" xmlns:w16cid="http://schemas.microsoft.com/office/word/2016/wordml/cid" xmlns:w16="http://schemas.microsoft.com/office/word/2018/wordml" xmlns:w16sdtdh="http://schemas.microsoft.com/office/word/2020/wordml/sdtdatahash" xmlns:w16se="http://schemas.microsoft.com/office/word/2015/wordml/symex" xmlns:wpg="http://schemas.microsoft.com/office/word/2010/wordprocessingGroup" xmlns:wpi="http://schemas.microsoft.com/office/word/2010/wordprocessingInk" xmlns:wne="http://schemas.microsoft.com/office/word/2006/wordml" xmlns:wps="http://schemas.microsoft.com/office/word/2010/wordprocessingShape" mc:Ignorable="w14 w15 w16se w16cid w16 w16cex w16sdtdh wp14">
   <w:body>
     <w:tbl>
       <w:tblPr>
@@ -51,27 +51,11 @@
               <w:pStyle w:val="Heading2"/>
               <w:spacing w:before="0" w:after="0"/>
             </w:pPr>
-            <w:proofErr w:type="spellStart"/>
-            <w:ins w:id="0" w:author="Tam, Danny@Energy" w:date="2022-03-16T11:48:00Z">
-              <w:r>
-                <w:rPr>
-                  <w:rFonts w:asciiTheme="minorHAnsi" w:hAnsiTheme="minorHAnsi"/>
-                </w:rPr>
-                <w:t>so</w:t>
-              </w:r>
-            </w:ins>
-            <w:r>
-              <w:rPr>
-                <w:rFonts w:asciiTheme="minorHAnsi" w:hAnsiTheme="minorHAnsi"/>
-              </w:rPr>
-              <w:t>A</w:t>
-            </w:r>
-            <w:proofErr w:type="spellEnd"/>
-            <w:r>
-              <w:rPr>
-                <w:rFonts w:asciiTheme="minorHAnsi" w:hAnsiTheme="minorHAnsi"/>
-              </w:rPr>
-              <w:t xml:space="preserve">. </w:t>
+            <w:r>
+              <w:rPr>
+                <w:rFonts w:asciiTheme="minorHAnsi" w:hAnsiTheme="minorHAnsi"/>
+              </w:rPr>
+              <w:t xml:space="preserve">A. </w:t>
             </w:r>
             <w:r>
               <w:rPr>
@@ -4366,7 +4350,7 @@
       <w:tr>
         <w:trPr>
           <w:trHeight w:val="161"/>
-          <w:del w:id="1" w:author="Tam, Danny@Energy" w:date="2021-11-03T10:49:00Z"/>
+          <w:del w:id="0" w:author="Tam, Danny@Energy" w:date="2021-11-03T10:49:00Z"/>
         </w:trPr>
         <w:tc>
           <w:tcPr>
@@ -4378,11 +4362,11 @@
             <w:pPr>
               <w:pStyle w:val="Heading2"/>
               <w:rPr>
-                <w:del w:id="2" w:author="Tam, Danny@Energy" w:date="2021-11-03T10:49:00Z"/>
+                <w:del w:id="1" w:author="Tam, Danny@Energy" w:date="2021-11-03T10:49:00Z"/>
                 <w:b w:val="0"/>
               </w:rPr>
             </w:pPr>
-            <w:del w:id="3" w:author="Tam, Danny@Energy" w:date="2021-11-03T10:49:00Z">
+            <w:del w:id="2" w:author="Tam, Danny@Energy" w:date="2021-11-03T10:49:00Z">
               <w:r>
                 <w:rPr>
                   <w:rFonts w:asciiTheme="minorHAnsi" w:hAnsiTheme="minorHAnsi"/>
@@ -4414,7 +4398,7 @@
       <w:tr>
         <w:trPr>
           <w:trHeight w:val="70"/>
-          <w:del w:id="4" w:author="Tam, Danny@Energy" w:date="2021-11-03T10:49:00Z"/>
+          <w:del w:id="3" w:author="Tam, Danny@Energy" w:date="2021-11-03T10:49:00Z"/>
         </w:trPr>
         <w:tc>
           <w:tcPr>
@@ -4428,12 +4412,12 @@
               <w:spacing w:before="0" w:after="0"/>
               <w:ind w:left="1"/>
               <w:rPr>
-                <w:del w:id="5" w:author="Tam, Danny@Energy" w:date="2021-11-03T10:49:00Z"/>
+                <w:del w:id="4" w:author="Tam, Danny@Energy" w:date="2021-11-03T10:49:00Z"/>
                 <w:rFonts w:asciiTheme="minorHAnsi" w:hAnsiTheme="minorHAnsi"/>
                 <w:sz w:val="20"/>
               </w:rPr>
             </w:pPr>
-            <w:del w:id="6" w:author="Tam, Danny@Energy" w:date="2021-11-03T10:49:00Z">
+            <w:del w:id="5" w:author="Tam, Danny@Energy" w:date="2021-11-03T10:49:00Z">
               <w:r>
                 <w:rPr>
                   <w:rFonts w:asciiTheme="minorHAnsi" w:hAnsiTheme="minorHAnsi"/>
@@ -4456,7 +4440,7 @@
       <w:tr>
         <w:trPr>
           <w:trHeight w:val="275"/>
-          <w:del w:id="7" w:author="Tam, Danny@Energy" w:date="2021-11-03T10:49:00Z"/>
+          <w:del w:id="6" w:author="Tam, Danny@Energy" w:date="2021-11-03T10:49:00Z"/>
         </w:trPr>
         <w:tc>
           <w:tcPr>
@@ -4468,13 +4452,13 @@
               <w:pStyle w:val="BodyText2"/>
               <w:ind w:left="181" w:hanging="181"/>
               <w:rPr>
-                <w:del w:id="8" w:author="Tam, Danny@Energy" w:date="2021-11-03T10:49:00Z"/>
+                <w:del w:id="7" w:author="Tam, Danny@Energy" w:date="2021-11-03T10:49:00Z"/>
                 <w:rFonts w:asciiTheme="minorHAnsi" w:hAnsiTheme="minorHAnsi"/>
                 <w:b/>
                 <w:sz w:val="20"/>
               </w:rPr>
             </w:pPr>
-            <w:del w:id="9" w:author="Tam, Danny@Energy" w:date="2021-11-03T10:49:00Z">
+            <w:del w:id="8" w:author="Tam, Danny@Energy" w:date="2021-11-03T10:49:00Z">
               <w:r>
                 <w:rPr>
                   <w:rFonts w:asciiTheme="minorHAnsi" w:hAnsiTheme="minorHAnsi"/>
@@ -4495,7 +4479,7 @@
               <w:pStyle w:val="BodyText2"/>
               <w:ind w:left="1"/>
               <w:rPr>
-                <w:del w:id="10" w:author="Tam, Danny@Energy" w:date="2021-11-03T10:49:00Z"/>
+                <w:del w:id="9" w:author="Tam, Danny@Energy" w:date="2021-11-03T10:49:00Z"/>
                 <w:rFonts w:asciiTheme="minorHAnsi" w:hAnsiTheme="minorHAnsi"/>
                 <w:b/>
                 <w:sz w:val="20"/>
@@ -4512,7 +4496,7 @@
         </w:tblPrEx>
         <w:trPr>
           <w:trHeight w:val="70"/>
-          <w:del w:id="11" w:author="Tam, Danny@Energy" w:date="2021-11-03T10:49:00Z"/>
+          <w:del w:id="10" w:author="Tam, Danny@Energy" w:date="2021-11-03T10:49:00Z"/>
         </w:trPr>
         <w:tc>
           <w:tcPr>
@@ -4529,13 +4513,13 @@
             <w:pPr>
               <w:pStyle w:val="BodyText2"/>
               <w:rPr>
-                <w:del w:id="12" w:author="Tam, Danny@Energy" w:date="2021-11-03T10:49:00Z"/>
+                <w:del w:id="11" w:author="Tam, Danny@Energy" w:date="2021-11-03T10:49:00Z"/>
                 <w:rFonts w:asciiTheme="minorHAnsi" w:hAnsiTheme="minorHAnsi"/>
                 <w:b/>
                 <w:sz w:val="20"/>
               </w:rPr>
             </w:pPr>
-            <w:del w:id="13" w:author="Tam, Danny@Energy" w:date="2021-11-03T10:49:00Z">
+            <w:del w:id="12" w:author="Tam, Danny@Energy" w:date="2021-11-03T10:49:00Z">
               <w:r>
                 <w:rPr>
                   <w:rFonts w:asciiTheme="minorHAnsi" w:hAnsiTheme="minorHAnsi"/>
@@ -4564,7 +4548,7 @@
         </w:tblPrEx>
         <w:trPr>
           <w:trHeight w:val="296"/>
-          <w:del w:id="14" w:author="Tam, Danny@Energy" w:date="2021-11-03T10:49:00Z"/>
+          <w:del w:id="13" w:author="Tam, Danny@Energy" w:date="2021-11-03T10:49:00Z"/>
         </w:trPr>
         <w:tc>
           <w:tcPr>
@@ -4581,12 +4565,12 @@
             <w:pPr>
               <w:pStyle w:val="BodyText2"/>
               <w:rPr>
-                <w:del w:id="15" w:author="Tam, Danny@Energy" w:date="2021-11-03T10:49:00Z"/>
+                <w:del w:id="14" w:author="Tam, Danny@Energy" w:date="2021-11-03T10:49:00Z"/>
                 <w:rFonts w:ascii="Calibri" w:hAnsi="Calibri" w:cs="Calibri"/>
                 <w:b/>
               </w:rPr>
             </w:pPr>
-            <w:del w:id="16" w:author="Tam, Danny@Energy" w:date="2021-11-03T10:49:00Z">
+            <w:del w:id="15" w:author="Tam, Danny@Energy" w:date="2021-11-03T10:49:00Z">
               <w:r>
                 <w:rPr>
                   <w:rFonts w:asciiTheme="minorHAnsi" w:hAnsiTheme="minorHAnsi"/>
@@ -4627,7 +4611,7 @@
         </w:tblPrEx>
         <w:trPr>
           <w:trHeight w:val="296"/>
-          <w:del w:id="17" w:author="Tam, Danny@Energy" w:date="2021-11-03T10:49:00Z"/>
+          <w:del w:id="16" w:author="Tam, Danny@Energy" w:date="2021-11-03T10:49:00Z"/>
         </w:trPr>
         <w:tc>
           <w:tcPr>
@@ -4645,12 +4629,12 @@
             <w:pPr>
               <w:pStyle w:val="BodyText2"/>
               <w:rPr>
-                <w:del w:id="18" w:author="Tam, Danny@Energy" w:date="2021-11-03T10:49:00Z"/>
+                <w:del w:id="17" w:author="Tam, Danny@Energy" w:date="2021-11-03T10:49:00Z"/>
                 <w:rFonts w:asciiTheme="minorHAnsi" w:hAnsiTheme="minorHAnsi"/>
                 <w:b/>
               </w:rPr>
             </w:pPr>
-            <w:del w:id="19" w:author="Tam, Danny@Energy" w:date="2021-11-03T10:49:00Z">
+            <w:del w:id="18" w:author="Tam, Danny@Energy" w:date="2021-11-03T10:49:00Z">
               <w:r>
                 <w:rPr>
                   <w:rFonts w:asciiTheme="minorHAnsi" w:hAnsiTheme="minorHAnsi"/>
@@ -4723,7 +4707,7 @@
                 <w:szCs w:val="18"/>
               </w:rPr>
             </w:pPr>
-            <w:del w:id="20" w:author="Tam, Danny@Energy" w:date="2021-11-03T10:49:00Z">
+            <w:del w:id="19" w:author="Tam, Danny@Energy" w:date="2021-11-03T10:49:00Z">
               <w:r>
                 <w:rPr>
                   <w:rFonts w:asciiTheme="minorHAnsi" w:hAnsiTheme="minorHAnsi"/>
@@ -4731,7 +4715,7 @@
                 <w:delText>E</w:delText>
               </w:r>
             </w:del>
-            <w:ins w:id="21" w:author="Tam, Danny@Energy" w:date="2021-11-03T10:49:00Z">
+            <w:ins w:id="20" w:author="Tam, Danny@Energy" w:date="2021-11-03T10:49:00Z">
               <w:r>
                 <w:rPr>
                   <w:rFonts w:asciiTheme="minorHAnsi" w:hAnsiTheme="minorHAnsi"/>
@@ -4813,7 +4797,7 @@
               </w:rPr>
               <w:t xml:space="preserve">The installer shall provide documentation that demonstrates the shading condition of the actual installation of the PV module is consistent with the </w:t>
             </w:r>
-            <w:del w:id="22" w:author="Tam, Danny@Energy" w:date="2021-11-03T10:50:00Z">
+            <w:del w:id="21" w:author="Tam, Danny@Energy" w:date="2021-11-03T10:50:00Z">
               <w:r>
                 <w:rPr>
                   <w:rFonts w:asciiTheme="minorHAnsi" w:hAnsiTheme="minorHAnsi"/>
@@ -4823,7 +4807,7 @@
                 <w:delText>shading requirement</w:delText>
               </w:r>
             </w:del>
-            <w:ins w:id="23" w:author="Tam, Danny@Energy" w:date="2021-11-03T10:50:00Z">
+            <w:ins w:id="22" w:author="Tam, Danny@Energy" w:date="2021-11-03T10:50:00Z">
               <w:r>
                 <w:rPr>
                   <w:rFonts w:asciiTheme="minorHAnsi" w:hAnsiTheme="minorHAnsi"/>
@@ -4841,7 +4825,7 @@
               </w:rPr>
               <w:t xml:space="preserve"> in Table </w:t>
             </w:r>
-            <w:del w:id="24" w:author="Tam, Danny@Energy" w:date="2021-11-03T10:50:00Z">
+            <w:del w:id="23" w:author="Tam, Danny@Energy" w:date="2021-11-03T10:50:00Z">
               <w:r>
                 <w:rPr>
                   <w:rFonts w:asciiTheme="minorHAnsi" w:hAnsiTheme="minorHAnsi"/>
@@ -4851,7 +4835,7 @@
                 <w:delText>D</w:delText>
               </w:r>
             </w:del>
-            <w:ins w:id="25" w:author="Tam, Danny@Energy" w:date="2021-11-03T10:50:00Z">
+            <w:ins w:id="24" w:author="Tam, Danny@Energy" w:date="2021-11-03T10:50:00Z">
               <w:r>
                 <w:rPr>
                   <w:rFonts w:asciiTheme="minorHAnsi" w:hAnsiTheme="minorHAnsi"/>
@@ -4995,13 +4979,23 @@
                 <w:rFonts w:asciiTheme="minorHAnsi" w:hAnsiTheme="minorHAnsi"/>
               </w:rPr>
             </w:pPr>
-            <w:r>
-              <w:rPr>
-                <w:rFonts w:asciiTheme="minorHAnsi" w:hAnsiTheme="minorHAnsi"/>
-              </w:rPr>
-              <w:lastRenderedPageBreak/>
-              <w:t>F</w:t>
-            </w:r>
+            <w:del w:id="25" w:author="Alhabibi, Haider@Energy" w:date="2022-08-16T13:28:00Z">
+              <w:r>
+                <w:rPr>
+                  <w:rFonts w:asciiTheme="minorHAnsi" w:hAnsiTheme="minorHAnsi"/>
+                </w:rPr>
+                <w:lastRenderedPageBreak/>
+                <w:delText>F</w:delText>
+              </w:r>
+            </w:del>
+            <w:ins w:id="26" w:author="Alhabibi, Haider@Energy" w:date="2022-08-16T13:28:00Z">
+              <w:r>
+                <w:rPr>
+                  <w:rFonts w:asciiTheme="minorHAnsi" w:hAnsiTheme="minorHAnsi"/>
+                </w:rPr>
+                <w:t>E</w:t>
+              </w:r>
+            </w:ins>
             <w:r>
               <w:rPr>
                 <w:rFonts w:asciiTheme="minorHAnsi" w:hAnsiTheme="minorHAnsi"/>
@@ -5057,25 +5051,7 @@
                 <w:sz w:val="18"/>
                 <w:szCs w:val="18"/>
               </w:rPr>
-              <w:t xml:space="preserve">m must have a working </w:t>
-            </w:r>
-            <w:proofErr w:type="gramStart"/>
-            <w:r>
-              <w:rPr>
-                <w:rFonts w:asciiTheme="minorHAnsi" w:hAnsiTheme="minorHAnsi"/>
-                <w:sz w:val="18"/>
-                <w:szCs w:val="18"/>
-              </w:rPr>
-              <w:t>web based</w:t>
-            </w:r>
-            <w:proofErr w:type="gramEnd"/>
-            <w:r>
-              <w:rPr>
-                <w:rFonts w:asciiTheme="minorHAnsi" w:hAnsiTheme="minorHAnsi"/>
-                <w:sz w:val="18"/>
-                <w:szCs w:val="18"/>
-              </w:rPr>
-              <w:t xml:space="preserve"> portal and a mobile device application provide access to the following information</w:t>
+              <w:t>m must have a working web based portal and a mobile device application provide access to the following information</w:t>
             </w:r>
           </w:p>
         </w:tc>
@@ -5268,25 +5244,7 @@
                 <w:sz w:val="20"/>
                 <w:szCs w:val="18"/>
               </w:rPr>
-              <w:t xml:space="preserve">Hourly (or 15 min), daily, </w:t>
-            </w:r>
-            <w:proofErr w:type="gramStart"/>
-            <w:r>
-              <w:rPr>
-                <w:rFonts w:asciiTheme="minorHAnsi" w:hAnsiTheme="minorHAnsi"/>
-                <w:sz w:val="20"/>
-                <w:szCs w:val="18"/>
-              </w:rPr>
-              <w:t>monthly</w:t>
-            </w:r>
-            <w:proofErr w:type="gramEnd"/>
-            <w:r>
-              <w:rPr>
-                <w:rFonts w:asciiTheme="minorHAnsi" w:hAnsiTheme="minorHAnsi"/>
-                <w:sz w:val="20"/>
-                <w:szCs w:val="18"/>
-              </w:rPr>
-              <w:t xml:space="preserve"> and annual kWh production in numeric and graphic format</w:t>
+              <w:t>Hourly (or 15 min), daily, monthly and annual kWh production in numeric and graphic format</w:t>
             </w:r>
           </w:p>
         </w:tc>
@@ -5576,12 +5534,22 @@
                 <w:rFonts w:asciiTheme="minorHAnsi" w:hAnsiTheme="minorHAnsi"/>
               </w:rPr>
             </w:pPr>
-            <w:r>
-              <w:rPr>
-                <w:rFonts w:asciiTheme="minorHAnsi" w:hAnsiTheme="minorHAnsi"/>
-              </w:rPr>
-              <w:t>G</w:t>
-            </w:r>
+            <w:del w:id="27" w:author="Alhabibi, Haider@Energy" w:date="2022-08-16T13:28:00Z">
+              <w:r>
+                <w:rPr>
+                  <w:rFonts w:asciiTheme="minorHAnsi" w:hAnsiTheme="minorHAnsi"/>
+                </w:rPr>
+                <w:delText>G</w:delText>
+              </w:r>
+            </w:del>
+            <w:ins w:id="28" w:author="Alhabibi, Haider@Energy" w:date="2022-08-16T13:28:00Z">
+              <w:r>
+                <w:rPr>
+                  <w:rFonts w:asciiTheme="minorHAnsi" w:hAnsiTheme="minorHAnsi"/>
+                </w:rPr>
+                <w:t>F</w:t>
+              </w:r>
+            </w:ins>
             <w:r>
               <w:rPr>
                 <w:rFonts w:asciiTheme="minorHAnsi" w:hAnsiTheme="minorHAnsi"/>
@@ -6121,12 +6089,22 @@
               <w:pStyle w:val="Heading2"/>
               <w:spacing w:before="0" w:after="0"/>
             </w:pPr>
-            <w:r>
-              <w:rPr>
-                <w:rFonts w:asciiTheme="minorHAnsi" w:hAnsiTheme="minorHAnsi"/>
-              </w:rPr>
-              <w:t>H</w:t>
-            </w:r>
+            <w:del w:id="29" w:author="Alhabibi, Haider@Energy" w:date="2022-08-16T13:28:00Z">
+              <w:r>
+                <w:rPr>
+                  <w:rFonts w:asciiTheme="minorHAnsi" w:hAnsiTheme="minorHAnsi"/>
+                </w:rPr>
+                <w:delText>H</w:delText>
+              </w:r>
+            </w:del>
+            <w:ins w:id="30" w:author="Alhabibi, Haider@Energy" w:date="2022-08-16T13:28:00Z">
+              <w:r>
+                <w:rPr>
+                  <w:rFonts w:asciiTheme="minorHAnsi" w:hAnsiTheme="minorHAnsi"/>
+                </w:rPr>
+                <w:t>G</w:t>
+              </w:r>
+            </w:ins>
             <w:r>
               <w:rPr>
                 <w:rFonts w:asciiTheme="minorHAnsi" w:hAnsiTheme="minorHAnsi"/>
@@ -6222,7 +6200,6 @@
       <w:tr>
         <w:trPr>
           <w:trHeight w:val="144"/>
-          <w:ins w:id="26" w:author="Tam, Danny@Energy" w:date="2022-02-17T09:37:00Z"/>
         </w:trPr>
         <w:tc>
           <w:tcPr>
@@ -6241,115 +6218,19 @@
               <w:spacing w:before="0" w:after="0"/>
               <w:jc w:val="center"/>
               <w:rPr>
-                <w:ins w:id="27" w:author="Tam, Danny@Energy" w:date="2022-02-17T09:37:00Z"/>
-                <w:rFonts w:asciiTheme="minorHAnsi" w:hAnsiTheme="minorHAnsi"/>
-                <w:sz w:val="18"/>
-                <w:szCs w:val="18"/>
-              </w:rPr>
-            </w:pPr>
-            <w:ins w:id="28" w:author="Tam, Danny@Energy" w:date="2022-02-17T09:37:00Z">
-              <w:r>
-                <w:rPr>
-                  <w:rFonts w:asciiTheme="minorHAnsi" w:hAnsiTheme="minorHAnsi"/>
-                  <w:sz w:val="18"/>
-                  <w:szCs w:val="18"/>
-                </w:rPr>
-                <w:t>02</w:t>
-              </w:r>
-            </w:ins>
-          </w:p>
-        </w:tc>
-        <w:tc>
-          <w:tcPr>
-            <w:tcW w:w="2079" w:type="dxa"/>
-            <w:vAlign w:val="center"/>
-          </w:tcPr>
-          <w:p>
-            <w:pPr>
-              <w:pStyle w:val="Default"/>
-              <w:rPr>
-                <w:ins w:id="29" w:author="Tam, Danny@Energy" w:date="2022-02-17T09:37:00Z"/>
-                <w:rFonts w:asciiTheme="minorHAnsi" w:hAnsiTheme="minorHAnsi"/>
-                <w:sz w:val="20"/>
-                <w:szCs w:val="18"/>
-              </w:rPr>
-            </w:pPr>
-            <w:ins w:id="30" w:author="Tam, Danny@Energy" w:date="2022-02-17T09:37:00Z">
-              <w:r>
-                <w:rPr>
-                  <w:rFonts w:asciiTheme="minorHAnsi" w:hAnsiTheme="minorHAnsi"/>
-                  <w:sz w:val="20"/>
-                  <w:szCs w:val="18"/>
-                </w:rPr>
-                <w:t>Standard Design kW</w:t>
-              </w:r>
-            </w:ins>
-          </w:p>
-        </w:tc>
-        <w:tc>
-          <w:tcPr>
-            <w:tcW w:w="8089" w:type="dxa"/>
-            <w:vAlign w:val="center"/>
-          </w:tcPr>
-          <w:p>
-            <w:pPr>
-              <w:pStyle w:val="Default"/>
-              <w:rPr>
-                <w:ins w:id="31" w:author="Tam, Danny@Energy" w:date="2022-02-17T09:37:00Z"/>
-                <w:rFonts w:asciiTheme="minorHAnsi" w:hAnsiTheme="minorHAnsi"/>
-                <w:sz w:val="20"/>
-                <w:szCs w:val="18"/>
-              </w:rPr>
-            </w:pPr>
-          </w:p>
-        </w:tc>
-      </w:tr>
-      <w:tr>
-        <w:trPr>
-          <w:trHeight w:val="144"/>
-        </w:trPr>
-        <w:tc>
-          <w:tcPr>
-            <w:tcW w:w="622" w:type="dxa"/>
-            <w:tcMar>
-              <w:top w:w="29" w:type="dxa"/>
-              <w:left w:w="115" w:type="dxa"/>
-              <w:bottom w:w="29" w:type="dxa"/>
-              <w:right w:w="115" w:type="dxa"/>
-            </w:tcMar>
-            <w:vAlign w:val="center"/>
-          </w:tcPr>
-          <w:p>
-            <w:pPr>
-              <w:pStyle w:val="BodyText2"/>
-              <w:spacing w:before="0" w:after="0"/>
-              <w:jc w:val="center"/>
-              <w:rPr>
-                <w:rFonts w:asciiTheme="minorHAnsi" w:hAnsiTheme="minorHAnsi"/>
-                <w:sz w:val="18"/>
-                <w:szCs w:val="18"/>
-              </w:rPr>
-            </w:pPr>
-            <w:del w:id="32" w:author="Tam, Danny@Energy" w:date="2022-02-17T09:37:00Z">
-              <w:r>
-                <w:rPr>
-                  <w:rFonts w:asciiTheme="minorHAnsi" w:hAnsiTheme="minorHAnsi"/>
-                  <w:sz w:val="18"/>
-                  <w:szCs w:val="18"/>
-                </w:rPr>
-                <w:delText>02</w:delText>
-              </w:r>
-            </w:del>
-            <w:ins w:id="33" w:author="Tam, Danny@Energy" w:date="2022-02-17T09:37:00Z">
-              <w:r>
-                <w:rPr>
-                  <w:rFonts w:asciiTheme="minorHAnsi" w:hAnsiTheme="minorHAnsi"/>
-                  <w:sz w:val="18"/>
-                  <w:szCs w:val="18"/>
-                </w:rPr>
-                <w:t>03</w:t>
-              </w:r>
-            </w:ins>
+                <w:rFonts w:asciiTheme="minorHAnsi" w:hAnsiTheme="minorHAnsi"/>
+                <w:sz w:val="18"/>
+                <w:szCs w:val="18"/>
+              </w:rPr>
+            </w:pPr>
+            <w:r>
+              <w:rPr>
+                <w:rFonts w:asciiTheme="minorHAnsi" w:hAnsiTheme="minorHAnsi"/>
+                <w:sz w:val="18"/>
+                <w:szCs w:val="18"/>
+              </w:rPr>
+              <w:t>02</w:t>
+            </w:r>
           </w:p>
         </w:tc>
         <w:tc>
@@ -6496,14 +6377,26 @@
                 <w:szCs w:val="18"/>
               </w:rPr>
             </w:pPr>
-            <w:r>
-              <w:rPr>
-                <w:rFonts w:asciiTheme="minorHAnsi" w:eastAsia="Calibri" w:hAnsiTheme="minorHAnsi"/>
-                <w:b/>
-                <w:szCs w:val="18"/>
-              </w:rPr>
-              <w:t>I</w:t>
-            </w:r>
+            <w:del w:id="31" w:author="Alhabibi, Haider@Energy" w:date="2022-08-16T13:29:00Z">
+              <w:r>
+                <w:rPr>
+                  <w:rFonts w:asciiTheme="minorHAnsi" w:eastAsia="Calibri" w:hAnsiTheme="minorHAnsi"/>
+                  <w:b/>
+                  <w:szCs w:val="18"/>
+                </w:rPr>
+                <w:delText>I</w:delText>
+              </w:r>
+            </w:del>
+            <w:ins w:id="32" w:author="Alhabibi, Haider@Energy" w:date="2022-08-16T13:29:00Z">
+              <w:r>
+                <w:rPr>
+                  <w:rFonts w:asciiTheme="minorHAnsi" w:eastAsia="Calibri" w:hAnsiTheme="minorHAnsi"/>
+                  <w:b/>
+                  <w:szCs w:val="18"/>
+                </w:rPr>
+                <w:t>H</w:t>
+              </w:r>
+            </w:ins>
             <w:r>
               <w:rPr>
                 <w:rFonts w:asciiTheme="minorHAnsi" w:eastAsia="Calibri" w:hAnsiTheme="minorHAnsi"/>
@@ -6774,7 +6667,6 @@
                 <w:sz w:val="14"/>
                 <w:szCs w:val="14"/>
               </w:rPr>
-              <w:lastRenderedPageBreak/>
               <w:t>Company</w:t>
             </w:r>
             <w:r>
@@ -6840,6 +6732,7 @@
                 <w:sz w:val="14"/>
                 <w:szCs w:val="14"/>
               </w:rPr>
+              <w:lastRenderedPageBreak/>
               <w:t>Address:</w:t>
             </w:r>
           </w:p>
@@ -7282,25 +7175,7 @@
                 <w:sz w:val="18"/>
                 <w:szCs w:val="18"/>
               </w:rPr>
-              <w:t xml:space="preserve"> </w:t>
-            </w:r>
-            <w:proofErr w:type="gramStart"/>
-            <w:r>
-              <w:rPr>
-                <w:rFonts w:ascii="Calibri" w:hAnsi="Calibri" w:cs="Arial"/>
-                <w:sz w:val="18"/>
-                <w:szCs w:val="18"/>
-              </w:rPr>
-              <w:t>1</w:t>
-            </w:r>
-            <w:proofErr w:type="gramEnd"/>
-            <w:r>
-              <w:rPr>
-                <w:rFonts w:ascii="Calibri" w:hAnsi="Calibri" w:cs="Arial"/>
-                <w:sz w:val="18"/>
-                <w:szCs w:val="18"/>
-              </w:rPr>
-              <w:t xml:space="preserve"> and </w:t>
+              <w:t xml:space="preserve"> 1 and </w:t>
             </w:r>
             <w:r>
               <w:rPr>
@@ -7368,23 +7243,13 @@
               </w:rPr>
               <w:t xml:space="preserve"> design </w:t>
             </w:r>
-            <w:proofErr w:type="gramStart"/>
             <w:r>
               <w:rPr>
                 <w:rFonts w:ascii="Calibri" w:hAnsi="Calibri" w:cs="Arial"/>
                 <w:sz w:val="18"/>
                 <w:szCs w:val="18"/>
               </w:rPr>
-              <w:t>features</w:t>
-            </w:r>
-            <w:proofErr w:type="gramEnd"/>
-            <w:r>
-              <w:rPr>
-                <w:rFonts w:ascii="Calibri" w:hAnsi="Calibri" w:cs="Arial"/>
-                <w:sz w:val="18"/>
-                <w:szCs w:val="18"/>
-              </w:rPr>
-              <w:t xml:space="preserve"> </w:t>
+              <w:t xml:space="preserve">features </w:t>
             </w:r>
             <w:r>
               <w:rPr>
@@ -7450,25 +7315,7 @@
                 <w:sz w:val="18"/>
                 <w:szCs w:val="18"/>
               </w:rPr>
-              <w:t xml:space="preserve">I will ensure that a registered copy of this Certificate of Compliance shall be made available with the building permit(s) issued for the </w:t>
-            </w:r>
-            <w:proofErr w:type="gramStart"/>
-            <w:r>
-              <w:rPr>
-                <w:rFonts w:ascii="Calibri" w:hAnsi="Calibri"/>
-                <w:sz w:val="18"/>
-                <w:szCs w:val="18"/>
-              </w:rPr>
-              <w:t>building, and</w:t>
-            </w:r>
-            <w:proofErr w:type="gramEnd"/>
-            <w:r>
-              <w:rPr>
-                <w:rFonts w:ascii="Calibri" w:hAnsi="Calibri"/>
-                <w:sz w:val="18"/>
-                <w:szCs w:val="18"/>
-              </w:rPr>
-              <w:t xml:space="preserve"> made available to the enforcement agency for all applicable inspections. I understand that a </w:t>
+              <w:t xml:space="preserve">I will ensure that a registered copy of this Certificate of Compliance shall be made available with the building permit(s) issued for the building, and made available to the enforcement agency for all applicable inspections. I understand that a </w:t>
             </w:r>
             <w:r>
               <w:rPr>
@@ -8461,16 +8308,8 @@
         <w:rPr>
           <w:rFonts w:asciiTheme="minorHAnsi" w:hAnsiTheme="minorHAnsi"/>
         </w:rPr>
-        <w:t xml:space="preserve">DC System Size – Enter the </w:t>
+        <w:t>DC System Size – Enter the kWdc</w:t>
       </w:r>
-      <w:proofErr w:type="spellStart"/>
-      <w:r>
-        <w:rPr>
-          <w:rFonts w:asciiTheme="minorHAnsi" w:hAnsiTheme="minorHAnsi"/>
-        </w:rPr>
-        <w:t>kWdc</w:t>
-      </w:r>
-      <w:proofErr w:type="spellEnd"/>
       <w:r>
         <w:rPr>
           <w:rFonts w:asciiTheme="minorHAnsi" w:hAnsiTheme="minorHAnsi"/>
@@ -8974,12 +8813,12 @@
         <w:ind w:left="270"/>
         <w:contextualSpacing/>
         <w:rPr>
-          <w:del w:id="47" w:author="Tam, Danny@Energy" w:date="2021-11-03T10:50:00Z"/>
+          <w:del w:id="43" w:author="Tam, Danny@Energy" w:date="2021-11-03T10:50:00Z"/>
           <w:rFonts w:asciiTheme="minorHAnsi" w:hAnsiTheme="minorHAnsi"/>
           <w:b/>
         </w:rPr>
       </w:pPr>
-      <w:del w:id="48" w:author="Tam, Danny@Energy" w:date="2021-11-03T10:50:00Z">
+      <w:del w:id="44" w:author="Tam, Danny@Energy" w:date="2021-11-03T10:50:00Z">
         <w:r>
           <w:rPr>
             <w:rFonts w:asciiTheme="minorHAnsi" w:hAnsiTheme="minorHAnsi"/>
@@ -9015,11 +8854,11 @@
         <w:suppressAutoHyphens/>
         <w:ind w:left="270" w:hanging="360"/>
         <w:rPr>
-          <w:del w:id="49" w:author="Tam, Danny@Energy" w:date="2021-11-03T10:50:00Z"/>
+          <w:del w:id="45" w:author="Tam, Danny@Energy" w:date="2021-11-03T10:50:00Z"/>
           <w:rFonts w:asciiTheme="minorHAnsi" w:hAnsiTheme="minorHAnsi"/>
         </w:rPr>
       </w:pPr>
-      <w:del w:id="50" w:author="Tam, Danny@Energy" w:date="2021-11-03T10:50:00Z">
+      <w:del w:id="46" w:author="Tam, Danny@Energy" w:date="2021-11-03T10:50:00Z">
         <w:r>
           <w:rPr>
             <w:rFonts w:asciiTheme="minorHAnsi" w:hAnsiTheme="minorHAnsi"/>
@@ -10120,7 +9959,7 @@
               </w:rPr>
               <w:t xml:space="preserve">No PV – </w:t>
             </w:r>
-            <w:del w:id="55" w:author="Tam, Danny@Energy" w:date="2021-11-03T10:42:00Z">
+            <w:del w:id="51" w:author="Tam, Danny@Energy" w:date="2021-11-03T10:42:00Z">
               <w:r>
                 <w:rPr>
                   <w:rFonts w:asciiTheme="minorHAnsi" w:hAnsiTheme="minorHAnsi"/>
@@ -10130,7 +9969,7 @@
                 <w:delText>limited solar access</w:delText>
               </w:r>
             </w:del>
-            <w:ins w:id="56" w:author="Tam, Danny@Energy" w:date="2021-11-03T10:42:00Z">
+            <w:ins w:id="52" w:author="Tam, Danny@Energy" w:date="2021-11-03T10:42:00Z">
               <w:r>
                 <w:rPr>
                   <w:rFonts w:asciiTheme="minorHAnsi" w:hAnsiTheme="minorHAnsi"/>
@@ -10159,7 +9998,7 @@
                 <w:szCs w:val="18"/>
               </w:rPr>
             </w:pPr>
-            <w:del w:id="57" w:author="Tam, Danny@Energy" w:date="2021-11-03T10:42:00Z">
+            <w:del w:id="53" w:author="Tam, Danny@Energy" w:date="2021-11-03T10:42:00Z">
               <w:r>
                 <w:rPr>
                   <w:rFonts w:asciiTheme="minorHAnsi" w:hAnsiTheme="minorHAnsi"/>
@@ -10169,7 +10008,7 @@
                 <w:delText>CZ15 reduced PV size</w:delText>
               </w:r>
             </w:del>
-            <w:ins w:id="58" w:author="Tam, Danny@Energy" w:date="2021-11-03T10:42:00Z">
+            <w:ins w:id="54" w:author="Tam, Danny@Energy" w:date="2021-11-03T10:42:00Z">
               <w:r>
                 <w:rPr>
                   <w:rFonts w:asciiTheme="minorHAnsi" w:hAnsiTheme="minorHAnsi"/>
@@ -10179,7 +10018,7 @@
                 <w:t xml:space="preserve">No PV </w:t>
               </w:r>
             </w:ins>
-            <w:ins w:id="59" w:author="Tam, Danny@Energy" w:date="2021-11-03T10:43:00Z">
+            <w:ins w:id="55" w:author="Tam, Danny@Energy" w:date="2021-11-03T10:43:00Z">
               <w:r>
                 <w:rPr>
                   <w:rFonts w:asciiTheme="minorHAnsi" w:hAnsiTheme="minorHAnsi"/>
@@ -10189,7 +10028,7 @@
                 <w:t>–</w:t>
               </w:r>
             </w:ins>
-            <w:ins w:id="60" w:author="Tam, Danny@Energy" w:date="2021-11-03T10:42:00Z">
+            <w:ins w:id="56" w:author="Tam, Danny@Energy" w:date="2021-11-03T10:42:00Z">
               <w:r>
                 <w:rPr>
                   <w:rFonts w:asciiTheme="minorHAnsi" w:hAnsiTheme="minorHAnsi"/>
@@ -10199,39 +10038,29 @@
                 <w:t xml:space="preserve"> </w:t>
               </w:r>
             </w:ins>
-            <w:ins w:id="61" w:author="Tam, Danny@Energy" w:date="2021-11-03T10:43:00Z">
+            <w:ins w:id="57" w:author="Tam, Danny@Energy" w:date="2021-11-03T10:43:00Z">
               <w:r>
                 <w:rPr>
                   <w:rFonts w:asciiTheme="minorHAnsi" w:hAnsiTheme="minorHAnsi"/>
                   <w:sz w:val="18"/>
                   <w:szCs w:val="18"/>
                 </w:rPr>
-                <w:t xml:space="preserve">required PV less than 1.8 </w:t>
-              </w:r>
-              <w:proofErr w:type="spellStart"/>
-              <w:r>
-                <w:rPr>
-                  <w:rFonts w:asciiTheme="minorHAnsi" w:hAnsiTheme="minorHAnsi"/>
-                  <w:sz w:val="18"/>
-                  <w:szCs w:val="18"/>
-                </w:rPr>
-                <w:t>kWdc</w:t>
+                <w:t>required PV less than 1.8 kWdc</w:t>
               </w:r>
             </w:ins>
-            <w:proofErr w:type="spellEnd"/>
           </w:p>
           <w:p>
             <w:pPr>
               <w:pStyle w:val="BodyText2"/>
               <w:spacing w:before="0" w:after="0"/>
               <w:rPr>
-                <w:del w:id="62" w:author="Tam, Danny@Energy" w:date="2021-11-03T10:43:00Z"/>
-                <w:rFonts w:asciiTheme="minorHAnsi" w:hAnsiTheme="minorHAnsi"/>
-                <w:sz w:val="18"/>
-                <w:szCs w:val="18"/>
-              </w:rPr>
-            </w:pPr>
-            <w:del w:id="63" w:author="Tam, Danny@Energy" w:date="2021-11-03T10:43:00Z">
+                <w:del w:id="58" w:author="Tam, Danny@Energy" w:date="2021-11-03T10:43:00Z"/>
+                <w:rFonts w:asciiTheme="minorHAnsi" w:hAnsiTheme="minorHAnsi"/>
+                <w:sz w:val="18"/>
+                <w:szCs w:val="18"/>
+              </w:rPr>
+            </w:pPr>
+            <w:del w:id="59" w:author="Tam, Danny@Energy" w:date="2021-11-03T10:43:00Z">
               <w:r>
                 <w:rPr>
                   <w:rFonts w:asciiTheme="minorHAnsi" w:hAnsiTheme="minorHAnsi"/>
@@ -10247,13 +10076,13 @@
               <w:pStyle w:val="BodyText2"/>
               <w:spacing w:before="0" w:after="0"/>
               <w:rPr>
-                <w:del w:id="64" w:author="Tam, Danny@Energy" w:date="2021-11-03T10:43:00Z"/>
-                <w:rFonts w:asciiTheme="minorHAnsi" w:hAnsiTheme="minorHAnsi"/>
-                <w:sz w:val="18"/>
-                <w:szCs w:val="18"/>
-              </w:rPr>
-            </w:pPr>
-            <w:del w:id="65" w:author="Tam, Danny@Energy" w:date="2021-11-03T10:43:00Z">
+                <w:del w:id="60" w:author="Tam, Danny@Energy" w:date="2021-11-03T10:43:00Z"/>
+                <w:rFonts w:asciiTheme="minorHAnsi" w:hAnsiTheme="minorHAnsi"/>
+                <w:sz w:val="18"/>
+                <w:szCs w:val="18"/>
+              </w:rPr>
+            </w:pPr>
+            <w:del w:id="61" w:author="Tam, Danny@Energy" w:date="2021-11-03T10:43:00Z">
               <w:r>
                 <w:rPr>
                   <w:rFonts w:asciiTheme="minorHAnsi" w:hAnsiTheme="minorHAnsi"/>
@@ -10482,25 +10311,7 @@
                 <w:sz w:val="18"/>
                 <w:szCs w:val="18"/>
               </w:rPr>
-              <w:t>; allow NA</w:t>
-            </w:r>
-            <w:ins w:id="66" w:author="Tam, Danny@Energy" w:date="2022-02-17T09:36:00Z">
-              <w:r>
-                <w:rPr>
-                  <w:rFonts w:asciiTheme="minorHAnsi" w:hAnsiTheme="minorHAnsi"/>
-                  <w:sz w:val="18"/>
-                  <w:szCs w:val="18"/>
-                </w:rPr>
-                <w:t xml:space="preserve"> or user input “Opt-out”</w:t>
-              </w:r>
-            </w:ins>
-            <w:r>
-              <w:rPr>
-                <w:rFonts w:asciiTheme="minorHAnsi" w:hAnsiTheme="minorHAnsi"/>
-                <w:sz w:val="18"/>
-                <w:szCs w:val="18"/>
-              </w:rPr>
-              <w:t>&gt;&gt;</w:t>
+              <w:t>; allow NA&gt;&gt;</w:t>
             </w:r>
           </w:p>
         </w:tc>
@@ -11913,45 +11724,25 @@
                 <w:sz w:val="14"/>
                 <w:szCs w:val="14"/>
               </w:rPr>
-              <w:t xml:space="preserve">&lt;&lt;if performance, then value = </w:t>
-            </w:r>
-            <w:proofErr w:type="gramStart"/>
-            <w:r>
-              <w:rPr>
-                <w:rFonts w:ascii="Calibri" w:hAnsi="Calibri"/>
-                <w:sz w:val="14"/>
-                <w:szCs w:val="14"/>
-              </w:rPr>
-              <w:t>B02;</w:t>
-            </w:r>
-            <w:proofErr w:type="gramEnd"/>
-          </w:p>
-          <w:p>
-            <w:pPr>
-              <w:rPr>
-                <w:rFonts w:ascii="Calibri" w:hAnsi="Calibri"/>
-                <w:sz w:val="14"/>
-                <w:szCs w:val="14"/>
-              </w:rPr>
-            </w:pPr>
-            <w:r>
-              <w:rPr>
-                <w:rFonts w:ascii="Calibri" w:hAnsi="Calibri"/>
-                <w:sz w:val="14"/>
-                <w:szCs w:val="14"/>
-              </w:rPr>
-              <w:t xml:space="preserve">Elseif prescriptive and A05 = NA, then autofill from </w:t>
-            </w:r>
-            <w:proofErr w:type="gramStart"/>
-            <w:r>
-              <w:rPr>
-                <w:rFonts w:ascii="Calibri" w:hAnsi="Calibri"/>
-                <w:sz w:val="14"/>
-                <w:szCs w:val="14"/>
-              </w:rPr>
-              <w:t>B02;</w:t>
-            </w:r>
-            <w:proofErr w:type="gramEnd"/>
+              <w:t>&lt;&lt;if performance, then value = B02;</w:t>
+            </w:r>
+          </w:p>
+          <w:p>
+            <w:pPr>
+              <w:rPr>
+                <w:rFonts w:ascii="Calibri" w:hAnsi="Calibri"/>
+                <w:sz w:val="14"/>
+                <w:szCs w:val="14"/>
+              </w:rPr>
+            </w:pPr>
+            <w:r>
+              <w:rPr>
+                <w:rFonts w:ascii="Calibri" w:hAnsi="Calibri"/>
+                <w:sz w:val="14"/>
+                <w:szCs w:val="14"/>
+              </w:rPr>
+              <w:t>Elseif prescriptive and A05 = NA, then autofill from B02;</w:t>
+            </w:r>
           </w:p>
           <w:p>
             <w:pPr>
@@ -11975,18 +11766,8 @@
                 <w:sz w:val="14"/>
                 <w:szCs w:val="14"/>
               </w:rPr>
-              <w:t>Battery storage”, then value = ((O04 from CF1R*0.75) + O05 from CF1R</w:t>
-            </w:r>
-            <w:proofErr w:type="gramStart"/>
-            <w:r>
-              <w:rPr>
-                <w:rFonts w:asciiTheme="minorHAnsi" w:hAnsiTheme="minorHAnsi"/>
-                <w:sz w:val="14"/>
-                <w:szCs w:val="14"/>
-              </w:rPr>
-              <w:t>);</w:t>
-            </w:r>
-            <w:proofErr w:type="gramEnd"/>
+              <w:t>Battery storage”, then value = ((O04 from CF1R*0.75) + O05 from CF1R);</w:t>
+            </w:r>
           </w:p>
           <w:p>
             <w:pPr>
@@ -12011,18 +11792,8 @@
                 <w:sz w:val="14"/>
                 <w:szCs w:val="14"/>
               </w:rPr>
-              <w:t xml:space="preserve">Else user input: </w:t>
-            </w:r>
-            <w:proofErr w:type="spellStart"/>
-            <w:r>
-              <w:rPr>
-                <w:rFonts w:ascii="Calibri" w:hAnsi="Calibri"/>
-                <w:sz w:val="14"/>
-                <w:szCs w:val="14"/>
-              </w:rPr>
-              <w:t>decimalnonnegative</w:t>
-            </w:r>
-            <w:proofErr w:type="spellEnd"/>
+              <w:t>Else user input: decimalnonnegative</w:t>
+            </w:r>
             <w:r>
               <w:rPr>
                 <w:rFonts w:ascii="Calibri" w:hAnsi="Calibri"/>
@@ -12112,18 +11883,8 @@
                 <w:sz w:val="14"/>
                 <w:szCs w:val="14"/>
               </w:rPr>
-              <w:t>&lt;&lt;From CF1R-PRF-</w:t>
-            </w:r>
-            <w:proofErr w:type="gramStart"/>
-            <w:r>
-              <w:rPr>
-                <w:rFonts w:asciiTheme="minorHAnsi" w:hAnsiTheme="minorHAnsi"/>
-                <w:sz w:val="14"/>
-                <w:szCs w:val="14"/>
-              </w:rPr>
-              <w:t>01;</w:t>
-            </w:r>
-            <w:proofErr w:type="gramEnd"/>
+              <w:t>&lt;&lt;From CF1R-PRF-01;</w:t>
+            </w:r>
           </w:p>
           <w:p>
             <w:pPr>
@@ -12383,25 +12144,7 @@
                 <w:sz w:val="14"/>
                 <w:szCs w:val="14"/>
               </w:rPr>
-              <w:t>&lt;&lt;From CF1R-PRF-</w:t>
-            </w:r>
-            <w:proofErr w:type="gramStart"/>
-            <w:r>
-              <w:rPr>
-                <w:rFonts w:asciiTheme="minorHAnsi" w:hAnsiTheme="minorHAnsi"/>
-                <w:sz w:val="14"/>
-                <w:szCs w:val="14"/>
-              </w:rPr>
-              <w:t>01;</w:t>
-            </w:r>
-            <w:proofErr w:type="gramEnd"/>
-            <w:r>
-              <w:rPr>
-                <w:rFonts w:asciiTheme="minorHAnsi" w:hAnsiTheme="minorHAnsi"/>
-                <w:sz w:val="14"/>
-                <w:szCs w:val="14"/>
-              </w:rPr>
-              <w:t xml:space="preserve"> </w:t>
+              <w:t xml:space="preserve">&lt;&lt;From CF1R-PRF-01; </w:t>
             </w:r>
           </w:p>
           <w:p>
@@ -12644,7 +12387,6 @@
               </w:rPr>
               <w:t>&lt;</w:t>
             </w:r>
-            <w:proofErr w:type="gramStart"/>
             <w:r>
               <w:rPr>
                 <w:rFonts w:ascii="Calibri" w:hAnsi="Calibri"/>
@@ -12653,7 +12395,6 @@
               </w:rPr>
               <w:t>90;</w:t>
             </w:r>
-            <w:proofErr w:type="gramEnd"/>
           </w:p>
           <w:p>
             <w:pPr>
@@ -12743,18 +12484,8 @@
                 <w:sz w:val="14"/>
                 <w:szCs w:val="14"/>
               </w:rPr>
-              <w:t xml:space="preserve">0 ≤B08≤ </w:t>
-            </w:r>
-            <w:proofErr w:type="gramStart"/>
-            <w:r>
-              <w:rPr>
-                <w:rFonts w:ascii="Calibri" w:hAnsi="Calibri"/>
-                <w:sz w:val="14"/>
-                <w:szCs w:val="14"/>
-              </w:rPr>
-              <w:t>2;</w:t>
-            </w:r>
-            <w:proofErr w:type="gramEnd"/>
+              <w:t>0 ≤B08≤ 2;</w:t>
+            </w:r>
             <w:r>
               <w:rPr>
                 <w:sz w:val="14"/>
@@ -12794,18 +12525,8 @@
                 <w:sz w:val="14"/>
                 <w:szCs w:val="14"/>
               </w:rPr>
-              <w:t>if prescriptive and B07=Pitch and 90≤B06≤300, then user input 0 ≤B08≤</w:t>
-            </w:r>
-            <w:proofErr w:type="gramStart"/>
-            <w:r>
-              <w:rPr>
-                <w:rFonts w:ascii="Calibri" w:hAnsi="Calibri"/>
-                <w:sz w:val="14"/>
-                <w:szCs w:val="14"/>
-              </w:rPr>
-              <w:t>50;</w:t>
-            </w:r>
-            <w:proofErr w:type="gramEnd"/>
+              <w:t>if prescriptive and B07=Pitch and 90≤B06≤300, then user input 0 ≤B08≤50;</w:t>
+            </w:r>
           </w:p>
           <w:p>
             <w:pPr>
@@ -12830,18 +12551,8 @@
                 <w:sz w:val="14"/>
                 <w:szCs w:val="14"/>
               </w:rPr>
-              <w:t xml:space="preserve">elseif performance and CFI = Yes, then value from CF1R-PRF and ≤ </w:t>
-            </w:r>
-            <w:proofErr w:type="gramStart"/>
-            <w:r>
-              <w:rPr>
-                <w:rFonts w:ascii="Calibri" w:hAnsi="Calibri"/>
-                <w:sz w:val="14"/>
-                <w:szCs w:val="14"/>
-              </w:rPr>
-              <w:t>7;</w:t>
-            </w:r>
-            <w:proofErr w:type="gramEnd"/>
+              <w:t>elseif performance and CFI = Yes, then value from CF1R-PRF and ≤ 7;</w:t>
+            </w:r>
           </w:p>
           <w:p>
             <w:pPr>
@@ -12912,7 +12623,7 @@
               </w:rPr>
               <w:t xml:space="preserve">&lt;&lt;From CF1R-PRF-01; Else value = </w:t>
             </w:r>
-            <w:ins w:id="67" w:author="Tam, Danny@Energy" w:date="2021-11-03T10:44:00Z">
+            <w:ins w:id="62" w:author="Tam, Danny@Energy" w:date="2021-11-03T10:44:00Z">
               <w:r>
                 <w:rPr>
                   <w:rFonts w:asciiTheme="minorHAnsi" w:hAnsiTheme="minorHAnsi"/>
@@ -12922,7 +12633,7 @@
                 <w:t>98</w:t>
               </w:r>
             </w:ins>
-            <w:del w:id="68" w:author="Tam, Danny@Energy" w:date="2021-11-03T10:44:00Z">
+            <w:del w:id="63" w:author="Tam, Danny@Energy" w:date="2021-11-03T10:44:00Z">
               <w:r>
                 <w:rPr>
                   <w:rFonts w:asciiTheme="minorHAnsi" w:hAnsiTheme="minorHAnsi"/>
@@ -13724,7 +13435,7 @@
               <w:pStyle w:val="BodyText2"/>
               <w:spacing w:before="0" w:after="0"/>
               <w:rPr>
-                <w:ins w:id="69" w:author="Tam, Danny@Energy" w:date="2021-11-03T10:45:00Z"/>
+                <w:ins w:id="64" w:author="Tam, Danny@Energy" w:date="2021-11-03T10:45:00Z"/>
                 <w:rFonts w:asciiTheme="minorHAnsi" w:hAnsiTheme="minorHAnsi"/>
                 <w:sz w:val="18"/>
                 <w:szCs w:val="18"/>
@@ -13746,7 +13457,7 @@
               </w:rPr>
               <w:t xml:space="preserve">No PV – </w:t>
             </w:r>
-            <w:ins w:id="70" w:author="Tam, Danny@Energy" w:date="2021-11-03T10:45:00Z">
+            <w:ins w:id="65" w:author="Tam, Danny@Energy" w:date="2021-11-03T10:45:00Z">
               <w:r>
                 <w:rPr>
                   <w:rFonts w:asciiTheme="minorHAnsi" w:hAnsiTheme="minorHAnsi"/>
@@ -13756,7 +13467,7 @@
                 <w:t>SARA less than 80 contiguous sq ft</w:t>
               </w:r>
             </w:ins>
-            <w:del w:id="71" w:author="Tam, Danny@Energy" w:date="2021-11-03T10:45:00Z">
+            <w:del w:id="66" w:author="Tam, Danny@Energy" w:date="2021-11-03T10:45:00Z">
               <w:r>
                 <w:rPr>
                   <w:rFonts w:asciiTheme="minorHAnsi" w:hAnsiTheme="minorHAnsi"/>
@@ -13790,32 +13501,14 @@
               </w:rPr>
               <w:t xml:space="preserve"> </w:t>
             </w:r>
-            <w:ins w:id="72" w:author="Tam, Danny@Energy" w:date="2021-11-03T10:45:00Z">
+            <w:ins w:id="67" w:author="Tam, Danny@Energy" w:date="2021-11-03T10:45:00Z">
               <w:r>
                 <w:rPr>
                   <w:rFonts w:asciiTheme="minorHAnsi" w:hAnsiTheme="minorHAnsi"/>
                   <w:sz w:val="18"/>
                   <w:szCs w:val="18"/>
                 </w:rPr>
-                <w:t xml:space="preserve">“No PV – required PV less than 1.8 </w:t>
-              </w:r>
-              <w:proofErr w:type="spellStart"/>
-              <w:r>
-                <w:rPr>
-                  <w:rFonts w:asciiTheme="minorHAnsi" w:hAnsiTheme="minorHAnsi"/>
-                  <w:sz w:val="18"/>
-                  <w:szCs w:val="18"/>
-                </w:rPr>
-                <w:t>kWdc</w:t>
-              </w:r>
-              <w:proofErr w:type="spellEnd"/>
-              <w:r>
-                <w:rPr>
-                  <w:rFonts w:asciiTheme="minorHAnsi" w:hAnsiTheme="minorHAnsi"/>
-                  <w:sz w:val="18"/>
-                  <w:szCs w:val="18"/>
-                </w:rPr>
-                <w:t>”</w:t>
+                <w:t>“No PV – required PV less than 1.8 kWdc”</w:t>
               </w:r>
             </w:ins>
           </w:p>
@@ -13836,16 +13529,14 @@
                 <w:szCs w:val="18"/>
               </w:rPr>
             </w:pPr>
-            <w:del w:id="73" w:author="Tam, Danny@Energy" w:date="2022-02-17T10:59:00Z">
-              <w:r>
-                <w:rPr>
-                  <w:rFonts w:asciiTheme="minorHAnsi" w:hAnsiTheme="minorHAnsi"/>
-                  <w:sz w:val="18"/>
-                  <w:szCs w:val="18"/>
-                </w:rPr>
-                <w:delText>”Community Solar”</w:delText>
-              </w:r>
-            </w:del>
+            <w:r>
+              <w:rPr>
+                <w:rFonts w:asciiTheme="minorHAnsi" w:hAnsiTheme="minorHAnsi"/>
+                <w:sz w:val="18"/>
+                <w:szCs w:val="18"/>
+              </w:rPr>
+              <w:t>”Community Solar”</w:t>
+            </w:r>
             <w:r>
               <w:rPr>
                 <w:rFonts w:asciiTheme="minorHAnsi" w:hAnsiTheme="minorHAnsi"/>
@@ -13862,50 +13553,6 @@
               </w:rPr>
               <w:t xml:space="preserve"> “Declared emergency area before 1/1/20”, “No PV – Snow loads”, or “No PV - Section 10-109(k) PV determination”</w:t>
             </w:r>
-            <w:ins w:id="74" w:author="Tam, Danny@Energy" w:date="2022-02-17T11:00:00Z">
-              <w:r>
-                <w:rPr>
-                  <w:rFonts w:asciiTheme="minorHAnsi" w:hAnsiTheme="minorHAnsi"/>
-                  <w:sz w:val="18"/>
-                  <w:szCs w:val="18"/>
-                </w:rPr>
-                <w:t xml:space="preserve"> or (if A06 </w:t>
-              </w:r>
-              <w:proofErr w:type="gramStart"/>
-              <w:r>
-                <w:rPr>
-                  <w:rFonts w:asciiTheme="minorHAnsi" w:hAnsiTheme="minorHAnsi" w:cstheme="minorHAnsi"/>
-                  <w:sz w:val="18"/>
-                  <w:szCs w:val="18"/>
-                </w:rPr>
-                <w:t>≠</w:t>
-              </w:r>
-              <w:r>
-                <w:rPr>
-                  <w:rFonts w:asciiTheme="minorHAnsi" w:hAnsiTheme="minorHAnsi"/>
-                  <w:sz w:val="18"/>
-                  <w:szCs w:val="18"/>
-                </w:rPr>
-                <w:t>“</w:t>
-              </w:r>
-              <w:proofErr w:type="gramEnd"/>
-              <w:r>
-                <w:rPr>
-                  <w:rFonts w:asciiTheme="minorHAnsi" w:hAnsiTheme="minorHAnsi"/>
-                  <w:sz w:val="18"/>
-                  <w:szCs w:val="18"/>
-                </w:rPr>
-                <w:t>Opt-out”)</w:t>
-              </w:r>
-              <w:r>
-                <w:rPr>
-                  <w:rFonts w:asciiTheme="minorHAnsi" w:hAnsiTheme="minorHAnsi"/>
-                  <w:sz w:val="18"/>
-                  <w:szCs w:val="18"/>
-                </w:rPr>
-                <w:t>,</w:t>
-              </w:r>
-            </w:ins>
             <w:r>
               <w:rPr>
                 <w:rFonts w:asciiTheme="minorHAnsi" w:hAnsiTheme="minorHAnsi"/>
@@ -14867,25 +14514,7 @@
                 <w:sz w:val="16"/>
                 <w:szCs w:val="16"/>
               </w:rPr>
-              <w:t xml:space="preserve">&lt;&lt;If B05=No, then autofill from B03 but allow user to </w:t>
-            </w:r>
-            <w:proofErr w:type="gramStart"/>
-            <w:r>
-              <w:rPr>
-                <w:rFonts w:asciiTheme="minorHAnsi" w:hAnsiTheme="minorHAnsi"/>
-                <w:sz w:val="16"/>
-                <w:szCs w:val="16"/>
-              </w:rPr>
-              <w:t>override;</w:t>
-            </w:r>
-            <w:proofErr w:type="gramEnd"/>
-            <w:r>
-              <w:rPr>
-                <w:rFonts w:asciiTheme="minorHAnsi" w:hAnsiTheme="minorHAnsi"/>
-                <w:sz w:val="16"/>
-                <w:szCs w:val="16"/>
-              </w:rPr>
-              <w:t xml:space="preserve"> </w:t>
+              <w:t xml:space="preserve">&lt;&lt;If B05=No, then autofill from B03 but allow user to override; </w:t>
             </w:r>
           </w:p>
           <w:p>
@@ -14964,18 +14593,8 @@
                 <w:sz w:val="16"/>
                 <w:szCs w:val="16"/>
               </w:rPr>
-              <w:t xml:space="preserve">&lt;&lt;If B05=No, then autofill from </w:t>
-            </w:r>
-            <w:proofErr w:type="gramStart"/>
-            <w:r>
-              <w:rPr>
-                <w:rFonts w:asciiTheme="minorHAnsi" w:hAnsiTheme="minorHAnsi"/>
-                <w:sz w:val="16"/>
-                <w:szCs w:val="16"/>
-              </w:rPr>
-              <w:t>B04;</w:t>
-            </w:r>
-            <w:proofErr w:type="gramEnd"/>
+              <w:t>&lt;&lt;If B05=No, then autofill from B04;</w:t>
+            </w:r>
           </w:p>
           <w:p>
             <w:pPr>
@@ -15089,18 +14708,8 @@
                 <w:sz w:val="16"/>
                 <w:szCs w:val="16"/>
               </w:rPr>
-              <w:t xml:space="preserve">&lt;&lt;If B05=No, then autofill from B06; elseif B05 = Yes, then if CF1R-PRF Da07_AzimuthRange = 150 to 270, user input between 150 and </w:t>
-            </w:r>
-            <w:proofErr w:type="gramStart"/>
-            <w:r>
-              <w:rPr>
-                <w:rFonts w:asciiTheme="minorHAnsi" w:hAnsiTheme="minorHAnsi"/>
-                <w:sz w:val="16"/>
-                <w:szCs w:val="16"/>
-              </w:rPr>
-              <w:t>270;</w:t>
-            </w:r>
-            <w:proofErr w:type="gramEnd"/>
+              <w:t>&lt;&lt;If B05=No, then autofill from B06; elseif B05 = Yes, then if CF1R-PRF Da07_AzimuthRange = 150 to 270, user input between 150 and 270;</w:t>
+            </w:r>
           </w:p>
           <w:p>
             <w:pPr>
@@ -15125,18 +14734,8 @@
                 <w:sz w:val="16"/>
                 <w:szCs w:val="16"/>
               </w:rPr>
-              <w:t xml:space="preserve">Elseif CF1R-PRF Da07_AzimuthRange = 105 to 300, then user input between 105 and </w:t>
-            </w:r>
-            <w:proofErr w:type="gramStart"/>
-            <w:r>
-              <w:rPr>
-                <w:rFonts w:asciiTheme="minorHAnsi" w:hAnsiTheme="minorHAnsi"/>
-                <w:sz w:val="16"/>
-                <w:szCs w:val="16"/>
-              </w:rPr>
-              <w:t>300;</w:t>
-            </w:r>
-            <w:proofErr w:type="gramEnd"/>
+              <w:t>Elseif CF1R-PRF Da07_AzimuthRange = 105 to 300, then user input between 105 and 300;</w:t>
+            </w:r>
           </w:p>
           <w:p>
             <w:pPr>
@@ -15198,18 +14797,8 @@
                 <w:sz w:val="16"/>
                 <w:szCs w:val="16"/>
               </w:rPr>
-              <w:t xml:space="preserve">&lt;&lt;If B05=No, then autofill from </w:t>
-            </w:r>
-            <w:proofErr w:type="gramStart"/>
-            <w:r>
-              <w:rPr>
-                <w:rFonts w:asciiTheme="minorHAnsi" w:hAnsiTheme="minorHAnsi"/>
-                <w:sz w:val="16"/>
-                <w:szCs w:val="16"/>
-              </w:rPr>
-              <w:t>B07;</w:t>
-            </w:r>
-            <w:proofErr w:type="gramEnd"/>
+              <w:t>&lt;&lt;If B05=No, then autofill from B07;</w:t>
+            </w:r>
           </w:p>
           <w:p>
             <w:pPr>
@@ -15429,7 +15018,7 @@
               </w:rPr>
               <w:t xml:space="preserve">&lt;&lt;reference value from B10 as default, but allow user to override </w:t>
             </w:r>
-            <w:ins w:id="75" w:author="Tam, Danny@Energy" w:date="2021-11-03T10:54:00Z">
+            <w:ins w:id="68" w:author="Tam, Danny@Energy" w:date="2021-11-03T10:54:00Z">
               <w:r>
                 <w:rPr>
                   <w:rFonts w:asciiTheme="minorHAnsi" w:hAnsiTheme="minorHAnsi"/>
@@ -16170,7 +15759,7 @@
       <w:tr>
         <w:trPr>
           <w:trHeight w:val="161"/>
-          <w:del w:id="76" w:author="Tam, Danny@Energy" w:date="2021-11-03T10:49:00Z"/>
+          <w:del w:id="69" w:author="Tam, Danny@Energy" w:date="2021-11-03T10:49:00Z"/>
         </w:trPr>
         <w:tc>
           <w:tcPr>
@@ -16183,12 +15772,12 @@
               <w:pStyle w:val="Heading2"/>
               <w:spacing w:after="0"/>
               <w:rPr>
-                <w:del w:id="77" w:author="Tam, Danny@Energy" w:date="2021-11-03T10:49:00Z"/>
-                <w:rFonts w:asciiTheme="minorHAnsi" w:hAnsiTheme="minorHAnsi"/>
-              </w:rPr>
-            </w:pPr>
-            <w:bookmarkStart w:id="78" w:name="_Hlk66362432"/>
-            <w:del w:id="79" w:author="Tam, Danny@Energy" w:date="2021-11-03T10:49:00Z">
+                <w:del w:id="70" w:author="Tam, Danny@Energy" w:date="2021-11-03T10:49:00Z"/>
+                <w:rFonts w:asciiTheme="minorHAnsi" w:hAnsiTheme="minorHAnsi"/>
+              </w:rPr>
+            </w:pPr>
+            <w:bookmarkStart w:id="71" w:name="_Hlk66362432"/>
+            <w:del w:id="72" w:author="Tam, Danny@Energy" w:date="2021-11-03T10:49:00Z">
               <w:r>
                 <w:rPr>
                   <w:rFonts w:asciiTheme="minorHAnsi" w:hAnsiTheme="minorHAnsi"/>
@@ -16218,12 +15807,12 @@
           <w:p>
             <w:pPr>
               <w:rPr>
-                <w:del w:id="80" w:author="Tam, Danny@Energy" w:date="2021-11-03T10:49:00Z"/>
-                <w:sz w:val="18"/>
-                <w:szCs w:val="18"/>
-              </w:rPr>
-            </w:pPr>
-            <w:del w:id="81" w:author="Tam, Danny@Energy" w:date="2021-11-03T10:49:00Z">
+                <w:del w:id="73" w:author="Tam, Danny@Energy" w:date="2021-11-03T10:49:00Z"/>
+                <w:sz w:val="18"/>
+                <w:szCs w:val="18"/>
+              </w:rPr>
+            </w:pPr>
+            <w:del w:id="74" w:author="Tam, Danny@Energy" w:date="2021-11-03T10:49:00Z">
               <w:r>
                 <w:rPr>
                   <w:rFonts w:ascii="Calibri" w:hAnsi="Calibri"/>
@@ -16319,11 +15908,11 @@
               <w:pStyle w:val="Heading2"/>
               <w:spacing w:before="0" w:after="0"/>
               <w:rPr>
-                <w:del w:id="82" w:author="Tam, Danny@Energy" w:date="2021-11-03T10:49:00Z"/>
+                <w:del w:id="75" w:author="Tam, Danny@Energy" w:date="2021-11-03T10:49:00Z"/>
                 <w:rFonts w:asciiTheme="minorHAnsi" w:hAnsiTheme="minorHAnsi" w:cstheme="minorHAnsi"/>
               </w:rPr>
             </w:pPr>
-            <w:del w:id="83" w:author="Tam, Danny@Energy" w:date="2021-11-03T10:49:00Z">
+            <w:del w:id="76" w:author="Tam, Danny@Energy" w:date="2021-11-03T10:49:00Z">
               <w:r>
                 <w:rPr>
                   <w:rFonts w:asciiTheme="minorHAnsi" w:hAnsiTheme="minorHAnsi"/>
@@ -16446,7 +16035,7 @@
       <w:tr>
         <w:trPr>
           <w:trHeight w:val="70"/>
-          <w:del w:id="84" w:author="Tam, Danny@Energy" w:date="2021-11-03T10:49:00Z"/>
+          <w:del w:id="77" w:author="Tam, Danny@Energy" w:date="2021-11-03T10:49:00Z"/>
         </w:trPr>
         <w:tc>
           <w:tcPr>
@@ -16460,12 +16049,12 @@
               <w:spacing w:before="0" w:after="0"/>
               <w:ind w:left="1"/>
               <w:rPr>
-                <w:del w:id="85" w:author="Tam, Danny@Energy" w:date="2021-11-03T10:49:00Z"/>
+                <w:del w:id="78" w:author="Tam, Danny@Energy" w:date="2021-11-03T10:49:00Z"/>
                 <w:rFonts w:asciiTheme="minorHAnsi" w:hAnsiTheme="minorHAnsi"/>
                 <w:sz w:val="20"/>
               </w:rPr>
             </w:pPr>
-            <w:del w:id="86" w:author="Tam, Danny@Energy" w:date="2021-11-03T10:49:00Z">
+            <w:del w:id="79" w:author="Tam, Danny@Energy" w:date="2021-11-03T10:49:00Z">
               <w:r>
                 <w:rPr>
                   <w:rFonts w:asciiTheme="minorHAnsi" w:hAnsiTheme="minorHAnsi"/>
@@ -16488,7 +16077,7 @@
       <w:tr>
         <w:trPr>
           <w:trHeight w:val="275"/>
-          <w:del w:id="87" w:author="Tam, Danny@Energy" w:date="2021-11-03T10:49:00Z"/>
+          <w:del w:id="80" w:author="Tam, Danny@Energy" w:date="2021-11-03T10:49:00Z"/>
         </w:trPr>
         <w:tc>
           <w:tcPr>
@@ -16499,13 +16088,13 @@
             <w:pPr>
               <w:pStyle w:val="BodyText2"/>
               <w:rPr>
-                <w:del w:id="88" w:author="Tam, Danny@Energy" w:date="2021-11-03T10:49:00Z"/>
+                <w:del w:id="81" w:author="Tam, Danny@Energy" w:date="2021-11-03T10:49:00Z"/>
                 <w:rFonts w:asciiTheme="minorHAnsi" w:hAnsiTheme="minorHAnsi"/>
                 <w:b/>
                 <w:sz w:val="20"/>
               </w:rPr>
             </w:pPr>
-            <w:del w:id="89" w:author="Tam, Danny@Energy" w:date="2021-11-03T10:49:00Z">
+            <w:del w:id="82" w:author="Tam, Danny@Energy" w:date="2021-11-03T10:49:00Z">
               <w:r>
                 <w:rPr>
                   <w:rFonts w:asciiTheme="minorHAnsi" w:hAnsiTheme="minorHAnsi"/>
@@ -16526,7 +16115,7 @@
               <w:pStyle w:val="BodyText2"/>
               <w:ind w:left="1"/>
               <w:rPr>
-                <w:del w:id="90" w:author="Tam, Danny@Energy" w:date="2021-11-03T10:49:00Z"/>
+                <w:del w:id="83" w:author="Tam, Danny@Energy" w:date="2021-11-03T10:49:00Z"/>
                 <w:rFonts w:asciiTheme="minorHAnsi" w:hAnsiTheme="minorHAnsi"/>
                 <w:b/>
                 <w:sz w:val="20"/>
@@ -16543,7 +16132,7 @@
         </w:tblPrEx>
         <w:trPr>
           <w:trHeight w:val="70"/>
-          <w:del w:id="91" w:author="Tam, Danny@Energy" w:date="2021-11-03T10:49:00Z"/>
+          <w:del w:id="84" w:author="Tam, Danny@Energy" w:date="2021-11-03T10:49:00Z"/>
         </w:trPr>
         <w:tc>
           <w:tcPr>
@@ -16560,13 +16149,13 @@
             <w:pPr>
               <w:pStyle w:val="BodyText2"/>
               <w:rPr>
-                <w:del w:id="92" w:author="Tam, Danny@Energy" w:date="2021-11-03T10:49:00Z"/>
+                <w:del w:id="85" w:author="Tam, Danny@Energy" w:date="2021-11-03T10:49:00Z"/>
                 <w:rFonts w:asciiTheme="minorHAnsi" w:hAnsiTheme="minorHAnsi"/>
                 <w:b/>
                 <w:sz w:val="20"/>
               </w:rPr>
             </w:pPr>
-            <w:del w:id="93" w:author="Tam, Danny@Energy" w:date="2021-11-03T10:49:00Z">
+            <w:del w:id="86" w:author="Tam, Danny@Energy" w:date="2021-11-03T10:49:00Z">
               <w:r>
                 <w:rPr>
                   <w:rFonts w:asciiTheme="minorHAnsi" w:hAnsiTheme="minorHAnsi"/>
@@ -16595,7 +16184,7 @@
         </w:tblPrEx>
         <w:trPr>
           <w:trHeight w:val="296"/>
-          <w:del w:id="94" w:author="Tam, Danny@Energy" w:date="2021-11-03T10:49:00Z"/>
+          <w:del w:id="87" w:author="Tam, Danny@Energy" w:date="2021-11-03T10:49:00Z"/>
         </w:trPr>
         <w:tc>
           <w:tcPr>
@@ -16612,12 +16201,12 @@
             <w:pPr>
               <w:pStyle w:val="BodyText2"/>
               <w:rPr>
-                <w:del w:id="95" w:author="Tam, Danny@Energy" w:date="2021-11-03T10:49:00Z"/>
+                <w:del w:id="88" w:author="Tam, Danny@Energy" w:date="2021-11-03T10:49:00Z"/>
                 <w:rFonts w:ascii="Calibri" w:hAnsi="Calibri" w:cs="Calibri"/>
                 <w:b/>
               </w:rPr>
             </w:pPr>
-            <w:del w:id="96" w:author="Tam, Danny@Energy" w:date="2021-11-03T10:49:00Z">
+            <w:del w:id="89" w:author="Tam, Danny@Energy" w:date="2021-11-03T10:49:00Z">
               <w:r>
                 <w:rPr>
                   <w:rFonts w:asciiTheme="minorHAnsi" w:hAnsiTheme="minorHAnsi"/>
@@ -16665,7 +16254,7 @@
         </w:tblPrEx>
         <w:trPr>
           <w:trHeight w:val="296"/>
-          <w:del w:id="97" w:author="Tam, Danny@Energy" w:date="2021-11-03T10:49:00Z"/>
+          <w:del w:id="90" w:author="Tam, Danny@Energy" w:date="2021-11-03T10:49:00Z"/>
         </w:trPr>
         <w:tc>
           <w:tcPr>
@@ -16683,12 +16272,12 @@
             <w:pPr>
               <w:pStyle w:val="BodyText2"/>
               <w:rPr>
-                <w:del w:id="98" w:author="Tam, Danny@Energy" w:date="2021-11-03T10:49:00Z"/>
+                <w:del w:id="91" w:author="Tam, Danny@Energy" w:date="2021-11-03T10:49:00Z"/>
                 <w:rFonts w:asciiTheme="minorHAnsi" w:hAnsiTheme="minorHAnsi"/>
                 <w:b/>
               </w:rPr>
             </w:pPr>
-            <w:del w:id="99" w:author="Tam, Danny@Energy" w:date="2021-11-03T10:49:00Z">
+            <w:del w:id="92" w:author="Tam, Danny@Energy" w:date="2021-11-03T10:49:00Z">
               <w:r>
                 <w:rPr>
                   <w:rFonts w:asciiTheme="minorHAnsi" w:hAnsiTheme="minorHAnsi"/>
@@ -16702,7 +16291,7 @@
           </w:p>
         </w:tc>
       </w:tr>
-      <w:bookmarkEnd w:id="78"/>
+      <w:bookmarkEnd w:id="71"/>
     </w:tbl>
     <w:p/>
     <w:tbl>
@@ -16752,7 +16341,7 @@
                 <w:rFonts w:asciiTheme="minorHAnsi" w:hAnsiTheme="minorHAnsi"/>
               </w:rPr>
             </w:pPr>
-            <w:del w:id="100" w:author="Tam, Danny@Energy" w:date="2021-11-03T10:51:00Z">
+            <w:del w:id="93" w:author="Tam, Danny@Energy" w:date="2021-11-03T10:51:00Z">
               <w:r>
                 <w:rPr>
                   <w:rFonts w:asciiTheme="minorHAnsi" w:hAnsiTheme="minorHAnsi"/>
@@ -16761,7 +16350,7 @@
                 <w:delText>E</w:delText>
               </w:r>
             </w:del>
-            <w:ins w:id="101" w:author="Tam, Danny@Energy" w:date="2021-11-03T10:51:00Z">
+            <w:ins w:id="94" w:author="Tam, Danny@Energy" w:date="2021-11-03T10:51:00Z">
               <w:r>
                 <w:rPr>
                   <w:rFonts w:asciiTheme="minorHAnsi" w:hAnsiTheme="minorHAnsi"/>
@@ -16805,7 +16394,7 @@
               </w:rPr>
               <w:t xml:space="preserve">No PV – </w:t>
             </w:r>
-            <w:ins w:id="102" w:author="Tam, Danny@Energy" w:date="2021-11-03T10:46:00Z">
+            <w:ins w:id="95" w:author="Tam, Danny@Energy" w:date="2021-11-03T10:46:00Z">
               <w:r>
                 <w:rPr>
                   <w:rFonts w:asciiTheme="minorHAnsi" w:hAnsiTheme="minorHAnsi"/>
@@ -16815,7 +16404,7 @@
                 <w:t>SARA less than 80 contiguous sq ft</w:t>
               </w:r>
             </w:ins>
-            <w:del w:id="103" w:author="Tam, Danny@Energy" w:date="2021-11-03T10:46:00Z">
+            <w:del w:id="96" w:author="Tam, Danny@Energy" w:date="2021-11-03T10:46:00Z">
               <w:r>
                 <w:rPr>
                   <w:rFonts w:asciiTheme="minorHAnsi" w:hAnsiTheme="minorHAnsi"/>
@@ -16849,32 +16438,14 @@
               </w:rPr>
               <w:t xml:space="preserve"> </w:t>
             </w:r>
-            <w:ins w:id="104" w:author="Tam, Danny@Energy" w:date="2021-11-03T10:46:00Z">
+            <w:ins w:id="97" w:author="Tam, Danny@Energy" w:date="2021-11-03T10:46:00Z">
               <w:r>
                 <w:rPr>
                   <w:rFonts w:asciiTheme="minorHAnsi" w:hAnsiTheme="minorHAnsi"/>
                   <w:sz w:val="18"/>
                   <w:szCs w:val="18"/>
                 </w:rPr>
-                <w:t xml:space="preserve">“No PV – required PV less than 1.8 </w:t>
-              </w:r>
-              <w:proofErr w:type="spellStart"/>
-              <w:r>
-                <w:rPr>
-                  <w:rFonts w:asciiTheme="minorHAnsi" w:hAnsiTheme="minorHAnsi"/>
-                  <w:sz w:val="18"/>
-                  <w:szCs w:val="18"/>
-                </w:rPr>
-                <w:t>kWdc</w:t>
-              </w:r>
-              <w:proofErr w:type="spellEnd"/>
-              <w:r>
-                <w:rPr>
-                  <w:rFonts w:asciiTheme="minorHAnsi" w:hAnsiTheme="minorHAnsi"/>
-                  <w:sz w:val="18"/>
-                  <w:szCs w:val="18"/>
-                </w:rPr>
-                <w:t>”</w:t>
+                <w:t>“No PV – required PV less than 1.8 kWdc”</w:t>
               </w:r>
               <w:r>
                 <w:rPr>
@@ -16893,16 +16464,14 @@
                 <w:t xml:space="preserve"> </w:t>
               </w:r>
             </w:ins>
-            <w:del w:id="105" w:author="Tam, Danny@Energy" w:date="2022-02-17T09:41:00Z">
-              <w:r>
-                <w:rPr>
-                  <w:rFonts w:asciiTheme="minorHAnsi" w:hAnsiTheme="minorHAnsi"/>
-                  <w:sz w:val="18"/>
-                  <w:szCs w:val="18"/>
-                </w:rPr>
-                <w:delText>“Community Solar”</w:delText>
-              </w:r>
-            </w:del>
+            <w:r>
+              <w:rPr>
+                <w:rFonts w:asciiTheme="minorHAnsi" w:hAnsiTheme="minorHAnsi"/>
+                <w:sz w:val="18"/>
+                <w:szCs w:val="18"/>
+              </w:rPr>
+              <w:t>“Community Solar”</w:t>
+            </w:r>
             <w:r>
               <w:rPr>
                 <w:rFonts w:asciiTheme="minorHAnsi" w:hAnsiTheme="minorHAnsi"/>
@@ -16919,79 +16488,13 @@
               </w:rPr>
               <w:t>“Declared emergency area before 1/1/20”, “No PV – Snow loads”, or “No PV - Section 10-109(k) PV determination”</w:t>
             </w:r>
-            <w:ins w:id="106" w:author="Tam, Danny@Energy" w:date="2022-02-17T09:41:00Z">
-              <w:r>
-                <w:rPr>
-                  <w:rFonts w:asciiTheme="minorHAnsi" w:hAnsiTheme="minorHAnsi"/>
-                  <w:sz w:val="18"/>
-                  <w:szCs w:val="18"/>
-                </w:rPr>
-                <w:t xml:space="preserve">, or </w:t>
-              </w:r>
-              <w:r>
-                <w:rPr>
-                  <w:rFonts w:asciiTheme="minorHAnsi" w:hAnsiTheme="minorHAnsi"/>
-                  <w:sz w:val="18"/>
-                  <w:szCs w:val="18"/>
-                </w:rPr>
-                <w:t>(</w:t>
-              </w:r>
-              <w:r>
-                <w:rPr>
-                  <w:rFonts w:asciiTheme="minorHAnsi" w:hAnsiTheme="minorHAnsi"/>
-                  <w:sz w:val="18"/>
-                  <w:szCs w:val="18"/>
-                </w:rPr>
-                <w:t xml:space="preserve">if A06 </w:t>
-              </w:r>
-            </w:ins>
-            <w:ins w:id="107" w:author="Tam, Danny@Energy" w:date="2022-02-17T09:44:00Z">
-              <w:r>
-                <w:rPr>
-                  <w:rFonts w:asciiTheme="minorHAnsi" w:hAnsiTheme="minorHAnsi" w:cstheme="minorHAnsi"/>
-                  <w:sz w:val="18"/>
-                  <w:szCs w:val="18"/>
-                </w:rPr>
-                <w:t>≠</w:t>
-              </w:r>
-            </w:ins>
-            <w:ins w:id="108" w:author="Tam, Danny@Energy" w:date="2022-02-17T09:41:00Z">
-              <w:r>
-                <w:rPr>
-                  <w:rFonts w:asciiTheme="minorHAnsi" w:hAnsiTheme="minorHAnsi"/>
-                  <w:sz w:val="18"/>
-                  <w:szCs w:val="18"/>
-                </w:rPr>
-                <w:t xml:space="preserve"> “Opt-out”</w:t>
-              </w:r>
-            </w:ins>
-            <w:ins w:id="109" w:author="Tam, Danny@Energy" w:date="2022-02-17T09:42:00Z">
-              <w:r>
-                <w:rPr>
-                  <w:rFonts w:asciiTheme="minorHAnsi" w:hAnsiTheme="minorHAnsi"/>
-                  <w:sz w:val="18"/>
-                  <w:szCs w:val="18"/>
-                </w:rPr>
-                <w:t>)</w:t>
-              </w:r>
-            </w:ins>
-            <w:del w:id="110" w:author="Tam, Danny@Energy" w:date="2022-02-17T09:41:00Z">
-              <w:r>
-                <w:rPr>
-                  <w:rFonts w:asciiTheme="minorHAnsi" w:hAnsiTheme="minorHAnsi"/>
-                  <w:sz w:val="18"/>
-                  <w:szCs w:val="18"/>
-                </w:rPr>
-                <w:delText xml:space="preserve"> </w:delText>
-              </w:r>
-            </w:del>
-            <w:r>
-              <w:rPr>
-                <w:rFonts w:asciiTheme="minorHAnsi" w:hAnsiTheme="minorHAnsi"/>
-                <w:sz w:val="18"/>
-                <w:szCs w:val="18"/>
-              </w:rPr>
-              <w:t xml:space="preserve">then display </w:t>
+            <w:r>
+              <w:rPr>
+                <w:rFonts w:asciiTheme="minorHAnsi" w:hAnsiTheme="minorHAnsi"/>
+                <w:sz w:val="18"/>
+                <w:szCs w:val="18"/>
+              </w:rPr>
+              <w:t xml:space="preserve"> then display </w:t>
             </w:r>
             <w:r>
               <w:rPr>
@@ -17063,7 +16566,7 @@
               </w:rPr>
               <w:t xml:space="preserve">The installer shall provide documentation that demonstrates the shading condition of the actual installation of the PV module is consistent with the </w:t>
             </w:r>
-            <w:del w:id="111" w:author="Tam, Danny@Energy" w:date="2021-11-03T10:50:00Z">
+            <w:del w:id="98" w:author="Tam, Danny@Energy" w:date="2021-11-03T10:50:00Z">
               <w:r>
                 <w:rPr>
                   <w:rFonts w:asciiTheme="minorHAnsi" w:hAnsiTheme="minorHAnsi"/>
@@ -17073,7 +16576,7 @@
                 <w:delText>shading requirement</w:delText>
               </w:r>
             </w:del>
-            <w:ins w:id="112" w:author="Tam, Danny@Energy" w:date="2021-11-03T10:50:00Z">
+            <w:ins w:id="99" w:author="Tam, Danny@Energy" w:date="2021-11-03T10:50:00Z">
               <w:r>
                 <w:rPr>
                   <w:rFonts w:asciiTheme="minorHAnsi" w:hAnsiTheme="minorHAnsi"/>
@@ -17083,7 +16586,7 @@
                 <w:t xml:space="preserve">annual </w:t>
               </w:r>
             </w:ins>
-            <w:ins w:id="113" w:author="Tam, Danny@Energy" w:date="2021-11-03T10:51:00Z">
+            <w:ins w:id="100" w:author="Tam, Danny@Energy" w:date="2021-11-03T10:51:00Z">
               <w:r>
                 <w:rPr>
                   <w:rFonts w:asciiTheme="minorHAnsi" w:hAnsiTheme="minorHAnsi"/>
@@ -17101,7 +16604,7 @@
               </w:rPr>
               <w:t xml:space="preserve"> in Table </w:t>
             </w:r>
-            <w:del w:id="114" w:author="Tam, Danny@Energy" w:date="2021-11-03T10:51:00Z">
+            <w:del w:id="101" w:author="Tam, Danny@Energy" w:date="2021-11-03T10:51:00Z">
               <w:r>
                 <w:rPr>
                   <w:rFonts w:asciiTheme="minorHAnsi" w:hAnsiTheme="minorHAnsi"/>
@@ -17111,7 +16614,7 @@
                 <w:delText>D</w:delText>
               </w:r>
             </w:del>
-            <w:ins w:id="115" w:author="Tam, Danny@Energy" w:date="2021-11-03T10:51:00Z">
+            <w:ins w:id="102" w:author="Tam, Danny@Energy" w:date="2021-11-03T10:51:00Z">
               <w:r>
                 <w:rPr>
                   <w:rFonts w:asciiTheme="minorHAnsi" w:hAnsiTheme="minorHAnsi"/>
@@ -17255,7 +16758,7 @@
                 <w:rFonts w:asciiTheme="minorHAnsi" w:hAnsiTheme="minorHAnsi"/>
               </w:rPr>
             </w:pPr>
-            <w:del w:id="116" w:author="Tam, Danny@Energy" w:date="2021-11-03T10:51:00Z">
+            <w:del w:id="103" w:author="Tam, Danny@Energy" w:date="2021-11-03T10:51:00Z">
               <w:r>
                 <w:rPr>
                   <w:rFonts w:asciiTheme="minorHAnsi" w:hAnsiTheme="minorHAnsi"/>
@@ -17263,7 +16766,7 @@
                 <w:delText>F</w:delText>
               </w:r>
             </w:del>
-            <w:ins w:id="117" w:author="Tam, Danny@Energy" w:date="2021-11-03T10:51:00Z">
+            <w:ins w:id="104" w:author="Tam, Danny@Energy" w:date="2021-11-03T10:51:00Z">
               <w:r>
                 <w:rPr>
                   <w:rFonts w:asciiTheme="minorHAnsi" w:hAnsiTheme="minorHAnsi"/>
@@ -17307,7 +16810,7 @@
               </w:rPr>
               <w:t xml:space="preserve">No PV – </w:t>
             </w:r>
-            <w:ins w:id="118" w:author="Tam, Danny@Energy" w:date="2021-11-03T10:47:00Z">
+            <w:ins w:id="105" w:author="Tam, Danny@Energy" w:date="2021-11-03T10:47:00Z">
               <w:r>
                 <w:rPr>
                   <w:rFonts w:asciiTheme="minorHAnsi" w:hAnsiTheme="minorHAnsi"/>
@@ -17341,7 +16844,7 @@
                 <w:t xml:space="preserve"> </w:t>
               </w:r>
             </w:ins>
-            <w:del w:id="119" w:author="Tam, Danny@Energy" w:date="2021-11-03T10:47:00Z">
+            <w:del w:id="106" w:author="Tam, Danny@Energy" w:date="2021-11-03T10:47:00Z">
               <w:r>
                 <w:rPr>
                   <w:rFonts w:asciiTheme="minorHAnsi" w:hAnsiTheme="minorHAnsi"/>
@@ -17375,44 +16878,24 @@
               </w:rPr>
               <w:t xml:space="preserve"> </w:t>
             </w:r>
-            <w:ins w:id="120" w:author="Tam, Danny@Energy" w:date="2021-11-03T10:47:00Z">
+            <w:ins w:id="107" w:author="Tam, Danny@Energy" w:date="2021-11-03T10:47:00Z">
               <w:r>
                 <w:rPr>
                   <w:rFonts w:asciiTheme="minorHAnsi" w:hAnsiTheme="minorHAnsi"/>
                   <w:sz w:val="18"/>
                   <w:szCs w:val="18"/>
                 </w:rPr>
-                <w:t xml:space="preserve">“No PV – required PV less than 1.8 </w:t>
-              </w:r>
-              <w:proofErr w:type="spellStart"/>
-              <w:r>
-                <w:rPr>
-                  <w:rFonts w:asciiTheme="minorHAnsi" w:hAnsiTheme="minorHAnsi"/>
-                  <w:sz w:val="18"/>
-                  <w:szCs w:val="18"/>
-                </w:rPr>
-                <w:t>kWdc</w:t>
-              </w:r>
-              <w:proofErr w:type="spellEnd"/>
-              <w:r>
-                <w:rPr>
-                  <w:rFonts w:asciiTheme="minorHAnsi" w:hAnsiTheme="minorHAnsi"/>
-                  <w:sz w:val="18"/>
-                  <w:szCs w:val="18"/>
-                </w:rPr>
-                <w:t xml:space="preserve">, </w:t>
+                <w:t xml:space="preserve">“No PV – required PV less than 1.8 kWdc, </w:t>
               </w:r>
             </w:ins>
-            <w:del w:id="121" w:author="Tam, Danny@Energy" w:date="2022-02-17T09:42:00Z">
-              <w:r>
-                <w:rPr>
-                  <w:rFonts w:asciiTheme="minorHAnsi" w:hAnsiTheme="minorHAnsi"/>
-                  <w:sz w:val="18"/>
-                  <w:szCs w:val="18"/>
-                </w:rPr>
-                <w:delText>“Community Solar”</w:delText>
-              </w:r>
-            </w:del>
+            <w:r>
+              <w:rPr>
+                <w:rFonts w:asciiTheme="minorHAnsi" w:hAnsiTheme="minorHAnsi"/>
+                <w:sz w:val="18"/>
+                <w:szCs w:val="18"/>
+              </w:rPr>
+              <w:t>“Community Solar”</w:t>
+            </w:r>
             <w:r>
               <w:rPr>
                 <w:rFonts w:asciiTheme="minorHAnsi" w:hAnsiTheme="minorHAnsi"/>
@@ -17429,46 +16912,6 @@
               </w:rPr>
               <w:t xml:space="preserve"> “Declared emergency area before 1/1/20”, “No PV – Snow loads”, or “No PV - Section 10-109(k) PV determination”</w:t>
             </w:r>
-            <w:ins w:id="122" w:author="Tam, Danny@Energy" w:date="2022-02-17T09:42:00Z">
-              <w:r>
-                <w:rPr>
-                  <w:rFonts w:asciiTheme="minorHAnsi" w:hAnsiTheme="minorHAnsi"/>
-                  <w:sz w:val="18"/>
-                  <w:szCs w:val="18"/>
-                </w:rPr>
-                <w:t xml:space="preserve">, </w:t>
-              </w:r>
-            </w:ins>
-            <w:ins w:id="123" w:author="Tam, Danny@Energy" w:date="2022-02-17T09:43:00Z">
-              <w:r>
-                <w:rPr>
-                  <w:rFonts w:asciiTheme="minorHAnsi" w:hAnsiTheme="minorHAnsi"/>
-                  <w:sz w:val="18"/>
-                  <w:szCs w:val="18"/>
-                </w:rPr>
-                <w:t xml:space="preserve">or (if A06 </w:t>
-              </w:r>
-            </w:ins>
-            <w:ins w:id="124" w:author="Tam, Danny@Energy" w:date="2022-02-17T09:44:00Z">
-              <w:r>
-                <w:rPr>
-                  <w:rFonts w:asciiTheme="minorHAnsi" w:hAnsiTheme="minorHAnsi" w:cstheme="minorHAnsi"/>
-                  <w:sz w:val="18"/>
-                  <w:szCs w:val="18"/>
-                </w:rPr>
-                <w:t>≠</w:t>
-              </w:r>
-            </w:ins>
-            <w:ins w:id="125" w:author="Tam, Danny@Energy" w:date="2022-02-17T09:43:00Z">
-              <w:r>
-                <w:rPr>
-                  <w:rFonts w:asciiTheme="minorHAnsi" w:hAnsiTheme="minorHAnsi"/>
-                  <w:sz w:val="18"/>
-                  <w:szCs w:val="18"/>
-                </w:rPr>
-                <w:t>“Opt-out”)</w:t>
-              </w:r>
-            </w:ins>
             <w:r>
               <w:rPr>
                 <w:rFonts w:asciiTheme="minorHAnsi" w:hAnsiTheme="minorHAnsi"/>
@@ -17528,25 +16971,7 @@
                 <w:sz w:val="18"/>
                 <w:szCs w:val="18"/>
               </w:rPr>
-              <w:t xml:space="preserve">m must have a working </w:t>
-            </w:r>
-            <w:proofErr w:type="gramStart"/>
-            <w:r>
-              <w:rPr>
-                <w:rFonts w:asciiTheme="minorHAnsi" w:hAnsiTheme="minorHAnsi"/>
-                <w:sz w:val="18"/>
-                <w:szCs w:val="18"/>
-              </w:rPr>
-              <w:t>web based</w:t>
-            </w:r>
-            <w:proofErr w:type="gramEnd"/>
-            <w:r>
-              <w:rPr>
-                <w:rFonts w:asciiTheme="minorHAnsi" w:hAnsiTheme="minorHAnsi"/>
-                <w:sz w:val="18"/>
-                <w:szCs w:val="18"/>
-              </w:rPr>
-              <w:t xml:space="preserve"> portal and a mobile device application provide access to the following information</w:t>
+              <w:t>m must have a working web based portal and a mobile device application provide access to the following information</w:t>
             </w:r>
             <w:r>
               <w:rPr>
@@ -17739,25 +17164,7 @@
                 <w:sz w:val="20"/>
                 <w:szCs w:val="18"/>
               </w:rPr>
-              <w:t xml:space="preserve">Hourly (or 15 min), daily, </w:t>
-            </w:r>
-            <w:proofErr w:type="gramStart"/>
-            <w:r>
-              <w:rPr>
-                <w:rFonts w:asciiTheme="minorHAnsi" w:hAnsiTheme="minorHAnsi"/>
-                <w:sz w:val="20"/>
-                <w:szCs w:val="18"/>
-              </w:rPr>
-              <w:t>monthly</w:t>
-            </w:r>
-            <w:proofErr w:type="gramEnd"/>
-            <w:r>
-              <w:rPr>
-                <w:rFonts w:asciiTheme="minorHAnsi" w:hAnsiTheme="minorHAnsi"/>
-                <w:sz w:val="20"/>
-                <w:szCs w:val="18"/>
-              </w:rPr>
-              <w:t xml:space="preserve"> and annual kWh production in numeric and graphic format</w:t>
+              <w:t>Hourly (or 15 min), daily, monthly and annual kWh production in numeric and graphic format</w:t>
             </w:r>
           </w:p>
         </w:tc>
@@ -18000,144 +17407,6 @@
         </w:rPr>
       </w:pPr>
     </w:p>
-    <w:tbl>
-      <w:tblPr>
-        <w:tblW w:w="5000" w:type="pct"/>
-        <w:tblInd w:w="-1" w:type="dxa"/>
-        <w:tblBorders>
-          <w:top w:val="single" w:sz="4" w:space="0" w:color="auto"/>
-          <w:left w:val="single" w:sz="4" w:space="0" w:color="auto"/>
-          <w:bottom w:val="single" w:sz="4" w:space="0" w:color="auto"/>
-          <w:right w:val="single" w:sz="4" w:space="0" w:color="auto"/>
-          <w:insideH w:val="single" w:sz="4" w:space="0" w:color="auto"/>
-          <w:insideV w:val="single" w:sz="4" w:space="0" w:color="auto"/>
-        </w:tblBorders>
-        <w:tblLayout w:type="fixed"/>
-        <w:tblCellMar>
-          <w:left w:w="115" w:type="dxa"/>
-          <w:right w:w="115" w:type="dxa"/>
-        </w:tblCellMar>
-        <w:tblLook w:val="0000" w:firstRow="0" w:lastRow="0" w:firstColumn="0" w:lastColumn="0" w:noHBand="0" w:noVBand="0"/>
-      </w:tblPr>
-      <w:tblGrid>
-        <w:gridCol w:w="622"/>
-        <w:gridCol w:w="10168"/>
-      </w:tblGrid>
-      <w:tr>
-        <w:trPr>
-          <w:trHeight w:val="144"/>
-          <w:del w:id="126" w:author="Tam, Danny@Energy" w:date="2021-11-03T10:53:00Z"/>
-        </w:trPr>
-        <w:tc>
-          <w:tcPr>
-            <w:tcW w:w="10790" w:type="dxa"/>
-            <w:gridSpan w:val="2"/>
-            <w:tcMar>
-              <w:top w:w="0" w:type="dxa"/>
-              <w:left w:w="115" w:type="dxa"/>
-              <w:bottom w:w="0" w:type="dxa"/>
-              <w:right w:w="115" w:type="dxa"/>
-            </w:tcMar>
-            <w:vAlign w:val="center"/>
-          </w:tcPr>
-          <w:p>
-            <w:pPr>
-              <w:rPr>
-                <w:del w:id="127" w:author="Tam, Danny@Energy" w:date="2021-11-03T10:53:00Z"/>
-                <w:rFonts w:asciiTheme="minorHAnsi" w:hAnsiTheme="minorHAnsi" w:cstheme="minorHAnsi"/>
-                <w:sz w:val="18"/>
-                <w:szCs w:val="18"/>
-              </w:rPr>
-            </w:pPr>
-          </w:p>
-        </w:tc>
-      </w:tr>
-      <w:tr>
-        <w:trPr>
-          <w:trHeight w:val="144"/>
-          <w:del w:id="128" w:author="Tam, Danny@Energy" w:date="2021-11-03T10:53:00Z"/>
-        </w:trPr>
-        <w:tc>
-          <w:tcPr>
-            <w:tcW w:w="622" w:type="dxa"/>
-            <w:tcMar>
-              <w:top w:w="29" w:type="dxa"/>
-              <w:left w:w="115" w:type="dxa"/>
-              <w:bottom w:w="29" w:type="dxa"/>
-              <w:right w:w="115" w:type="dxa"/>
-            </w:tcMar>
-            <w:vAlign w:val="center"/>
-          </w:tcPr>
-          <w:p>
-            <w:pPr>
-              <w:pStyle w:val="BodyText2"/>
-              <w:spacing w:before="0" w:after="0"/>
-              <w:jc w:val="center"/>
-              <w:rPr>
-                <w:del w:id="129" w:author="Tam, Danny@Energy" w:date="2021-11-03T10:53:00Z"/>
-                <w:rFonts w:asciiTheme="minorHAnsi" w:hAnsiTheme="minorHAnsi"/>
-                <w:sz w:val="18"/>
-                <w:szCs w:val="18"/>
-              </w:rPr>
-            </w:pPr>
-          </w:p>
-        </w:tc>
-        <w:tc>
-          <w:tcPr>
-            <w:tcW w:w="10168" w:type="dxa"/>
-            <w:vAlign w:val="center"/>
-          </w:tcPr>
-          <w:p>
-            <w:pPr>
-              <w:pStyle w:val="BodyText2"/>
-              <w:spacing w:before="0" w:after="0"/>
-              <w:rPr>
-                <w:del w:id="130" w:author="Tam, Danny@Energy" w:date="2021-11-03T10:53:00Z"/>
-                <w:rFonts w:asciiTheme="minorHAnsi" w:hAnsiTheme="minorHAnsi"/>
-                <w:sz w:val="18"/>
-                <w:szCs w:val="18"/>
-              </w:rPr>
-            </w:pPr>
-          </w:p>
-        </w:tc>
-      </w:tr>
-      <w:tr>
-        <w:tblPrEx>
-          <w:tblCellMar>
-            <w:left w:w="86" w:type="dxa"/>
-            <w:right w:w="86" w:type="dxa"/>
-          </w:tblCellMar>
-        </w:tblPrEx>
-        <w:trPr>
-          <w:trHeight w:val="296"/>
-          <w:del w:id="131" w:author="Tam, Danny@Energy" w:date="2021-11-03T10:53:00Z"/>
-        </w:trPr>
-        <w:tc>
-          <w:tcPr>
-            <w:tcW w:w="10790" w:type="dxa"/>
-            <w:gridSpan w:val="2"/>
-            <w:tcBorders>
-              <w:top w:val="single" w:sz="4" w:space="0" w:color="auto"/>
-              <w:left w:val="single" w:sz="4" w:space="0" w:color="auto"/>
-              <w:bottom w:val="double" w:sz="4" w:space="0" w:color="auto"/>
-              <w:right w:val="single" w:sz="4" w:space="0" w:color="auto"/>
-            </w:tcBorders>
-            <w:vAlign w:val="center"/>
-          </w:tcPr>
-          <w:p>
-            <w:pPr>
-              <w:pStyle w:val="BodyText2"/>
-              <w:ind w:right="135"/>
-              <w:rPr>
-                <w:del w:id="132" w:author="Tam, Danny@Energy" w:date="2021-11-03T10:53:00Z"/>
-                <w:rFonts w:asciiTheme="minorHAnsi" w:hAnsiTheme="minorHAnsi"/>
-                <w:b/>
-              </w:rPr>
-            </w:pPr>
-          </w:p>
-        </w:tc>
-      </w:tr>
-    </w:tbl>
     <w:p>
       <w:pPr>
         <w:rPr>
@@ -18146,6 +17415,26 @@
           <w:szCs w:val="18"/>
         </w:rPr>
       </w:pPr>
+    </w:p>
+    <w:p>
+      <w:pPr>
+        <w:tabs>
+          <w:tab w:val="left" w:pos="3882"/>
+        </w:tabs>
+        <w:rPr>
+          <w:rFonts w:asciiTheme="minorHAnsi" w:hAnsiTheme="minorHAnsi"/>
+          <w:sz w:val="18"/>
+          <w:szCs w:val="18"/>
+        </w:rPr>
+      </w:pPr>
+      <w:r>
+        <w:rPr>
+          <w:rFonts w:asciiTheme="minorHAnsi" w:hAnsiTheme="minorHAnsi"/>
+          <w:sz w:val="18"/>
+          <w:szCs w:val="18"/>
+        </w:rPr>
+        <w:tab/>
+      </w:r>
     </w:p>
     <w:tbl>
       <w:tblPr>
@@ -18184,8 +17473,8 @@
                 <w:rFonts w:asciiTheme="minorHAnsi" w:hAnsiTheme="minorHAnsi"/>
               </w:rPr>
             </w:pPr>
-            <w:bookmarkStart w:id="133" w:name="_Hlk66364187"/>
-            <w:del w:id="134" w:author="Tam, Danny@Energy" w:date="2021-11-03T10:51:00Z">
+            <w:bookmarkStart w:id="108" w:name="_Hlk66364187"/>
+            <w:del w:id="109" w:author="Tam, Danny@Energy" w:date="2021-11-03T10:51:00Z">
               <w:r>
                 <w:rPr>
                   <w:rFonts w:asciiTheme="minorHAnsi" w:hAnsiTheme="minorHAnsi"/>
@@ -18194,7 +17483,7 @@
                 <w:delText>G</w:delText>
               </w:r>
             </w:del>
-            <w:ins w:id="135" w:author="Tam, Danny@Energy" w:date="2021-11-03T10:51:00Z">
+            <w:ins w:id="110" w:author="Tam, Danny@Energy" w:date="2021-11-03T10:51:00Z">
               <w:r>
                 <w:rPr>
                   <w:rFonts w:asciiTheme="minorHAnsi" w:hAnsiTheme="minorHAnsi"/>
@@ -18239,27 +17528,7 @@
                 <w:sz w:val="18"/>
                 <w:szCs w:val="18"/>
               </w:rPr>
-              <w:t xml:space="preserve">&lt;&lt;If A05 “Qualifying Exceptions” = “NA” or “Community Solar”, then display the "section does not apply" </w:t>
-            </w:r>
-            <w:proofErr w:type="gramStart"/>
-            <w:r>
-              <w:rPr>
-                <w:rFonts w:ascii="Calibri" w:hAnsi="Calibri"/>
-                <w:b w:val="0"/>
-                <w:sz w:val="18"/>
-                <w:szCs w:val="18"/>
-              </w:rPr>
-              <w:t>message;</w:t>
-            </w:r>
-            <w:proofErr w:type="gramEnd"/>
-            <w:r>
-              <w:rPr>
-                <w:rFonts w:ascii="Calibri" w:hAnsi="Calibri"/>
-                <w:b w:val="0"/>
-                <w:sz w:val="18"/>
-                <w:szCs w:val="18"/>
-              </w:rPr>
-              <w:t xml:space="preserve"> </w:t>
+              <w:t xml:space="preserve">&lt;&lt;If A05 “Qualifying Exceptions” = “NA” or “Community Solar”, then display the "section does not apply" message; </w:t>
             </w:r>
           </w:p>
           <w:p>
@@ -18312,7 +17581,7 @@
               </w:rPr>
               <w:t xml:space="preserve">No PV – </w:t>
             </w:r>
-            <w:ins w:id="136" w:author="Tam, Danny@Energy" w:date="2021-11-03T10:48:00Z">
+            <w:ins w:id="111" w:author="Tam, Danny@Energy" w:date="2021-11-03T10:48:00Z">
               <w:r>
                 <w:rPr>
                   <w:rFonts w:asciiTheme="minorHAnsi" w:hAnsiTheme="minorHAnsi"/>
@@ -18322,7 +17591,7 @@
                 <w:t>SARA less than 80 contiguous sq ft</w:t>
               </w:r>
             </w:ins>
-            <w:del w:id="137" w:author="Tam, Danny@Energy" w:date="2021-11-03T10:48:00Z">
+            <w:del w:id="112" w:author="Tam, Danny@Energy" w:date="2021-11-03T10:48:00Z">
               <w:r>
                 <w:rPr>
                   <w:rFonts w:ascii="Calibri" w:hAnsi="Calibri"/>
@@ -18340,7 +17609,7 @@
               </w:rPr>
               <w:t xml:space="preserve">”, </w:t>
             </w:r>
-            <w:del w:id="138" w:author="Tam, Danny@Energy" w:date="2021-11-03T10:48:00Z">
+            <w:del w:id="113" w:author="Tam, Danny@Energy" w:date="2021-11-03T10:48:00Z">
               <w:r>
                 <w:rPr>
                   <w:rFonts w:ascii="Calibri" w:hAnsi="Calibri"/>
@@ -18374,7 +17643,7 @@
               </w:rPr>
               <w:t xml:space="preserve"> </w:t>
             </w:r>
-            <w:del w:id="139" w:author="Tam, Danny@Energy" w:date="2021-11-03T10:48:00Z">
+            <w:del w:id="114" w:author="Tam, Danny@Energy" w:date="2021-11-03T10:48:00Z">
               <w:r>
                 <w:rPr>
                   <w:rFonts w:ascii="Calibri" w:hAnsi="Calibri"/>
@@ -18511,18 +17780,8 @@
                 <w:sz w:val="18"/>
                 <w:szCs w:val="18"/>
               </w:rPr>
-              <w:t xml:space="preserve">” </w:t>
-            </w:r>
-            <w:proofErr w:type="gramStart"/>
-            <w:r>
-              <w:rPr>
-                <w:rFonts w:ascii="Calibri" w:hAnsi="Calibri"/>
-                <w:sz w:val="18"/>
-                <w:szCs w:val="18"/>
-              </w:rPr>
-              <w:t>below;</w:t>
-            </w:r>
-            <w:proofErr w:type="gramEnd"/>
+              <w:t>” below;</w:t>
+            </w:r>
           </w:p>
           <w:p>
             <w:pPr>
@@ -18602,18 +17861,8 @@
                 <w:sz w:val="18"/>
                 <w:szCs w:val="18"/>
               </w:rPr>
-              <w:t xml:space="preserve"> </w:t>
-            </w:r>
-            <w:proofErr w:type="gramStart"/>
-            <w:r>
-              <w:rPr>
-                <w:rFonts w:ascii="Calibri" w:hAnsi="Calibri"/>
-                <w:sz w:val="18"/>
-                <w:szCs w:val="18"/>
-              </w:rPr>
-              <w:t>below;</w:t>
-            </w:r>
-            <w:proofErr w:type="gramEnd"/>
+              <w:t xml:space="preserve"> below;</w:t>
+            </w:r>
           </w:p>
           <w:p>
             <w:r>
@@ -18769,7 +18018,7 @@
                 <w:sz w:val="20"/>
               </w:rPr>
             </w:pPr>
-            <w:bookmarkStart w:id="140" w:name="_Hlk66365518"/>
+            <w:bookmarkStart w:id="115" w:name="_Hlk66365518"/>
             <w:r>
               <w:rPr>
                 <w:rFonts w:asciiTheme="minorHAnsi" w:hAnsiTheme="minorHAnsi"/>
@@ -18940,7 +18189,7 @@
           </w:p>
         </w:tc>
       </w:tr>
-      <w:bookmarkEnd w:id="140"/>
+      <w:bookmarkEnd w:id="115"/>
       <w:tr>
         <w:tblPrEx>
           <w:tblBorders>
@@ -19184,7 +18433,7 @@
           </w:p>
         </w:tc>
       </w:tr>
-      <w:bookmarkEnd w:id="133"/>
+      <w:bookmarkEnd w:id="108"/>
     </w:tbl>
     <w:p>
       <w:pPr>
@@ -19252,8 +18501,8 @@
                 <w:rFonts w:asciiTheme="minorHAnsi" w:hAnsiTheme="minorHAnsi"/>
               </w:rPr>
             </w:pPr>
-            <w:bookmarkStart w:id="141" w:name="_Hlk45095267"/>
-            <w:del w:id="142" w:author="Tam, Danny@Energy" w:date="2021-11-03T10:51:00Z">
+            <w:bookmarkStart w:id="116" w:name="_Hlk45095267"/>
+            <w:del w:id="117" w:author="Tam, Danny@Energy" w:date="2021-11-03T10:51:00Z">
               <w:r>
                 <w:rPr>
                   <w:rFonts w:asciiTheme="minorHAnsi" w:hAnsiTheme="minorHAnsi"/>
@@ -19261,7 +18510,7 @@
                 <w:delText>H</w:delText>
               </w:r>
             </w:del>
-            <w:ins w:id="143" w:author="Tam, Danny@Energy" w:date="2021-11-03T10:51:00Z">
+            <w:ins w:id="118" w:author="Tam, Danny@Energy" w:date="2021-11-03T10:51:00Z">
               <w:r>
                 <w:rPr>
                   <w:rFonts w:asciiTheme="minorHAnsi" w:hAnsiTheme="minorHAnsi"/>
@@ -19414,7 +18663,6 @@
       <w:tr>
         <w:trPr>
           <w:trHeight w:val="144"/>
-          <w:ins w:id="144" w:author="Tam, Danny@Energy" w:date="2022-02-17T09:36:00Z"/>
         </w:trPr>
         <w:tc>
           <w:tcPr>
@@ -19430,100 +18678,6 @@
           <w:p>
             <w:pPr>
               <w:pStyle w:val="BodyText2"/>
-              <w:spacing w:before="0" w:after="0"/>
-              <w:jc w:val="center"/>
-              <w:rPr>
-                <w:ins w:id="145" w:author="Tam, Danny@Energy" w:date="2022-02-17T09:36:00Z"/>
-                <w:rFonts w:asciiTheme="minorHAnsi" w:hAnsiTheme="minorHAnsi"/>
-                <w:sz w:val="18"/>
-                <w:szCs w:val="18"/>
-              </w:rPr>
-            </w:pPr>
-            <w:ins w:id="146" w:author="Tam, Danny@Energy" w:date="2022-02-17T09:37:00Z">
-              <w:r>
-                <w:rPr>
-                  <w:rFonts w:asciiTheme="minorHAnsi" w:hAnsiTheme="minorHAnsi"/>
-                  <w:sz w:val="18"/>
-                  <w:szCs w:val="18"/>
-                </w:rPr>
-                <w:t>02</w:t>
-              </w:r>
-            </w:ins>
-          </w:p>
-        </w:tc>
-        <w:tc>
-          <w:tcPr>
-            <w:tcW w:w="2079" w:type="dxa"/>
-            <w:vAlign w:val="center"/>
-          </w:tcPr>
-          <w:p>
-            <w:pPr>
-              <w:pStyle w:val="Default"/>
-              <w:rPr>
-                <w:ins w:id="147" w:author="Tam, Danny@Energy" w:date="2022-02-17T09:36:00Z"/>
-                <w:rFonts w:asciiTheme="minorHAnsi" w:hAnsiTheme="minorHAnsi"/>
-                <w:sz w:val="20"/>
-                <w:szCs w:val="18"/>
-              </w:rPr>
-            </w:pPr>
-            <w:ins w:id="148" w:author="Tam, Danny@Energy" w:date="2022-02-17T09:37:00Z">
-              <w:r>
-                <w:rPr>
-                  <w:rFonts w:asciiTheme="minorHAnsi" w:hAnsiTheme="minorHAnsi"/>
-                  <w:sz w:val="20"/>
-                  <w:szCs w:val="18"/>
-                </w:rPr>
-                <w:t>Standard Design kW</w:t>
-              </w:r>
-            </w:ins>
-          </w:p>
-        </w:tc>
-        <w:tc>
-          <w:tcPr>
-            <w:tcW w:w="8089" w:type="dxa"/>
-            <w:vAlign w:val="center"/>
-          </w:tcPr>
-          <w:p>
-            <w:pPr>
-              <w:pStyle w:val="Default"/>
-              <w:rPr>
-                <w:ins w:id="149" w:author="Tam, Danny@Energy" w:date="2022-02-17T09:36:00Z"/>
-                <w:rFonts w:asciiTheme="minorHAnsi" w:hAnsiTheme="minorHAnsi"/>
-                <w:sz w:val="20"/>
-                <w:szCs w:val="18"/>
-              </w:rPr>
-            </w:pPr>
-            <w:ins w:id="150" w:author="Tam, Danny@Energy" w:date="2022-02-17T09:37:00Z">
-              <w:r>
-                <w:rPr>
-                  <w:rFonts w:asciiTheme="minorHAnsi" w:hAnsiTheme="minorHAnsi"/>
-                  <w:sz w:val="20"/>
-                  <w:szCs w:val="18"/>
-                </w:rPr>
-                <w:t>&lt;&lt; From CF1R-PRF-01&gt;&gt;</w:t>
-              </w:r>
-            </w:ins>
-          </w:p>
-        </w:tc>
-      </w:tr>
-      <w:tr>
-        <w:trPr>
-          <w:trHeight w:val="144"/>
-        </w:trPr>
-        <w:tc>
-          <w:tcPr>
-            <w:tcW w:w="622" w:type="dxa"/>
-            <w:tcMar>
-              <w:top w:w="29" w:type="dxa"/>
-              <w:left w:w="115" w:type="dxa"/>
-              <w:bottom w:w="29" w:type="dxa"/>
-              <w:right w:w="115" w:type="dxa"/>
-            </w:tcMar>
-            <w:vAlign w:val="center"/>
-          </w:tcPr>
-          <w:p>
-            <w:pPr>
-              <w:pStyle w:val="BodyText2"/>
               <w:spacing w:before="0" w:after="0" w:line="259" w:lineRule="auto"/>
               <w:jc w:val="center"/>
               <w:rPr>
@@ -19532,34 +18686,22 @@
                 <w:szCs w:val="18"/>
               </w:rPr>
             </w:pPr>
-            <w:del w:id="151" w:author="Tam, Danny@Energy" w:date="2022-02-17T09:37:00Z">
-              <w:r>
-                <w:rPr>
-                  <w:rFonts w:asciiTheme="minorHAnsi" w:hAnsiTheme="minorHAnsi"/>
-                  <w:sz w:val="18"/>
-                  <w:szCs w:val="18"/>
-                </w:rPr>
-                <w:delText>0</w:delText>
-              </w:r>
-              <w:r>
-                <w:rPr>
-                  <w:rFonts w:asciiTheme="minorHAnsi" w:hAnsiTheme="minorHAnsi"/>
-                  <w:sz w:val="18"/>
-                  <w:szCs w:val="18"/>
-                </w:rPr>
-                <w:delText>2</w:delText>
-              </w:r>
-            </w:del>
-            <w:ins w:id="152" w:author="Tam, Danny@Energy" w:date="2022-02-17T09:37:00Z">
-              <w:r>
-                <w:rPr>
-                  <w:rFonts w:asciiTheme="minorHAnsi" w:hAnsiTheme="minorHAnsi"/>
-                  <w:sz w:val="18"/>
-                  <w:szCs w:val="18"/>
-                </w:rPr>
-                <w:t>03</w:t>
-              </w:r>
-            </w:ins>
+            <w:r>
+              <w:rPr>
+                <w:rFonts w:asciiTheme="minorHAnsi" w:hAnsiTheme="minorHAnsi"/>
+                <w:sz w:val="18"/>
+                <w:szCs w:val="18"/>
+              </w:rPr>
+              <w:t>0</w:t>
+            </w:r>
+            <w:r>
+              <w:rPr>
+                <w:rFonts w:asciiTheme="minorHAnsi" w:hAnsiTheme="minorHAnsi"/>
+                <w:sz w:val="18"/>
+                <w:szCs w:val="18"/>
+              </w:rPr>
+              <w:t>2</w:t>
+            </w:r>
           </w:p>
         </w:tc>
         <w:tc>
@@ -19655,494 +18797,8 @@
           </w:p>
         </w:tc>
       </w:tr>
-      <w:bookmarkEnd w:id="141"/>
+      <w:bookmarkEnd w:id="116"/>
     </w:tbl>
-    <w:p>
-      <w:pPr>
-        <w:rPr>
-          <w:ins w:id="153" w:author="Tam, Danny@Energy" w:date="2022-02-17T09:44:00Z"/>
-          <w:rFonts w:asciiTheme="minorHAnsi" w:hAnsiTheme="minorHAnsi"/>
-          <w:sz w:val="18"/>
-          <w:szCs w:val="18"/>
-        </w:rPr>
-      </w:pPr>
-    </w:p>
-    <w:tbl>
-      <w:tblPr>
-        <w:tblW w:w="5000" w:type="pct"/>
-        <w:tblInd w:w="-1" w:type="dxa"/>
-        <w:tblBorders>
-          <w:top w:val="single" w:sz="4" w:space="0" w:color="auto"/>
-          <w:left w:val="single" w:sz="4" w:space="0" w:color="auto"/>
-          <w:bottom w:val="single" w:sz="4" w:space="0" w:color="auto"/>
-          <w:right w:val="single" w:sz="4" w:space="0" w:color="auto"/>
-          <w:insideH w:val="single" w:sz="4" w:space="0" w:color="auto"/>
-          <w:insideV w:val="single" w:sz="4" w:space="0" w:color="auto"/>
-        </w:tblBorders>
-        <w:tblLayout w:type="fixed"/>
-        <w:tblCellMar>
-          <w:left w:w="115" w:type="dxa"/>
-          <w:right w:w="115" w:type="dxa"/>
-        </w:tblCellMar>
-        <w:tblLook w:val="0000" w:firstRow="0" w:lastRow="0" w:firstColumn="0" w:lastColumn="0" w:noHBand="0" w:noVBand="0"/>
-      </w:tblPr>
-      <w:tblGrid>
-        <w:gridCol w:w="622"/>
-        <w:gridCol w:w="2079"/>
-        <w:gridCol w:w="8089"/>
-      </w:tblGrid>
-      <w:tr>
-        <w:trPr>
-          <w:trHeight w:val="144"/>
-          <w:ins w:id="154" w:author="Tam, Danny@Energy" w:date="2022-02-17T09:45:00Z"/>
-        </w:trPr>
-        <w:tc>
-          <w:tcPr>
-            <w:tcW w:w="10790" w:type="dxa"/>
-            <w:gridSpan w:val="3"/>
-            <w:tcMar>
-              <w:top w:w="0" w:type="dxa"/>
-              <w:left w:w="115" w:type="dxa"/>
-              <w:bottom w:w="0" w:type="dxa"/>
-              <w:right w:w="115" w:type="dxa"/>
-            </w:tcMar>
-            <w:vAlign w:val="center"/>
-          </w:tcPr>
-          <w:p>
-            <w:pPr>
-              <w:pStyle w:val="Heading2"/>
-              <w:numPr>
-                <w:ilvl w:val="0"/>
-                <w:numId w:val="13"/>
-              </w:numPr>
-              <w:spacing w:before="0" w:after="0"/>
-              <w:rPr>
-                <w:ins w:id="155" w:author="Tam, Danny@Energy" w:date="2022-02-17T09:45:00Z"/>
-                <w:rFonts w:asciiTheme="minorHAnsi" w:hAnsiTheme="minorHAnsi"/>
-              </w:rPr>
-            </w:pPr>
-            <w:ins w:id="156" w:author="Tam, Danny@Energy" w:date="2022-02-17T09:45:00Z">
-              <w:r>
-                <w:rPr>
-                  <w:rFonts w:asciiTheme="minorHAnsi" w:hAnsiTheme="minorHAnsi"/>
-                </w:rPr>
-                <w:t>Community Solar Opt-Out</w:t>
-              </w:r>
-            </w:ins>
-          </w:p>
-          <w:p>
-            <w:pPr>
-              <w:rPr>
-                <w:ins w:id="157" w:author="Tam, Danny@Energy" w:date="2022-02-17T09:45:00Z"/>
-              </w:rPr>
-            </w:pPr>
-            <w:ins w:id="158" w:author="Tam, Danny@Energy" w:date="2022-02-17T09:45:00Z">
-              <w:r>
-                <w:rPr>
-                  <w:rFonts w:asciiTheme="minorHAnsi" w:hAnsiTheme="minorHAnsi" w:cstheme="minorHAnsi"/>
-                  <w:sz w:val="18"/>
-                  <w:szCs w:val="18"/>
-                </w:rPr>
-                <w:t>&lt;&lt;If A0</w:t>
-              </w:r>
-              <w:r>
-                <w:rPr>
-                  <w:rFonts w:asciiTheme="minorHAnsi" w:hAnsiTheme="minorHAnsi" w:cstheme="minorHAnsi"/>
-                  <w:sz w:val="18"/>
-                  <w:szCs w:val="18"/>
-                </w:rPr>
-                <w:t>6</w:t>
-              </w:r>
-              <w:r>
-                <w:rPr>
-                  <w:rFonts w:asciiTheme="minorHAnsi" w:hAnsiTheme="minorHAnsi" w:cstheme="minorHAnsi"/>
-                  <w:sz w:val="18"/>
-                  <w:szCs w:val="18"/>
-                </w:rPr>
-                <w:t xml:space="preserve"> </w:t>
-              </w:r>
-              <w:r>
-                <w:rPr>
-                  <w:rFonts w:asciiTheme="minorHAnsi" w:hAnsiTheme="minorHAnsi" w:cstheme="minorHAnsi"/>
-                  <w:sz w:val="18"/>
-                  <w:szCs w:val="18"/>
-                </w:rPr>
-                <w:t xml:space="preserve">≠ </w:t>
-              </w:r>
-              <w:r>
-                <w:rPr>
-                  <w:rFonts w:asciiTheme="minorHAnsi" w:hAnsiTheme="minorHAnsi" w:cstheme="minorHAnsi"/>
-                  <w:sz w:val="18"/>
-                  <w:szCs w:val="18"/>
-                </w:rPr>
-                <w:t>“</w:t>
-              </w:r>
-              <w:r>
-                <w:rPr>
-                  <w:rFonts w:asciiTheme="minorHAnsi" w:hAnsiTheme="minorHAnsi" w:cstheme="minorHAnsi"/>
-                  <w:sz w:val="18"/>
-                  <w:szCs w:val="18"/>
-                </w:rPr>
-                <w:t>Opt-out</w:t>
-              </w:r>
-              <w:r>
-                <w:rPr>
-                  <w:rFonts w:asciiTheme="minorHAnsi" w:hAnsiTheme="minorHAnsi" w:cstheme="minorHAnsi"/>
-                  <w:sz w:val="18"/>
-                  <w:szCs w:val="18"/>
-                </w:rPr>
-                <w:t>”, then display the "section does not apply" message; else display this entire table &gt;&gt;</w:t>
-              </w:r>
-            </w:ins>
-          </w:p>
-        </w:tc>
-      </w:tr>
-      <w:tr>
-        <w:trPr>
-          <w:trHeight w:val="144"/>
-          <w:ins w:id="159" w:author="Tam, Danny@Energy" w:date="2022-02-17T09:45:00Z"/>
-        </w:trPr>
-        <w:tc>
-          <w:tcPr>
-            <w:tcW w:w="10790" w:type="dxa"/>
-            <w:gridSpan w:val="3"/>
-            <w:tcMar>
-              <w:top w:w="29" w:type="dxa"/>
-              <w:left w:w="115" w:type="dxa"/>
-              <w:bottom w:w="29" w:type="dxa"/>
-              <w:right w:w="115" w:type="dxa"/>
-            </w:tcMar>
-            <w:vAlign w:val="center"/>
-          </w:tcPr>
-          <w:p>
-            <w:pPr>
-              <w:pStyle w:val="Default"/>
-              <w:rPr>
-                <w:ins w:id="160" w:author="Tam, Danny@Energy" w:date="2022-02-17T09:45:00Z"/>
-                <w:rFonts w:asciiTheme="minorHAnsi" w:hAnsiTheme="minorHAnsi"/>
-                <w:sz w:val="20"/>
-                <w:szCs w:val="18"/>
-              </w:rPr>
-            </w:pPr>
-            <w:ins w:id="161" w:author="Tam, Danny@Energy" w:date="2022-02-17T09:48:00Z">
-              <w:r>
-                <w:rPr>
-                  <w:rFonts w:asciiTheme="minorHAnsi" w:hAnsiTheme="minorHAnsi"/>
-                  <w:sz w:val="20"/>
-                  <w:szCs w:val="18"/>
-                </w:rPr>
-                <w:t xml:space="preserve">At any time during the </w:t>
-              </w:r>
-            </w:ins>
-            <w:ins w:id="162" w:author="Tam, Danny@Energy" w:date="2022-02-17T09:49:00Z">
-              <w:r>
-                <w:rPr>
-                  <w:rFonts w:asciiTheme="minorHAnsi" w:hAnsiTheme="minorHAnsi"/>
-                  <w:sz w:val="20"/>
-                  <w:szCs w:val="18"/>
-                </w:rPr>
-                <w:t xml:space="preserve">Community Solar </w:t>
-              </w:r>
-            </w:ins>
-            <w:ins w:id="163" w:author="Tam, Danny@Energy" w:date="2022-02-17T09:48:00Z">
-              <w:r>
-                <w:rPr>
-                  <w:rFonts w:asciiTheme="minorHAnsi" w:hAnsiTheme="minorHAnsi"/>
-                  <w:sz w:val="20"/>
-                  <w:szCs w:val="18"/>
-                </w:rPr>
-                <w:t>Participation Period, a participating building owner shall have the option to discontinue the participation of the building in the community shared solar and/or battery storage system (“Opt-Out”) if the building satisfies the Opt-Out Requirements</w:t>
-              </w:r>
-            </w:ins>
-          </w:p>
-        </w:tc>
-      </w:tr>
-      <w:tr>
-        <w:trPr>
-          <w:trHeight w:val="144"/>
-          <w:ins w:id="164" w:author="Tam, Danny@Energy" w:date="2022-02-17T09:45:00Z"/>
-        </w:trPr>
-        <w:tc>
-          <w:tcPr>
-            <w:tcW w:w="622" w:type="dxa"/>
-            <w:tcMar>
-              <w:top w:w="29" w:type="dxa"/>
-              <w:left w:w="115" w:type="dxa"/>
-              <w:bottom w:w="29" w:type="dxa"/>
-              <w:right w:w="115" w:type="dxa"/>
-            </w:tcMar>
-            <w:vAlign w:val="center"/>
-          </w:tcPr>
-          <w:p>
-            <w:pPr>
-              <w:pStyle w:val="BodyText2"/>
-              <w:spacing w:before="0" w:after="0"/>
-              <w:jc w:val="center"/>
-              <w:rPr>
-                <w:ins w:id="165" w:author="Tam, Danny@Energy" w:date="2022-02-17T09:45:00Z"/>
-                <w:rFonts w:asciiTheme="minorHAnsi" w:hAnsiTheme="minorHAnsi"/>
-                <w:sz w:val="18"/>
-                <w:szCs w:val="18"/>
-              </w:rPr>
-            </w:pPr>
-            <w:ins w:id="166" w:author="Tam, Danny@Energy" w:date="2022-02-17T09:45:00Z">
-              <w:r>
-                <w:rPr>
-                  <w:rFonts w:asciiTheme="minorHAnsi" w:hAnsiTheme="minorHAnsi"/>
-                  <w:sz w:val="18"/>
-                  <w:szCs w:val="18"/>
-                </w:rPr>
-                <w:t>0</w:t>
-              </w:r>
-            </w:ins>
-            <w:ins w:id="167" w:author="Tam, Danny@Energy" w:date="2022-02-17T10:52:00Z">
-              <w:r>
-                <w:rPr>
-                  <w:rFonts w:asciiTheme="minorHAnsi" w:hAnsiTheme="minorHAnsi"/>
-                  <w:sz w:val="18"/>
-                  <w:szCs w:val="18"/>
-                </w:rPr>
-                <w:t>1</w:t>
-              </w:r>
-            </w:ins>
-          </w:p>
-        </w:tc>
-        <w:tc>
-          <w:tcPr>
-            <w:tcW w:w="2079" w:type="dxa"/>
-            <w:vAlign w:val="center"/>
-          </w:tcPr>
-          <w:p>
-            <w:pPr>
-              <w:pStyle w:val="Default"/>
-              <w:rPr>
-                <w:ins w:id="168" w:author="Tam, Danny@Energy" w:date="2022-02-17T09:45:00Z"/>
-                <w:rFonts w:asciiTheme="minorHAnsi" w:hAnsiTheme="minorHAnsi"/>
-                <w:sz w:val="20"/>
-                <w:szCs w:val="18"/>
-              </w:rPr>
-            </w:pPr>
-            <w:ins w:id="169" w:author="Tam, Danny@Energy" w:date="2022-02-17T09:45:00Z">
-              <w:r>
-                <w:rPr>
-                  <w:rFonts w:asciiTheme="minorHAnsi" w:hAnsiTheme="minorHAnsi"/>
-                  <w:sz w:val="20"/>
-                  <w:szCs w:val="18"/>
-                </w:rPr>
-                <w:t>Standard Design kW</w:t>
-              </w:r>
-            </w:ins>
-            <w:ins w:id="170" w:author="Tam, Danny@Energy" w:date="2022-02-17T10:53:00Z">
-              <w:r>
-                <w:rPr>
-                  <w:rFonts w:asciiTheme="minorHAnsi" w:hAnsiTheme="minorHAnsi"/>
-                  <w:sz w:val="20"/>
-                  <w:szCs w:val="18"/>
-                </w:rPr>
-                <w:t xml:space="preserve"> </w:t>
-              </w:r>
-            </w:ins>
-          </w:p>
-        </w:tc>
-        <w:tc>
-          <w:tcPr>
-            <w:tcW w:w="8089" w:type="dxa"/>
-            <w:vAlign w:val="center"/>
-          </w:tcPr>
-          <w:p>
-            <w:pPr>
-              <w:pStyle w:val="Default"/>
-              <w:rPr>
-                <w:ins w:id="171" w:author="Tam, Danny@Energy" w:date="2022-02-17T09:45:00Z"/>
-                <w:rFonts w:asciiTheme="minorHAnsi" w:hAnsiTheme="minorHAnsi"/>
-                <w:sz w:val="20"/>
-                <w:szCs w:val="18"/>
-              </w:rPr>
-            </w:pPr>
-            <w:ins w:id="172" w:author="Tam, Danny@Energy" w:date="2022-02-17T09:45:00Z">
-              <w:r>
-                <w:rPr>
-                  <w:rFonts w:asciiTheme="minorHAnsi" w:hAnsiTheme="minorHAnsi"/>
-                  <w:sz w:val="20"/>
-                  <w:szCs w:val="18"/>
-                </w:rPr>
-                <w:t xml:space="preserve">&lt;&lt; </w:t>
-              </w:r>
-            </w:ins>
-            <w:ins w:id="173" w:author="Tam, Danny@Energy" w:date="2022-02-17T10:53:00Z">
-              <w:r>
-                <w:rPr>
-                  <w:rFonts w:asciiTheme="minorHAnsi" w:hAnsiTheme="minorHAnsi"/>
-                  <w:sz w:val="20"/>
-                  <w:szCs w:val="18"/>
-                </w:rPr>
-                <w:t>User Input &gt;&gt;</w:t>
-              </w:r>
-            </w:ins>
-          </w:p>
-        </w:tc>
-      </w:tr>
-      <w:tr>
-        <w:trPr>
-          <w:trHeight w:val="144"/>
-          <w:ins w:id="174" w:author="Tam, Danny@Energy" w:date="2022-02-17T09:45:00Z"/>
-        </w:trPr>
-        <w:tc>
-          <w:tcPr>
-            <w:tcW w:w="622" w:type="dxa"/>
-            <w:tcMar>
-              <w:top w:w="29" w:type="dxa"/>
-              <w:left w:w="115" w:type="dxa"/>
-              <w:bottom w:w="29" w:type="dxa"/>
-              <w:right w:w="115" w:type="dxa"/>
-            </w:tcMar>
-            <w:vAlign w:val="center"/>
-          </w:tcPr>
-          <w:p>
-            <w:pPr>
-              <w:pStyle w:val="BodyText2"/>
-              <w:spacing w:before="0" w:after="0" w:line="259" w:lineRule="auto"/>
-              <w:jc w:val="center"/>
-              <w:rPr>
-                <w:ins w:id="175" w:author="Tam, Danny@Energy" w:date="2022-02-17T09:45:00Z"/>
-                <w:rFonts w:asciiTheme="minorHAnsi" w:hAnsiTheme="minorHAnsi"/>
-                <w:sz w:val="18"/>
-                <w:szCs w:val="18"/>
-              </w:rPr>
-            </w:pPr>
-            <w:ins w:id="176" w:author="Tam, Danny@Energy" w:date="2022-02-17T09:45:00Z">
-              <w:r>
-                <w:rPr>
-                  <w:rFonts w:asciiTheme="minorHAnsi" w:hAnsiTheme="minorHAnsi"/>
-                  <w:sz w:val="18"/>
-                  <w:szCs w:val="18"/>
-                </w:rPr>
-                <w:t>0</w:t>
-              </w:r>
-            </w:ins>
-            <w:ins w:id="177" w:author="Tam, Danny@Energy" w:date="2022-02-17T10:53:00Z">
-              <w:r>
-                <w:rPr>
-                  <w:rFonts w:asciiTheme="minorHAnsi" w:hAnsiTheme="minorHAnsi"/>
-                  <w:sz w:val="18"/>
-                  <w:szCs w:val="18"/>
-                </w:rPr>
-                <w:t>2</w:t>
-              </w:r>
-            </w:ins>
-          </w:p>
-        </w:tc>
-        <w:tc>
-          <w:tcPr>
-            <w:tcW w:w="10168" w:type="dxa"/>
-            <w:gridSpan w:val="2"/>
-            <w:vAlign w:val="center"/>
-          </w:tcPr>
-          <w:p>
-            <w:pPr>
-              <w:pStyle w:val="Default"/>
-              <w:rPr>
-                <w:ins w:id="178" w:author="Tam, Danny@Energy" w:date="2022-02-17T09:45:00Z"/>
-                <w:rFonts w:asciiTheme="minorHAnsi" w:hAnsiTheme="minorHAnsi"/>
-                <w:sz w:val="18"/>
-                <w:szCs w:val="18"/>
-              </w:rPr>
-            </w:pPr>
-            <w:ins w:id="179" w:author="Tam, Danny@Energy" w:date="2022-02-17T09:45:00Z">
-              <w:r>
-                <w:rPr>
-                  <w:rFonts w:asciiTheme="minorHAnsi" w:hAnsiTheme="minorHAnsi"/>
-                  <w:sz w:val="20"/>
-                  <w:szCs w:val="18"/>
-                </w:rPr>
-                <w:t xml:space="preserve">Attach a copy of SMUD </w:t>
-              </w:r>
-              <w:r>
-                <w:rPr>
-                  <w:rFonts w:asciiTheme="minorHAnsi" w:hAnsiTheme="minorHAnsi"/>
-                  <w:sz w:val="20"/>
-                  <w:szCs w:val="18"/>
-                </w:rPr>
-                <w:t>Attestation of Premise Registration in Neighborhood SolarShares (Attestation)</w:t>
-              </w:r>
-              <w:r>
-                <w:rPr>
-                  <w:rFonts w:asciiTheme="minorHAnsi" w:hAnsiTheme="minorHAnsi"/>
-                  <w:sz w:val="20"/>
-                  <w:szCs w:val="18"/>
-                </w:rPr>
-                <w:t>.</w:t>
-              </w:r>
-              <w:r>
-                <w:rPr>
-                  <w:rFonts w:asciiTheme="minorHAnsi" w:hAnsiTheme="minorHAnsi"/>
-                  <w:sz w:val="20"/>
-                  <w:szCs w:val="18"/>
-                </w:rPr>
-                <w:t xml:space="preserve"> </w:t>
-              </w:r>
-            </w:ins>
-          </w:p>
-        </w:tc>
-      </w:tr>
-      <w:tr>
-        <w:tblPrEx>
-          <w:tblCellMar>
-            <w:left w:w="86" w:type="dxa"/>
-            <w:right w:w="86" w:type="dxa"/>
-          </w:tblCellMar>
-        </w:tblPrEx>
-        <w:trPr>
-          <w:trHeight w:val="296"/>
-          <w:ins w:id="180" w:author="Tam, Danny@Energy" w:date="2022-02-17T09:45:00Z"/>
-        </w:trPr>
-        <w:tc>
-          <w:tcPr>
-            <w:tcW w:w="10790" w:type="dxa"/>
-            <w:gridSpan w:val="3"/>
-            <w:tcBorders>
-              <w:top w:val="single" w:sz="4" w:space="0" w:color="auto"/>
-              <w:left w:val="single" w:sz="4" w:space="0" w:color="auto"/>
-              <w:bottom w:val="double" w:sz="4" w:space="0" w:color="auto"/>
-              <w:right w:val="single" w:sz="4" w:space="0" w:color="auto"/>
-            </w:tcBorders>
-            <w:vAlign w:val="center"/>
-          </w:tcPr>
-          <w:p>
-            <w:pPr>
-              <w:pStyle w:val="BodyText2"/>
-              <w:ind w:right="135"/>
-              <w:rPr>
-                <w:ins w:id="181" w:author="Tam, Danny@Energy" w:date="2022-02-17T09:45:00Z"/>
-                <w:rFonts w:asciiTheme="minorHAnsi" w:hAnsiTheme="minorHAnsi"/>
-                <w:b/>
-              </w:rPr>
-            </w:pPr>
-            <w:ins w:id="182" w:author="Tam, Danny@Energy" w:date="2022-02-17T09:45:00Z">
-              <w:r>
-                <w:rPr>
-                  <w:rFonts w:asciiTheme="minorHAnsi" w:hAnsiTheme="minorHAnsi"/>
-                  <w:b/>
-                  <w:sz w:val="20"/>
-                  <w:szCs w:val="20"/>
-                </w:rPr>
-                <w:t xml:space="preserve">The responsible person’s signature on this compliance document affirms that all applicable requirements in this table have been met.  </w:t>
-              </w:r>
-            </w:ins>
-          </w:p>
-        </w:tc>
-      </w:tr>
-    </w:tbl>
-    <w:p>
-      <w:pPr>
-        <w:rPr>
-          <w:ins w:id="183" w:author="Tam, Danny@Energy" w:date="2022-02-17T09:44:00Z"/>
-          <w:rFonts w:asciiTheme="minorHAnsi" w:hAnsiTheme="minorHAnsi"/>
-          <w:sz w:val="18"/>
-          <w:szCs w:val="18"/>
-        </w:rPr>
-      </w:pPr>
-    </w:p>
     <w:p>
       <w:pPr>
         <w:rPr>
@@ -20193,7 +18849,7 @@
                 <w:szCs w:val="18"/>
               </w:rPr>
             </w:pPr>
-            <w:del w:id="184" w:author="Tam, Danny@Energy" w:date="2021-11-03T10:51:00Z">
+            <w:del w:id="119" w:author="Tam, Danny@Energy" w:date="2021-11-03T10:51:00Z">
               <w:r>
                 <w:rPr>
                   <w:rFonts w:asciiTheme="minorHAnsi" w:eastAsia="Calibri" w:hAnsiTheme="minorHAnsi"/>
@@ -20203,7 +18859,7 @@
                 <w:delText>I</w:delText>
               </w:r>
             </w:del>
-            <w:ins w:id="185" w:author="Tam, Danny@Energy" w:date="2021-11-03T10:51:00Z">
+            <w:ins w:id="120" w:author="Tam, Danny@Energy" w:date="2021-11-03T10:51:00Z">
               <w:r>
                 <w:rPr>
                   <w:rFonts w:asciiTheme="minorHAnsi" w:eastAsia="Calibri" w:hAnsiTheme="minorHAnsi"/>
@@ -20251,7 +18907,6 @@
                 <w:rFonts w:asciiTheme="minorHAnsi" w:hAnsiTheme="minorHAnsi"/>
                 <w:b/>
               </w:rPr>
-              <w:lastRenderedPageBreak/>
               <w:t>&lt;&lt;calculated field: if</w:t>
             </w:r>
             <w:r>
@@ -20310,7 +18965,7 @@
               </w:rPr>
               <w:t xml:space="preserve">No PV – </w:t>
             </w:r>
-            <w:ins w:id="186" w:author="Tam, Danny@Energy" w:date="2021-11-03T10:52:00Z">
+            <w:ins w:id="121" w:author="Tam, Danny@Energy" w:date="2021-11-03T10:52:00Z">
               <w:r>
                 <w:rPr>
                   <w:rFonts w:asciiTheme="minorHAnsi" w:hAnsiTheme="minorHAnsi"/>
@@ -20319,7 +18974,7 @@
                 <w:t>SARA less than 80 contiguous sq ft</w:t>
               </w:r>
             </w:ins>
-            <w:del w:id="187" w:author="Tam, Danny@Energy" w:date="2021-11-03T10:52:00Z">
+            <w:del w:id="122" w:author="Tam, Danny@Energy" w:date="2021-11-03T10:52:00Z">
               <w:r>
                 <w:rPr>
                   <w:rFonts w:asciiTheme="minorHAnsi" w:hAnsiTheme="minorHAnsi"/>
@@ -20335,7 +18990,7 @@
               </w:rPr>
               <w:t>”</w:t>
             </w:r>
-            <w:ins w:id="188" w:author="Tam, Danny@Energy" w:date="2021-11-03T10:52:00Z">
+            <w:ins w:id="123" w:author="Tam, Danny@Energy" w:date="2021-11-03T10:52:00Z">
               <w:r>
                 <w:rPr>
                   <w:rFonts w:asciiTheme="minorHAnsi" w:hAnsiTheme="minorHAnsi"/>
@@ -20348,24 +19003,7 @@
                   <w:rFonts w:asciiTheme="minorHAnsi" w:hAnsiTheme="minorHAnsi"/>
                   <w:b/>
                 </w:rPr>
-                <w:t xml:space="preserve">“No PV – required PV less than 1.8 </w:t>
-              </w:r>
-              <w:proofErr w:type="spellStart"/>
-              <w:r>
-                <w:rPr>
-                  <w:rFonts w:asciiTheme="minorHAnsi" w:hAnsiTheme="minorHAnsi"/>
-                  <w:b/>
-                </w:rPr>
-                <w:t>kWdc</w:t>
-              </w:r>
-              <w:proofErr w:type="spellEnd"/>
-              <w:proofErr w:type="gramStart"/>
-              <w:r>
-                <w:rPr>
-                  <w:rFonts w:asciiTheme="minorHAnsi" w:hAnsiTheme="minorHAnsi"/>
-                  <w:b/>
-                </w:rPr>
-                <w:t xml:space="preserve">”, </w:t>
+                <w:t xml:space="preserve">“No PV – required PV less than 1.8 kWdc”, </w:t>
               </w:r>
             </w:ins>
             <w:r>
@@ -20373,15 +19011,7 @@
                 <w:rFonts w:asciiTheme="minorHAnsi" w:hAnsiTheme="minorHAnsi"/>
                 <w:b/>
               </w:rPr>
-              <w:t xml:space="preserve"> or</w:t>
-            </w:r>
-            <w:proofErr w:type="gramEnd"/>
-            <w:r>
-              <w:rPr>
-                <w:rFonts w:asciiTheme="minorHAnsi" w:hAnsiTheme="minorHAnsi"/>
-                <w:b/>
-              </w:rPr>
-              <w:t xml:space="preserve"> </w:t>
+              <w:t xml:space="preserve"> or </w:t>
             </w:r>
             <w:r>
               <w:rPr>
@@ -21184,25 +19814,7 @@
                 <w:sz w:val="18"/>
                 <w:szCs w:val="18"/>
               </w:rPr>
-              <w:t xml:space="preserve"> </w:t>
-            </w:r>
-            <w:proofErr w:type="gramStart"/>
-            <w:r>
-              <w:rPr>
-                <w:rFonts w:ascii="Calibri" w:hAnsi="Calibri" w:cs="Arial"/>
-                <w:sz w:val="18"/>
-                <w:szCs w:val="18"/>
-              </w:rPr>
-              <w:t>1</w:t>
-            </w:r>
-            <w:proofErr w:type="gramEnd"/>
-            <w:r>
-              <w:rPr>
-                <w:rFonts w:ascii="Calibri" w:hAnsi="Calibri" w:cs="Arial"/>
-                <w:sz w:val="18"/>
-                <w:szCs w:val="18"/>
-              </w:rPr>
-              <w:t xml:space="preserve"> and </w:t>
+              <w:t xml:space="preserve"> 1 and </w:t>
             </w:r>
             <w:r>
               <w:rPr>
@@ -21270,23 +19882,13 @@
               </w:rPr>
               <w:t xml:space="preserve"> design </w:t>
             </w:r>
-            <w:proofErr w:type="gramStart"/>
             <w:r>
               <w:rPr>
                 <w:rFonts w:ascii="Calibri" w:hAnsi="Calibri" w:cs="Arial"/>
                 <w:sz w:val="18"/>
                 <w:szCs w:val="18"/>
               </w:rPr>
-              <w:t>features</w:t>
-            </w:r>
-            <w:proofErr w:type="gramEnd"/>
-            <w:r>
-              <w:rPr>
-                <w:rFonts w:ascii="Calibri" w:hAnsi="Calibri" w:cs="Arial"/>
-                <w:sz w:val="18"/>
-                <w:szCs w:val="18"/>
-              </w:rPr>
-              <w:t xml:space="preserve"> </w:t>
+              <w:t xml:space="preserve">features </w:t>
             </w:r>
             <w:r>
               <w:rPr>
@@ -21352,25 +19954,7 @@
                 <w:sz w:val="18"/>
                 <w:szCs w:val="18"/>
               </w:rPr>
-              <w:t xml:space="preserve">I will ensure that a registered copy of this Certificate of Compliance shall be made available with the building permit(s) issued for the </w:t>
-            </w:r>
-            <w:proofErr w:type="gramStart"/>
-            <w:r>
-              <w:rPr>
-                <w:rFonts w:ascii="Calibri" w:hAnsi="Calibri"/>
-                <w:sz w:val="18"/>
-                <w:szCs w:val="18"/>
-              </w:rPr>
-              <w:t>building, and</w:t>
-            </w:r>
-            <w:proofErr w:type="gramEnd"/>
-            <w:r>
-              <w:rPr>
-                <w:rFonts w:ascii="Calibri" w:hAnsi="Calibri"/>
-                <w:sz w:val="18"/>
-                <w:szCs w:val="18"/>
-              </w:rPr>
-              <w:t xml:space="preserve"> made available to the enforcement agency for all applicable inspections. I understand that a </w:t>
+              <w:t xml:space="preserve">I will ensure that a registered copy of this Certificate of Compliance shall be made available with the building permit(s) issued for the building, and made available to the enforcement agency for all applicable inspections. I understand that a </w:t>
             </w:r>
             <w:r>
               <w:rPr>
@@ -21874,7 +20458,7 @@
 </file>
 
 <file path=word/endnotes.xml><?xml version="1.0" encoding="utf-8"?>
-<w:endnotes xmlns:wpc="http://schemas.microsoft.com/office/word/2010/wordprocessingCanvas" xmlns:cx="http://schemas.microsoft.com/office/drawing/2014/chartex" xmlns:cx1="http://schemas.microsoft.com/office/drawing/2015/9/8/chartex" xmlns:cx2="http://schemas.microsoft.com/office/drawing/2015/10/21/chartex" xmlns:cx3="http://schemas.microsoft.com/office/drawing/2016/5/9/chartex" xmlns:cx4="http://schemas.microsoft.com/office/drawing/2016/5/10/chartex" xmlns:cx5="http://schemas.microsoft.com/office/drawing/2016/5/11/chartex" xmlns:cx6="http://schemas.microsoft.com/office/drawing/2016/5/12/chartex" xmlns:cx7="http://schemas.microsoft.com/office/drawing/2016/5/13/chartex" xmlns:cx8="http://schemas.microsoft.com/office/drawing/2016/5/14/chartex" xmlns:mc="http://schemas.openxmlformats.org/markup-compatibility/2006" xmlns:aink="http://schemas.microsoft.com/office/drawing/2016/ink" xmlns:am3d="http://schemas.microsoft.com/office/drawing/2017/model3d" xmlns:o="urn:schemas-microsoft-com:office:office" xmlns:r="http://schemas.openxmlformats.org/officeDocument/2006/relationships" xmlns:m="http://schemas.openxmlformats.org/officeDocument/2006/math" xmlns:v="urn:schemas-microsoft-com:vml" xmlns:wp14="http://schemas.microsoft.com/office/word/2010/wordprocessingDrawing" xmlns:wp="http://schemas.openxmlformats.org/drawingml/2006/wordprocessingDrawing" xmlns:w10="urn:schemas-microsoft-com:office:word" xmlns:w="http://schemas.openxmlformats.org/wordprocessingml/2006/main" xmlns:w14="http://schemas.microsoft.com/office/word/2010/wordml" xmlns:w15="http://schemas.microsoft.com/office/word/2012/wordml" xmlns:w16cex="http://schemas.microsoft.com/office/word/2018/wordml/cex" xmlns:w16cid="http://schemas.microsoft.com/office/word/2016/wordml/cid" xmlns:w16="http://schemas.microsoft.com/office/word/2018/wordml" xmlns:w16sdtdh="http://schemas.microsoft.com/office/word/2020/wordml/sdtdatahash" xmlns:w16se="http://schemas.microsoft.com/office/word/2015/wordml/symex" xmlns:wpg="http://schemas.microsoft.com/office/word/2010/wordprocessingGroup" xmlns:wpi="http://schemas.microsoft.com/office/word/2010/wordprocessingInk" xmlns:wne="http://schemas.microsoft.com/office/word/2006/wordml" xmlns:wps="http://schemas.microsoft.com/office/word/2010/wordprocessingShape" mc:Ignorable="w14 w15 w16se w16cid w16 w16cex w16sdtdh wp14">
+<w:endnotes xmlns:wpc="http://schemas.microsoft.com/office/word/2010/wordprocessingCanvas" xmlns:cx="http://schemas.microsoft.com/office/drawing/2014/chartex" xmlns:cx1="http://schemas.microsoft.com/office/drawing/2015/9/8/chartex" xmlns:cx2="http://schemas.microsoft.com/office/drawing/2015/10/21/chartex" xmlns:cx3="http://schemas.microsoft.com/office/drawing/2016/5/9/chartex" xmlns:cx4="http://schemas.microsoft.com/office/drawing/2016/5/10/chartex" xmlns:cx5="http://schemas.microsoft.com/office/drawing/2016/5/11/chartex" xmlns:cx6="http://schemas.microsoft.com/office/drawing/2016/5/12/chartex" xmlns:cx7="http://schemas.microsoft.com/office/drawing/2016/5/13/chartex" xmlns:cx8="http://schemas.microsoft.com/office/drawing/2016/5/14/chartex" xmlns:mc="http://schemas.openxmlformats.org/markup-compatibility/2006" xmlns:aink="http://schemas.microsoft.com/office/drawing/2016/ink" xmlns:am3d="http://schemas.microsoft.com/office/drawing/2017/model3d" xmlns:o="urn:schemas-microsoft-com:office:office" xmlns:oel="http://schemas.microsoft.com/office/2019/extlst" xmlns:r="http://schemas.openxmlformats.org/officeDocument/2006/relationships" xmlns:m="http://schemas.openxmlformats.org/officeDocument/2006/math" xmlns:v="urn:schemas-microsoft-com:vml" xmlns:wp14="http://schemas.microsoft.com/office/word/2010/wordprocessingDrawing" xmlns:wp="http://schemas.openxmlformats.org/drawingml/2006/wordprocessingDrawing" xmlns:w10="urn:schemas-microsoft-com:office:word" xmlns:w="http://schemas.openxmlformats.org/wordprocessingml/2006/main" xmlns:w14="http://schemas.microsoft.com/office/word/2010/wordml" xmlns:w15="http://schemas.microsoft.com/office/word/2012/wordml" xmlns:w16cex="http://schemas.microsoft.com/office/word/2018/wordml/cex" xmlns:w16cid="http://schemas.microsoft.com/office/word/2016/wordml/cid" xmlns:w16="http://schemas.microsoft.com/office/word/2018/wordml" xmlns:w16sdtdh="http://schemas.microsoft.com/office/word/2020/wordml/sdtdatahash" xmlns:w16se="http://schemas.microsoft.com/office/word/2015/wordml/symex" xmlns:wpg="http://schemas.microsoft.com/office/word/2010/wordprocessingGroup" xmlns:wpi="http://schemas.microsoft.com/office/word/2010/wordprocessingInk" xmlns:wne="http://schemas.microsoft.com/office/word/2006/wordml" xmlns:wps="http://schemas.microsoft.com/office/word/2010/wordprocessingShape" mc:Ignorable="w14 w15 w16se w16cid w16 w16cex w16sdtdh wp14">
   <w:endnote w:type="separator" w:id="-1">
     <w:p>
       <w:r>
@@ -21896,7 +20480,7 @@
 </file>
 
 <file path=word/footer1.xml><?xml version="1.0" encoding="utf-8"?>
-<w:ftr xmlns:wpc="http://schemas.microsoft.com/office/word/2010/wordprocessingCanvas" xmlns:cx="http://schemas.microsoft.com/office/drawing/2014/chartex" xmlns:cx1="http://schemas.microsoft.com/office/drawing/2015/9/8/chartex" xmlns:cx2="http://schemas.microsoft.com/office/drawing/2015/10/21/chartex" xmlns:cx3="http://schemas.microsoft.com/office/drawing/2016/5/9/chartex" xmlns:cx4="http://schemas.microsoft.com/office/drawing/2016/5/10/chartex" xmlns:cx5="http://schemas.microsoft.com/office/drawing/2016/5/11/chartex" xmlns:cx6="http://schemas.microsoft.com/office/drawing/2016/5/12/chartex" xmlns:cx7="http://schemas.microsoft.com/office/drawing/2016/5/13/chartex" xmlns:cx8="http://schemas.microsoft.com/office/drawing/2016/5/14/chartex" xmlns:mc="http://schemas.openxmlformats.org/markup-compatibility/2006" xmlns:aink="http://schemas.microsoft.com/office/drawing/2016/ink" xmlns:am3d="http://schemas.microsoft.com/office/drawing/2017/model3d" xmlns:o="urn:schemas-microsoft-com:office:office" xmlns:r="http://schemas.openxmlformats.org/officeDocument/2006/relationships" xmlns:m="http://schemas.openxmlformats.org/officeDocument/2006/math" xmlns:v="urn:schemas-microsoft-com:vml" xmlns:wp14="http://schemas.microsoft.com/office/word/2010/wordprocessingDrawing" xmlns:wp="http://schemas.openxmlformats.org/drawingml/2006/wordprocessingDrawing" xmlns:w10="urn:schemas-microsoft-com:office:word" xmlns:w="http://schemas.openxmlformats.org/wordprocessingml/2006/main" xmlns:w14="http://schemas.microsoft.com/office/word/2010/wordml" xmlns:w15="http://schemas.microsoft.com/office/word/2012/wordml" xmlns:w16cex="http://schemas.microsoft.com/office/word/2018/wordml/cex" xmlns:w16cid="http://schemas.microsoft.com/office/word/2016/wordml/cid" xmlns:w16="http://schemas.microsoft.com/office/word/2018/wordml" xmlns:w16sdtdh="http://schemas.microsoft.com/office/word/2020/wordml/sdtdatahash" xmlns:w16se="http://schemas.microsoft.com/office/word/2015/wordml/symex" xmlns:wpg="http://schemas.microsoft.com/office/word/2010/wordprocessingGroup" xmlns:wpi="http://schemas.microsoft.com/office/word/2010/wordprocessingInk" xmlns:wne="http://schemas.microsoft.com/office/word/2006/wordml" xmlns:wps="http://schemas.microsoft.com/office/word/2010/wordprocessingShape" mc:Ignorable="w14 w15 w16se w16cid w16 w16cex w16sdtdh wp14">
+<w:ftr xmlns:wpc="http://schemas.microsoft.com/office/word/2010/wordprocessingCanvas" xmlns:cx="http://schemas.microsoft.com/office/drawing/2014/chartex" xmlns:cx1="http://schemas.microsoft.com/office/drawing/2015/9/8/chartex" xmlns:cx2="http://schemas.microsoft.com/office/drawing/2015/10/21/chartex" xmlns:cx3="http://schemas.microsoft.com/office/drawing/2016/5/9/chartex" xmlns:cx4="http://schemas.microsoft.com/office/drawing/2016/5/10/chartex" xmlns:cx5="http://schemas.microsoft.com/office/drawing/2016/5/11/chartex" xmlns:cx6="http://schemas.microsoft.com/office/drawing/2016/5/12/chartex" xmlns:cx7="http://schemas.microsoft.com/office/drawing/2016/5/13/chartex" xmlns:cx8="http://schemas.microsoft.com/office/drawing/2016/5/14/chartex" xmlns:mc="http://schemas.openxmlformats.org/markup-compatibility/2006" xmlns:aink="http://schemas.microsoft.com/office/drawing/2016/ink" xmlns:am3d="http://schemas.microsoft.com/office/drawing/2017/model3d" xmlns:o="urn:schemas-microsoft-com:office:office" xmlns:oel="http://schemas.microsoft.com/office/2019/extlst" xmlns:r="http://schemas.openxmlformats.org/officeDocument/2006/relationships" xmlns:m="http://schemas.openxmlformats.org/officeDocument/2006/math" xmlns:v="urn:schemas-microsoft-com:vml" xmlns:wp14="http://schemas.microsoft.com/office/word/2010/wordprocessingDrawing" xmlns:wp="http://schemas.openxmlformats.org/drawingml/2006/wordprocessingDrawing" xmlns:w10="urn:schemas-microsoft-com:office:word" xmlns:w="http://schemas.openxmlformats.org/wordprocessingml/2006/main" xmlns:w14="http://schemas.microsoft.com/office/word/2010/wordml" xmlns:w15="http://schemas.microsoft.com/office/word/2012/wordml" xmlns:w16cex="http://schemas.microsoft.com/office/word/2018/wordml/cex" xmlns:w16cid="http://schemas.microsoft.com/office/word/2016/wordml/cid" xmlns:w16="http://schemas.microsoft.com/office/word/2018/wordml" xmlns:w16sdtdh="http://schemas.microsoft.com/office/word/2020/wordml/sdtdatahash" xmlns:w16se="http://schemas.microsoft.com/office/word/2015/wordml/symex" xmlns:wpg="http://schemas.microsoft.com/office/word/2010/wordprocessingGroup" xmlns:wpi="http://schemas.microsoft.com/office/word/2010/wordprocessingInk" xmlns:wne="http://schemas.microsoft.com/office/word/2006/wordml" xmlns:wps="http://schemas.microsoft.com/office/word/2010/wordprocessingShape" mc:Ignorable="w14 w15 w16se w16cid w16 w16cex w16sdtdh wp14">
   <w:p>
     <w:pPr>
       <w:pStyle w:val="Footer"/>
@@ -21906,7 +20490,7 @@
 </file>
 
 <file path=word/footer2.xml><?xml version="1.0" encoding="utf-8"?>
-<w:ftr xmlns:wpc="http://schemas.microsoft.com/office/word/2010/wordprocessingCanvas" xmlns:cx="http://schemas.microsoft.com/office/drawing/2014/chartex" xmlns:cx1="http://schemas.microsoft.com/office/drawing/2015/9/8/chartex" xmlns:cx2="http://schemas.microsoft.com/office/drawing/2015/10/21/chartex" xmlns:cx3="http://schemas.microsoft.com/office/drawing/2016/5/9/chartex" xmlns:cx4="http://schemas.microsoft.com/office/drawing/2016/5/10/chartex" xmlns:cx5="http://schemas.microsoft.com/office/drawing/2016/5/11/chartex" xmlns:cx6="http://schemas.microsoft.com/office/drawing/2016/5/12/chartex" xmlns:cx7="http://schemas.microsoft.com/office/drawing/2016/5/13/chartex" xmlns:cx8="http://schemas.microsoft.com/office/drawing/2016/5/14/chartex" xmlns:mc="http://schemas.openxmlformats.org/markup-compatibility/2006" xmlns:aink="http://schemas.microsoft.com/office/drawing/2016/ink" xmlns:am3d="http://schemas.microsoft.com/office/drawing/2017/model3d" xmlns:o="urn:schemas-microsoft-com:office:office" xmlns:r="http://schemas.openxmlformats.org/officeDocument/2006/relationships" xmlns:m="http://schemas.openxmlformats.org/officeDocument/2006/math" xmlns:v="urn:schemas-microsoft-com:vml" xmlns:wp14="http://schemas.microsoft.com/office/word/2010/wordprocessingDrawing" xmlns:wp="http://schemas.openxmlformats.org/drawingml/2006/wordprocessingDrawing" xmlns:w10="urn:schemas-microsoft-com:office:word" xmlns:w="http://schemas.openxmlformats.org/wordprocessingml/2006/main" xmlns:w14="http://schemas.microsoft.com/office/word/2010/wordml" xmlns:w15="http://schemas.microsoft.com/office/word/2012/wordml" xmlns:w16cex="http://schemas.microsoft.com/office/word/2018/wordml/cex" xmlns:w16cid="http://schemas.microsoft.com/office/word/2016/wordml/cid" xmlns:w16="http://schemas.microsoft.com/office/word/2018/wordml" xmlns:w16sdtdh="http://schemas.microsoft.com/office/word/2020/wordml/sdtdatahash" xmlns:w16se="http://schemas.microsoft.com/office/word/2015/wordml/symex" xmlns:wpg="http://schemas.microsoft.com/office/word/2010/wordprocessingGroup" xmlns:wpi="http://schemas.microsoft.com/office/word/2010/wordprocessingInk" xmlns:wne="http://schemas.microsoft.com/office/word/2006/wordml" xmlns:wps="http://schemas.microsoft.com/office/word/2010/wordprocessingShape" mc:Ignorable="w14 w15 w16se w16cid w16 w16cex w16sdtdh wp14">
+<w:ftr xmlns:wpc="http://schemas.microsoft.com/office/word/2010/wordprocessingCanvas" xmlns:cx="http://schemas.microsoft.com/office/drawing/2014/chartex" xmlns:cx1="http://schemas.microsoft.com/office/drawing/2015/9/8/chartex" xmlns:cx2="http://schemas.microsoft.com/office/drawing/2015/10/21/chartex" xmlns:cx3="http://schemas.microsoft.com/office/drawing/2016/5/9/chartex" xmlns:cx4="http://schemas.microsoft.com/office/drawing/2016/5/10/chartex" xmlns:cx5="http://schemas.microsoft.com/office/drawing/2016/5/11/chartex" xmlns:cx6="http://schemas.microsoft.com/office/drawing/2016/5/12/chartex" xmlns:cx7="http://schemas.microsoft.com/office/drawing/2016/5/13/chartex" xmlns:cx8="http://schemas.microsoft.com/office/drawing/2016/5/14/chartex" xmlns:mc="http://schemas.openxmlformats.org/markup-compatibility/2006" xmlns:aink="http://schemas.microsoft.com/office/drawing/2016/ink" xmlns:am3d="http://schemas.microsoft.com/office/drawing/2017/model3d" xmlns:o="urn:schemas-microsoft-com:office:office" xmlns:oel="http://schemas.microsoft.com/office/2019/extlst" xmlns:r="http://schemas.openxmlformats.org/officeDocument/2006/relationships" xmlns:m="http://schemas.openxmlformats.org/officeDocument/2006/math" xmlns:v="urn:schemas-microsoft-com:vml" xmlns:wp14="http://schemas.microsoft.com/office/word/2010/wordprocessingDrawing" xmlns:wp="http://schemas.openxmlformats.org/drawingml/2006/wordprocessingDrawing" xmlns:w10="urn:schemas-microsoft-com:office:word" xmlns:w="http://schemas.openxmlformats.org/wordprocessingml/2006/main" xmlns:w14="http://schemas.microsoft.com/office/word/2010/wordml" xmlns:w15="http://schemas.microsoft.com/office/word/2012/wordml" xmlns:w16cex="http://schemas.microsoft.com/office/word/2018/wordml/cex" xmlns:w16cid="http://schemas.microsoft.com/office/word/2016/wordml/cid" xmlns:w16="http://schemas.microsoft.com/office/word/2018/wordml" xmlns:w16sdtdh="http://schemas.microsoft.com/office/word/2020/wordml/sdtdatahash" xmlns:w16se="http://schemas.microsoft.com/office/word/2015/wordml/symex" xmlns:wpg="http://schemas.microsoft.com/office/word/2010/wordprocessingGroup" xmlns:wpi="http://schemas.microsoft.com/office/word/2010/wordprocessingInk" xmlns:wne="http://schemas.microsoft.com/office/word/2006/wordml" xmlns:wps="http://schemas.microsoft.com/office/word/2010/wordprocessingShape" mc:Ignorable="w14 w15 w16se w16cid w16 w16cex w16sdtdh wp14">
   <w:p>
     <w:pPr>
       <w:pBdr>
@@ -21940,7 +20524,6 @@
       <w:tab/>
       <w:t xml:space="preserve">Registration Date/Time:  </w:t>
     </w:r>
-    <w:proofErr w:type="gramStart"/>
     <w:r>
       <w:rPr>
         <w:rFonts w:ascii="Calibri" w:hAnsi="Calibri"/>
@@ -21948,16 +20531,7 @@
         <w:szCs w:val="18"/>
       </w:rPr>
       <w:tab/>
-      <w:t xml:space="preserve">  HERS</w:t>
-    </w:r>
-    <w:proofErr w:type="gramEnd"/>
-    <w:r>
-      <w:rPr>
-        <w:rFonts w:ascii="Calibri" w:hAnsi="Calibri"/>
-        <w:sz w:val="18"/>
-        <w:szCs w:val="18"/>
-      </w:rPr>
-      <w:t xml:space="preserve"> Provider:                       </w:t>
+      <w:t xml:space="preserve">  HERS Provider:                       </w:t>
     </w:r>
   </w:p>
   <w:p>
@@ -21977,7 +20551,7 @@
       </w:rPr>
       <w:t>CA Building Energy Efficiency Standards - 20</w:t>
     </w:r>
-    <w:ins w:id="41" w:author="Alhabibi, Haider@Energy" w:date="2021-08-24T17:54:00Z">
+    <w:ins w:id="37" w:author="Alhabibi, Haider@Energy [2]" w:date="2021-08-24T17:54:00Z">
       <w:r>
         <w:rPr>
           <w:rFonts w:ascii="Calibri" w:hAnsi="Calibri"/>
@@ -21987,7 +20561,7 @@
         <w:t>22</w:t>
       </w:r>
     </w:ins>
-    <w:del w:id="42" w:author="Alhabibi, Haider@Energy" w:date="2021-08-24T17:54:00Z">
+    <w:del w:id="38" w:author="Alhabibi, Haider@Energy [2]" w:date="2021-08-24T17:54:00Z">
       <w:r>
         <w:rPr>
           <w:rFonts w:ascii="Calibri" w:hAnsi="Calibri"/>
@@ -22037,7 +20611,7 @@
       </w:rPr>
       <w:tab/>
     </w:r>
-    <w:del w:id="43" w:author="Markstrum, Alexis@Energy" w:date="2021-10-14T16:17:00Z">
+    <w:del w:id="39" w:author="Markstrum, Alexis@Energy" w:date="2021-10-14T16:17:00Z">
       <w:r>
         <w:rPr>
           <w:rFonts w:ascii="Calibri" w:hAnsi="Calibri"/>
@@ -22047,7 +20621,7 @@
         <w:delText xml:space="preserve">March </w:delText>
       </w:r>
     </w:del>
-    <w:ins w:id="44" w:author="Markstrum, Alexis@Energy" w:date="2021-10-14T16:17:00Z">
+    <w:ins w:id="40" w:author="Markstrum, Alexis@Energy" w:date="2021-10-14T16:17:00Z">
       <w:r>
         <w:rPr>
           <w:rFonts w:ascii="Calibri" w:hAnsi="Calibri"/>
@@ -22065,7 +20639,7 @@
       </w:rPr>
       <w:t>20</w:t>
     </w:r>
-    <w:ins w:id="45" w:author="Alhabibi, Haider@Energy" w:date="2021-08-24T17:54:00Z">
+    <w:ins w:id="41" w:author="Alhabibi, Haider@Energy [2]" w:date="2021-08-24T17:54:00Z">
       <w:r>
         <w:rPr>
           <w:rFonts w:ascii="Calibri" w:hAnsi="Calibri"/>
@@ -22075,7 +20649,7 @@
         <w:t>22</w:t>
       </w:r>
     </w:ins>
-    <w:del w:id="46" w:author="Alhabibi, Haider@Energy" w:date="2021-08-24T17:54:00Z">
+    <w:del w:id="42" w:author="Alhabibi, Haider@Energy [2]" w:date="2021-08-24T17:54:00Z">
       <w:r>
         <w:rPr>
           <w:rFonts w:ascii="Calibri" w:hAnsi="Calibri"/>
@@ -22090,7 +20664,7 @@
 </file>
 
 <file path=word/footer3.xml><?xml version="1.0" encoding="utf-8"?>
-<w:ftr xmlns:wpc="http://schemas.microsoft.com/office/word/2010/wordprocessingCanvas" xmlns:cx="http://schemas.microsoft.com/office/drawing/2014/chartex" xmlns:cx1="http://schemas.microsoft.com/office/drawing/2015/9/8/chartex" xmlns:cx2="http://schemas.microsoft.com/office/drawing/2015/10/21/chartex" xmlns:cx3="http://schemas.microsoft.com/office/drawing/2016/5/9/chartex" xmlns:cx4="http://schemas.microsoft.com/office/drawing/2016/5/10/chartex" xmlns:cx5="http://schemas.microsoft.com/office/drawing/2016/5/11/chartex" xmlns:cx6="http://schemas.microsoft.com/office/drawing/2016/5/12/chartex" xmlns:cx7="http://schemas.microsoft.com/office/drawing/2016/5/13/chartex" xmlns:cx8="http://schemas.microsoft.com/office/drawing/2016/5/14/chartex" xmlns:mc="http://schemas.openxmlformats.org/markup-compatibility/2006" xmlns:aink="http://schemas.microsoft.com/office/drawing/2016/ink" xmlns:am3d="http://schemas.microsoft.com/office/drawing/2017/model3d" xmlns:o="urn:schemas-microsoft-com:office:office" xmlns:r="http://schemas.openxmlformats.org/officeDocument/2006/relationships" xmlns:m="http://schemas.openxmlformats.org/officeDocument/2006/math" xmlns:v="urn:schemas-microsoft-com:vml" xmlns:wp14="http://schemas.microsoft.com/office/word/2010/wordprocessingDrawing" xmlns:wp="http://schemas.openxmlformats.org/drawingml/2006/wordprocessingDrawing" xmlns:w10="urn:schemas-microsoft-com:office:word" xmlns:w="http://schemas.openxmlformats.org/wordprocessingml/2006/main" xmlns:w14="http://schemas.microsoft.com/office/word/2010/wordml" xmlns:w15="http://schemas.microsoft.com/office/word/2012/wordml" xmlns:w16cex="http://schemas.microsoft.com/office/word/2018/wordml/cex" xmlns:w16cid="http://schemas.microsoft.com/office/word/2016/wordml/cid" xmlns:w16="http://schemas.microsoft.com/office/word/2018/wordml" xmlns:w16sdtdh="http://schemas.microsoft.com/office/word/2020/wordml/sdtdatahash" xmlns:w16se="http://schemas.microsoft.com/office/word/2015/wordml/symex" xmlns:wpg="http://schemas.microsoft.com/office/word/2010/wordprocessingGroup" xmlns:wpi="http://schemas.microsoft.com/office/word/2010/wordprocessingInk" xmlns:wne="http://schemas.microsoft.com/office/word/2006/wordml" xmlns:wps="http://schemas.microsoft.com/office/word/2010/wordprocessingShape" mc:Ignorable="w14 w15 w16se w16cid w16 w16cex w16sdtdh wp14">
+<w:ftr xmlns:wpc="http://schemas.microsoft.com/office/word/2010/wordprocessingCanvas" xmlns:cx="http://schemas.microsoft.com/office/drawing/2014/chartex" xmlns:cx1="http://schemas.microsoft.com/office/drawing/2015/9/8/chartex" xmlns:cx2="http://schemas.microsoft.com/office/drawing/2015/10/21/chartex" xmlns:cx3="http://schemas.microsoft.com/office/drawing/2016/5/9/chartex" xmlns:cx4="http://schemas.microsoft.com/office/drawing/2016/5/10/chartex" xmlns:cx5="http://schemas.microsoft.com/office/drawing/2016/5/11/chartex" xmlns:cx6="http://schemas.microsoft.com/office/drawing/2016/5/12/chartex" xmlns:cx7="http://schemas.microsoft.com/office/drawing/2016/5/13/chartex" xmlns:cx8="http://schemas.microsoft.com/office/drawing/2016/5/14/chartex" xmlns:mc="http://schemas.openxmlformats.org/markup-compatibility/2006" xmlns:aink="http://schemas.microsoft.com/office/drawing/2016/ink" xmlns:am3d="http://schemas.microsoft.com/office/drawing/2017/model3d" xmlns:o="urn:schemas-microsoft-com:office:office" xmlns:oel="http://schemas.microsoft.com/office/2019/extlst" xmlns:r="http://schemas.openxmlformats.org/officeDocument/2006/relationships" xmlns:m="http://schemas.openxmlformats.org/officeDocument/2006/math" xmlns:v="urn:schemas-microsoft-com:vml" xmlns:wp14="http://schemas.microsoft.com/office/word/2010/wordprocessingDrawing" xmlns:wp="http://schemas.openxmlformats.org/drawingml/2006/wordprocessingDrawing" xmlns:w10="urn:schemas-microsoft-com:office:word" xmlns:w="http://schemas.openxmlformats.org/wordprocessingml/2006/main" xmlns:w14="http://schemas.microsoft.com/office/word/2010/wordml" xmlns:w15="http://schemas.microsoft.com/office/word/2012/wordml" xmlns:w16cex="http://schemas.microsoft.com/office/word/2018/wordml/cex" xmlns:w16cid="http://schemas.microsoft.com/office/word/2016/wordml/cid" xmlns:w16="http://schemas.microsoft.com/office/word/2018/wordml" xmlns:w16sdtdh="http://schemas.microsoft.com/office/word/2020/wordml/sdtdatahash" xmlns:w16se="http://schemas.microsoft.com/office/word/2015/wordml/symex" xmlns:wpg="http://schemas.microsoft.com/office/word/2010/wordprocessingGroup" xmlns:wpi="http://schemas.microsoft.com/office/word/2010/wordprocessingInk" xmlns:wne="http://schemas.microsoft.com/office/word/2006/wordml" xmlns:wps="http://schemas.microsoft.com/office/word/2010/wordprocessingShape" mc:Ignorable="w14 w15 w16se w16cid w16 w16cex w16sdtdh wp14">
   <w:p>
     <w:pPr>
       <w:pStyle w:val="Footer"/>
@@ -22100,7 +20674,7 @@
 </file>
 
 <file path=word/footnotes.xml><?xml version="1.0" encoding="utf-8"?>
-<w:footnotes xmlns:wpc="http://schemas.microsoft.com/office/word/2010/wordprocessingCanvas" xmlns:cx="http://schemas.microsoft.com/office/drawing/2014/chartex" xmlns:cx1="http://schemas.microsoft.com/office/drawing/2015/9/8/chartex" xmlns:cx2="http://schemas.microsoft.com/office/drawing/2015/10/21/chartex" xmlns:cx3="http://schemas.microsoft.com/office/drawing/2016/5/9/chartex" xmlns:cx4="http://schemas.microsoft.com/office/drawing/2016/5/10/chartex" xmlns:cx5="http://schemas.microsoft.com/office/drawing/2016/5/11/chartex" xmlns:cx6="http://schemas.microsoft.com/office/drawing/2016/5/12/chartex" xmlns:cx7="http://schemas.microsoft.com/office/drawing/2016/5/13/chartex" xmlns:cx8="http://schemas.microsoft.com/office/drawing/2016/5/14/chartex" xmlns:mc="http://schemas.openxmlformats.org/markup-compatibility/2006" xmlns:aink="http://schemas.microsoft.com/office/drawing/2016/ink" xmlns:am3d="http://schemas.microsoft.com/office/drawing/2017/model3d" xmlns:o="urn:schemas-microsoft-com:office:office" xmlns:r="http://schemas.openxmlformats.org/officeDocument/2006/relationships" xmlns:m="http://schemas.openxmlformats.org/officeDocument/2006/math" xmlns:v="urn:schemas-microsoft-com:vml" xmlns:wp14="http://schemas.microsoft.com/office/word/2010/wordprocessingDrawing" xmlns:wp="http://schemas.openxmlformats.org/drawingml/2006/wordprocessingDrawing" xmlns:w10="urn:schemas-microsoft-com:office:word" xmlns:w="http://schemas.openxmlformats.org/wordprocessingml/2006/main" xmlns:w14="http://schemas.microsoft.com/office/word/2010/wordml" xmlns:w15="http://schemas.microsoft.com/office/word/2012/wordml" xmlns:w16cex="http://schemas.microsoft.com/office/word/2018/wordml/cex" xmlns:w16cid="http://schemas.microsoft.com/office/word/2016/wordml/cid" xmlns:w16="http://schemas.microsoft.com/office/word/2018/wordml" xmlns:w16sdtdh="http://schemas.microsoft.com/office/word/2020/wordml/sdtdatahash" xmlns:w16se="http://schemas.microsoft.com/office/word/2015/wordml/symex" xmlns:wpg="http://schemas.microsoft.com/office/word/2010/wordprocessingGroup" xmlns:wpi="http://schemas.microsoft.com/office/word/2010/wordprocessingInk" xmlns:wne="http://schemas.microsoft.com/office/word/2006/wordml" xmlns:wps="http://schemas.microsoft.com/office/word/2010/wordprocessingShape" mc:Ignorable="w14 w15 w16se w16cid w16 w16cex w16sdtdh wp14">
+<w:footnotes xmlns:wpc="http://schemas.microsoft.com/office/word/2010/wordprocessingCanvas" xmlns:cx="http://schemas.microsoft.com/office/drawing/2014/chartex" xmlns:cx1="http://schemas.microsoft.com/office/drawing/2015/9/8/chartex" xmlns:cx2="http://schemas.microsoft.com/office/drawing/2015/10/21/chartex" xmlns:cx3="http://schemas.microsoft.com/office/drawing/2016/5/9/chartex" xmlns:cx4="http://schemas.microsoft.com/office/drawing/2016/5/10/chartex" xmlns:cx5="http://schemas.microsoft.com/office/drawing/2016/5/11/chartex" xmlns:cx6="http://schemas.microsoft.com/office/drawing/2016/5/12/chartex" xmlns:cx7="http://schemas.microsoft.com/office/drawing/2016/5/13/chartex" xmlns:cx8="http://schemas.microsoft.com/office/drawing/2016/5/14/chartex" xmlns:mc="http://schemas.openxmlformats.org/markup-compatibility/2006" xmlns:aink="http://schemas.microsoft.com/office/drawing/2016/ink" xmlns:am3d="http://schemas.microsoft.com/office/drawing/2017/model3d" xmlns:o="urn:schemas-microsoft-com:office:office" xmlns:oel="http://schemas.microsoft.com/office/2019/extlst" xmlns:r="http://schemas.openxmlformats.org/officeDocument/2006/relationships" xmlns:m="http://schemas.openxmlformats.org/officeDocument/2006/math" xmlns:v="urn:schemas-microsoft-com:vml" xmlns:wp14="http://schemas.microsoft.com/office/word/2010/wordprocessingDrawing" xmlns:wp="http://schemas.openxmlformats.org/drawingml/2006/wordprocessingDrawing" xmlns:w10="urn:schemas-microsoft-com:office:word" xmlns:w="http://schemas.openxmlformats.org/wordprocessingml/2006/main" xmlns:w14="http://schemas.microsoft.com/office/word/2010/wordml" xmlns:w15="http://schemas.microsoft.com/office/word/2012/wordml" xmlns:w16cex="http://schemas.microsoft.com/office/word/2018/wordml/cex" xmlns:w16cid="http://schemas.microsoft.com/office/word/2016/wordml/cid" xmlns:w16="http://schemas.microsoft.com/office/word/2018/wordml" xmlns:w16sdtdh="http://schemas.microsoft.com/office/word/2020/wordml/sdtdatahash" xmlns:w16se="http://schemas.microsoft.com/office/word/2015/wordml/symex" xmlns:wpg="http://schemas.microsoft.com/office/word/2010/wordprocessingGroup" xmlns:wpi="http://schemas.microsoft.com/office/word/2010/wordprocessingInk" xmlns:wne="http://schemas.microsoft.com/office/word/2006/wordml" xmlns:wps="http://schemas.microsoft.com/office/word/2010/wordprocessingShape" mc:Ignorable="w14 w15 w16se w16cid w16 w16cex w16sdtdh wp14">
   <w:footnote w:type="separator" w:id="-1">
     <w:p>
       <w:r>
@@ -22122,7 +20696,7 @@
 </file>
 
 <file path=word/header1.xml><?xml version="1.0" encoding="utf-8"?>
-<w:hdr xmlns:wpc="http://schemas.microsoft.com/office/word/2010/wordprocessingCanvas" xmlns:cx="http://schemas.microsoft.com/office/drawing/2014/chartex" xmlns:cx1="http://schemas.microsoft.com/office/drawing/2015/9/8/chartex" xmlns:cx2="http://schemas.microsoft.com/office/drawing/2015/10/21/chartex" xmlns:cx3="http://schemas.microsoft.com/office/drawing/2016/5/9/chartex" xmlns:cx4="http://schemas.microsoft.com/office/drawing/2016/5/10/chartex" xmlns:cx5="http://schemas.microsoft.com/office/drawing/2016/5/11/chartex" xmlns:cx6="http://schemas.microsoft.com/office/drawing/2016/5/12/chartex" xmlns:cx7="http://schemas.microsoft.com/office/drawing/2016/5/13/chartex" xmlns:cx8="http://schemas.microsoft.com/office/drawing/2016/5/14/chartex" xmlns:mc="http://schemas.openxmlformats.org/markup-compatibility/2006" xmlns:aink="http://schemas.microsoft.com/office/drawing/2016/ink" xmlns:am3d="http://schemas.microsoft.com/office/drawing/2017/model3d" xmlns:o="urn:schemas-microsoft-com:office:office" xmlns:r="http://schemas.openxmlformats.org/officeDocument/2006/relationships" xmlns:m="http://schemas.openxmlformats.org/officeDocument/2006/math" xmlns:v="urn:schemas-microsoft-com:vml" xmlns:wp14="http://schemas.microsoft.com/office/word/2010/wordprocessingDrawing" xmlns:wp="http://schemas.openxmlformats.org/drawingml/2006/wordprocessingDrawing" xmlns:w10="urn:schemas-microsoft-com:office:word" xmlns:w="http://schemas.openxmlformats.org/wordprocessingml/2006/main" xmlns:w14="http://schemas.microsoft.com/office/word/2010/wordml" xmlns:w15="http://schemas.microsoft.com/office/word/2012/wordml" xmlns:w16cex="http://schemas.microsoft.com/office/word/2018/wordml/cex" xmlns:w16cid="http://schemas.microsoft.com/office/word/2016/wordml/cid" xmlns:w16="http://schemas.microsoft.com/office/word/2018/wordml" xmlns:w16sdtdh="http://schemas.microsoft.com/office/word/2020/wordml/sdtdatahash" xmlns:w16se="http://schemas.microsoft.com/office/word/2015/wordml/symex" xmlns:wpg="http://schemas.microsoft.com/office/word/2010/wordprocessingGroup" xmlns:wpi="http://schemas.microsoft.com/office/word/2010/wordprocessingInk" xmlns:wne="http://schemas.microsoft.com/office/word/2006/wordml" xmlns:wps="http://schemas.microsoft.com/office/word/2010/wordprocessingShape" mc:Ignorable="w14 w15 w16se w16cid w16 w16cex w16sdtdh wp14">
+<w:hdr xmlns:wpc="http://schemas.microsoft.com/office/word/2010/wordprocessingCanvas" xmlns:cx="http://schemas.microsoft.com/office/drawing/2014/chartex" xmlns:cx1="http://schemas.microsoft.com/office/drawing/2015/9/8/chartex" xmlns:cx2="http://schemas.microsoft.com/office/drawing/2015/10/21/chartex" xmlns:cx3="http://schemas.microsoft.com/office/drawing/2016/5/9/chartex" xmlns:cx4="http://schemas.microsoft.com/office/drawing/2016/5/10/chartex" xmlns:cx5="http://schemas.microsoft.com/office/drawing/2016/5/11/chartex" xmlns:cx6="http://schemas.microsoft.com/office/drawing/2016/5/12/chartex" xmlns:cx7="http://schemas.microsoft.com/office/drawing/2016/5/13/chartex" xmlns:cx8="http://schemas.microsoft.com/office/drawing/2016/5/14/chartex" xmlns:mc="http://schemas.openxmlformats.org/markup-compatibility/2006" xmlns:aink="http://schemas.microsoft.com/office/drawing/2016/ink" xmlns:am3d="http://schemas.microsoft.com/office/drawing/2017/model3d" xmlns:o="urn:schemas-microsoft-com:office:office" xmlns:oel="http://schemas.microsoft.com/office/2019/extlst" xmlns:r="http://schemas.openxmlformats.org/officeDocument/2006/relationships" xmlns:m="http://schemas.openxmlformats.org/officeDocument/2006/math" xmlns:v="urn:schemas-microsoft-com:vml" xmlns:wp14="http://schemas.microsoft.com/office/word/2010/wordprocessingDrawing" xmlns:wp="http://schemas.openxmlformats.org/drawingml/2006/wordprocessingDrawing" xmlns:w10="urn:schemas-microsoft-com:office:word" xmlns:w="http://schemas.openxmlformats.org/wordprocessingml/2006/main" xmlns:w14="http://schemas.microsoft.com/office/word/2010/wordml" xmlns:w15="http://schemas.microsoft.com/office/word/2012/wordml" xmlns:w16cex="http://schemas.microsoft.com/office/word/2018/wordml/cex" xmlns:w16cid="http://schemas.microsoft.com/office/word/2016/wordml/cid" xmlns:w16="http://schemas.microsoft.com/office/word/2018/wordml" xmlns:w16sdtdh="http://schemas.microsoft.com/office/word/2020/wordml/sdtdatahash" xmlns:w16se="http://schemas.microsoft.com/office/word/2015/wordml/symex" xmlns:wpg="http://schemas.microsoft.com/office/word/2010/wordprocessingGroup" xmlns:wpi="http://schemas.microsoft.com/office/word/2010/wordprocessingInk" xmlns:wne="http://schemas.microsoft.com/office/word/2006/wordml" xmlns:wps="http://schemas.microsoft.com/office/word/2010/wordprocessingShape" mc:Ignorable="w14 w15 w16se w16cid w16 w16cex w16sdtdh wp14">
   <w:p>
     <w:pPr>
       <w:pStyle w:val="Header"/>
@@ -22132,7 +20706,7 @@
 </file>
 
 <file path=word/header2.xml><?xml version="1.0" encoding="utf-8"?>
-<w:hdr xmlns:wpc="http://schemas.microsoft.com/office/word/2010/wordprocessingCanvas" xmlns:cx="http://schemas.microsoft.com/office/drawing/2014/chartex" xmlns:cx1="http://schemas.microsoft.com/office/drawing/2015/9/8/chartex" xmlns:cx2="http://schemas.microsoft.com/office/drawing/2015/10/21/chartex" xmlns:cx3="http://schemas.microsoft.com/office/drawing/2016/5/9/chartex" xmlns:cx4="http://schemas.microsoft.com/office/drawing/2016/5/10/chartex" xmlns:cx5="http://schemas.microsoft.com/office/drawing/2016/5/11/chartex" xmlns:cx6="http://schemas.microsoft.com/office/drawing/2016/5/12/chartex" xmlns:cx7="http://schemas.microsoft.com/office/drawing/2016/5/13/chartex" xmlns:cx8="http://schemas.microsoft.com/office/drawing/2016/5/14/chartex" xmlns:mc="http://schemas.openxmlformats.org/markup-compatibility/2006" xmlns:aink="http://schemas.microsoft.com/office/drawing/2016/ink" xmlns:am3d="http://schemas.microsoft.com/office/drawing/2017/model3d" xmlns:o="urn:schemas-microsoft-com:office:office" xmlns:r="http://schemas.openxmlformats.org/officeDocument/2006/relationships" xmlns:m="http://schemas.openxmlformats.org/officeDocument/2006/math" xmlns:v="urn:schemas-microsoft-com:vml" xmlns:wp14="http://schemas.microsoft.com/office/word/2010/wordprocessingDrawing" xmlns:wp="http://schemas.openxmlformats.org/drawingml/2006/wordprocessingDrawing" xmlns:w10="urn:schemas-microsoft-com:office:word" xmlns:w="http://schemas.openxmlformats.org/wordprocessingml/2006/main" xmlns:w14="http://schemas.microsoft.com/office/word/2010/wordml" xmlns:w15="http://schemas.microsoft.com/office/word/2012/wordml" xmlns:w16cex="http://schemas.microsoft.com/office/word/2018/wordml/cex" xmlns:w16cid="http://schemas.microsoft.com/office/word/2016/wordml/cid" xmlns:w16="http://schemas.microsoft.com/office/word/2018/wordml" xmlns:w16sdtdh="http://schemas.microsoft.com/office/word/2020/wordml/sdtdatahash" xmlns:w16se="http://schemas.microsoft.com/office/word/2015/wordml/symex" xmlns:wpg="http://schemas.microsoft.com/office/word/2010/wordprocessingGroup" xmlns:wpi="http://schemas.microsoft.com/office/word/2010/wordprocessingInk" xmlns:wne="http://schemas.microsoft.com/office/word/2006/wordml" xmlns:wps="http://schemas.microsoft.com/office/word/2010/wordprocessingShape" mc:Ignorable="w14 w15 w16se w16cid w16 w16cex w16sdtdh wp14">
+<w:hdr xmlns:wpc="http://schemas.microsoft.com/office/word/2010/wordprocessingCanvas" xmlns:cx="http://schemas.microsoft.com/office/drawing/2014/chartex" xmlns:cx1="http://schemas.microsoft.com/office/drawing/2015/9/8/chartex" xmlns:cx2="http://schemas.microsoft.com/office/drawing/2015/10/21/chartex" xmlns:cx3="http://schemas.microsoft.com/office/drawing/2016/5/9/chartex" xmlns:cx4="http://schemas.microsoft.com/office/drawing/2016/5/10/chartex" xmlns:cx5="http://schemas.microsoft.com/office/drawing/2016/5/11/chartex" xmlns:cx6="http://schemas.microsoft.com/office/drawing/2016/5/12/chartex" xmlns:cx7="http://schemas.microsoft.com/office/drawing/2016/5/13/chartex" xmlns:cx8="http://schemas.microsoft.com/office/drawing/2016/5/14/chartex" xmlns:mc="http://schemas.openxmlformats.org/markup-compatibility/2006" xmlns:aink="http://schemas.microsoft.com/office/drawing/2016/ink" xmlns:am3d="http://schemas.microsoft.com/office/drawing/2017/model3d" xmlns:o="urn:schemas-microsoft-com:office:office" xmlns:oel="http://schemas.microsoft.com/office/2019/extlst" xmlns:r="http://schemas.openxmlformats.org/officeDocument/2006/relationships" xmlns:m="http://schemas.openxmlformats.org/officeDocument/2006/math" xmlns:v="urn:schemas-microsoft-com:vml" xmlns:wp14="http://schemas.microsoft.com/office/word/2010/wordprocessingDrawing" xmlns:wp="http://schemas.openxmlformats.org/drawingml/2006/wordprocessingDrawing" xmlns:w10="urn:schemas-microsoft-com:office:word" xmlns:w="http://schemas.openxmlformats.org/wordprocessingml/2006/main" xmlns:w14="http://schemas.microsoft.com/office/word/2010/wordml" xmlns:w15="http://schemas.microsoft.com/office/word/2012/wordml" xmlns:w16cex="http://schemas.microsoft.com/office/word/2018/wordml/cex" xmlns:w16cid="http://schemas.microsoft.com/office/word/2016/wordml/cid" xmlns:w16="http://schemas.microsoft.com/office/word/2018/wordml" xmlns:w16sdtdh="http://schemas.microsoft.com/office/word/2020/wordml/sdtdatahash" xmlns:w16se="http://schemas.microsoft.com/office/word/2015/wordml/symex" xmlns:wpg="http://schemas.microsoft.com/office/word/2010/wordprocessingGroup" xmlns:wpi="http://schemas.microsoft.com/office/word/2010/wordprocessingInk" xmlns:wne="http://schemas.microsoft.com/office/word/2006/wordml" xmlns:wps="http://schemas.microsoft.com/office/word/2010/wordprocessingShape" mc:Ignorable="w14 w15 w16se w16cid w16 w16cex w16sdtdh wp14">
   <w:p>
     <w:pPr>
       <w:suppressAutoHyphens/>
@@ -22143,67 +20717,6 @@
         <w:szCs w:val="14"/>
       </w:rPr>
     </w:pPr>
-    <w:customXmlInsRangeStart w:id="34" w:author="Geiser, Che@Energy" w:date="2022-04-11T13:44:00Z"/>
-    <w:sdt>
-      <w:sdtPr>
-        <w:rPr>
-          <w:rFonts w:ascii="Arial" w:hAnsi="Arial" w:cs="Arial"/>
-          <w:sz w:val="14"/>
-          <w:szCs w:val="14"/>
-        </w:rPr>
-        <w:id w:val="1725554959"/>
-        <w:docPartObj>
-          <w:docPartGallery w:val="Watermarks"/>
-          <w:docPartUnique/>
-        </w:docPartObj>
-      </w:sdtPr>
-      <w:sdtContent>
-        <w:customXmlInsRangeEnd w:id="34"/>
-        <w:ins w:id="35" w:author="Geiser, Che@Energy" w:date="2022-04-11T13:44:00Z">
-          <w:r>
-            <w:rPr>
-              <w:rFonts w:ascii="Arial" w:hAnsi="Arial" w:cs="Arial"/>
-              <w:noProof/>
-              <w:sz w:val="14"/>
-              <w:szCs w:val="14"/>
-            </w:rPr>
-            <w:pict w14:anchorId="750E0C62">
-              <v:shapetype id="_x0000_t136" coordsize="21600,21600" o:spt="136" adj="10800" path="m@7,l@8,m@5,21600l@6,21600e">
-                <v:formulas>
-                  <v:f eqn="sum #0 0 10800"/>
-                  <v:f eqn="prod #0 2 1"/>
-                  <v:f eqn="sum 21600 0 @1"/>
-                  <v:f eqn="sum 0 0 @2"/>
-                  <v:f eqn="sum 21600 0 @3"/>
-                  <v:f eqn="if @0 @3 0"/>
-                  <v:f eqn="if @0 21600 @1"/>
-                  <v:f eqn="if @0 0 @2"/>
-                  <v:f eqn="if @0 @4 21600"/>
-                  <v:f eqn="mid @5 @6"/>
-                  <v:f eqn="mid @8 @5"/>
-                  <v:f eqn="mid @7 @8"/>
-                  <v:f eqn="mid @6 @7"/>
-                  <v:f eqn="sum @6 0 @5"/>
-                </v:formulas>
-                <v:path textpathok="t" o:connecttype="custom" o:connectlocs="@9,0;@10,10800;@11,21600;@12,10800" o:connectangles="270,180,90,0"/>
-                <v:textpath on="t" fitshape="t"/>
-                <v:handles>
-                  <v:h position="#0,bottomRight" xrange="6629,14971"/>
-                </v:handles>
-                <o:lock v:ext="edit" text="t" shapetype="t"/>
-              </v:shapetype>
-              <v:shape id="PowerPlusWaterMarkObject357831064" o:spid="_x0000_s4097" type="#_x0000_t136" style="position:absolute;left:0;text-align:left;margin-left:0;margin-top:0;width:412.4pt;height:247.45pt;rotation:315;z-index:-251656187;mso-position-horizontal:center;mso-position-horizontal-relative:margin;mso-position-vertical:center;mso-position-vertical-relative:margin" o:allowincell="f" fillcolor="silver" stroked="f">
-                <v:fill opacity=".5"/>
-                <v:textpath style="font-family:&quot;Calibri&quot;;font-size:1pt" string="DRAFT"/>
-                <w10:wrap anchorx="margin" anchory="margin"/>
-              </v:shape>
-            </w:pict>
-          </w:r>
-        </w:ins>
-        <w:customXmlInsRangeStart w:id="36" w:author="Geiser, Che@Energy" w:date="2022-04-11T13:44:00Z"/>
-      </w:sdtContent>
-    </w:sdt>
-    <w:customXmlInsRangeEnd w:id="36"/>
     <w:r>
       <w:rPr>
         <w:rFonts w:ascii="Arial" w:hAnsi="Arial" w:cs="Arial"/>
@@ -22408,7 +20921,7 @@
       </w:rPr>
       <w:t xml:space="preserve"> 0</w:t>
     </w:r>
-    <w:ins w:id="37" w:author="Markstrum, Alexis@Energy" w:date="2021-10-14T16:16:00Z">
+    <w:ins w:id="33" w:author="Markstrum, Alexis@Energy" w:date="2021-10-14T16:16:00Z">
       <w:r>
         <w:rPr>
           <w:rFonts w:ascii="Arial" w:hAnsi="Arial" w:cs="Arial"/>
@@ -22418,7 +20931,7 @@
         <w:t>1</w:t>
       </w:r>
     </w:ins>
-    <w:del w:id="38" w:author="Markstrum, Alexis@Energy" w:date="2021-10-14T16:16:00Z">
+    <w:del w:id="34" w:author="Markstrum, Alexis@Energy" w:date="2021-10-14T16:16:00Z">
       <w:r>
         <w:rPr>
           <w:rFonts w:ascii="Arial" w:hAnsi="Arial" w:cs="Arial"/>
@@ -22436,7 +20949,7 @@
       </w:rPr>
       <w:t>/</w:t>
     </w:r>
-    <w:ins w:id="39" w:author="Alhabibi, Haider@Energy" w:date="2021-08-24T17:54:00Z">
+    <w:ins w:id="35" w:author="Alhabibi, Haider@Energy [2]" w:date="2021-08-24T17:54:00Z">
       <w:r>
         <w:rPr>
           <w:rFonts w:ascii="Arial" w:hAnsi="Arial" w:cs="Arial"/>
@@ -22446,7 +20959,7 @@
         <w:t>22</w:t>
       </w:r>
     </w:ins>
-    <w:del w:id="40" w:author="Alhabibi, Haider@Energy" w:date="2021-08-24T17:54:00Z">
+    <w:del w:id="36" w:author="Alhabibi, Haider@Energy [2]" w:date="2021-08-24T17:54:00Z">
       <w:r>
         <w:rPr>
           <w:rFonts w:ascii="Arial" w:hAnsi="Arial" w:cs="Arial"/>
@@ -22714,7 +21227,7 @@
 </file>
 
 <file path=word/header3.xml><?xml version="1.0" encoding="utf-8"?>
-<w:hdr xmlns:wpc="http://schemas.microsoft.com/office/word/2010/wordprocessingCanvas" xmlns:cx="http://schemas.microsoft.com/office/drawing/2014/chartex" xmlns:cx1="http://schemas.microsoft.com/office/drawing/2015/9/8/chartex" xmlns:cx2="http://schemas.microsoft.com/office/drawing/2015/10/21/chartex" xmlns:cx3="http://schemas.microsoft.com/office/drawing/2016/5/9/chartex" xmlns:cx4="http://schemas.microsoft.com/office/drawing/2016/5/10/chartex" xmlns:cx5="http://schemas.microsoft.com/office/drawing/2016/5/11/chartex" xmlns:cx6="http://schemas.microsoft.com/office/drawing/2016/5/12/chartex" xmlns:cx7="http://schemas.microsoft.com/office/drawing/2016/5/13/chartex" xmlns:cx8="http://schemas.microsoft.com/office/drawing/2016/5/14/chartex" xmlns:mc="http://schemas.openxmlformats.org/markup-compatibility/2006" xmlns:aink="http://schemas.microsoft.com/office/drawing/2016/ink" xmlns:am3d="http://schemas.microsoft.com/office/drawing/2017/model3d" xmlns:o="urn:schemas-microsoft-com:office:office" xmlns:r="http://schemas.openxmlformats.org/officeDocument/2006/relationships" xmlns:m="http://schemas.openxmlformats.org/officeDocument/2006/math" xmlns:v="urn:schemas-microsoft-com:vml" xmlns:wp14="http://schemas.microsoft.com/office/word/2010/wordprocessingDrawing" xmlns:wp="http://schemas.openxmlformats.org/drawingml/2006/wordprocessingDrawing" xmlns:w10="urn:schemas-microsoft-com:office:word" xmlns:w="http://schemas.openxmlformats.org/wordprocessingml/2006/main" xmlns:w14="http://schemas.microsoft.com/office/word/2010/wordml" xmlns:w15="http://schemas.microsoft.com/office/word/2012/wordml" xmlns:w16cex="http://schemas.microsoft.com/office/word/2018/wordml/cex" xmlns:w16cid="http://schemas.microsoft.com/office/word/2016/wordml/cid" xmlns:w16="http://schemas.microsoft.com/office/word/2018/wordml" xmlns:w16sdtdh="http://schemas.microsoft.com/office/word/2020/wordml/sdtdatahash" xmlns:w16se="http://schemas.microsoft.com/office/word/2015/wordml/symex" xmlns:wpg="http://schemas.microsoft.com/office/word/2010/wordprocessingGroup" xmlns:wpi="http://schemas.microsoft.com/office/word/2010/wordprocessingInk" xmlns:wne="http://schemas.microsoft.com/office/word/2006/wordml" xmlns:wps="http://schemas.microsoft.com/office/word/2010/wordprocessingShape" mc:Ignorable="w14 w15 w16se w16cid w16 w16cex w16sdtdh wp14">
+<w:hdr xmlns:wpc="http://schemas.microsoft.com/office/word/2010/wordprocessingCanvas" xmlns:cx="http://schemas.microsoft.com/office/drawing/2014/chartex" xmlns:cx1="http://schemas.microsoft.com/office/drawing/2015/9/8/chartex" xmlns:cx2="http://schemas.microsoft.com/office/drawing/2015/10/21/chartex" xmlns:cx3="http://schemas.microsoft.com/office/drawing/2016/5/9/chartex" xmlns:cx4="http://schemas.microsoft.com/office/drawing/2016/5/10/chartex" xmlns:cx5="http://schemas.microsoft.com/office/drawing/2016/5/11/chartex" xmlns:cx6="http://schemas.microsoft.com/office/drawing/2016/5/12/chartex" xmlns:cx7="http://schemas.microsoft.com/office/drawing/2016/5/13/chartex" xmlns:cx8="http://schemas.microsoft.com/office/drawing/2016/5/14/chartex" xmlns:mc="http://schemas.openxmlformats.org/markup-compatibility/2006" xmlns:aink="http://schemas.microsoft.com/office/drawing/2016/ink" xmlns:am3d="http://schemas.microsoft.com/office/drawing/2017/model3d" xmlns:o="urn:schemas-microsoft-com:office:office" xmlns:oel="http://schemas.microsoft.com/office/2019/extlst" xmlns:r="http://schemas.openxmlformats.org/officeDocument/2006/relationships" xmlns:m="http://schemas.openxmlformats.org/officeDocument/2006/math" xmlns:v="urn:schemas-microsoft-com:vml" xmlns:wp14="http://schemas.microsoft.com/office/word/2010/wordprocessingDrawing" xmlns:wp="http://schemas.openxmlformats.org/drawingml/2006/wordprocessingDrawing" xmlns:w10="urn:schemas-microsoft-com:office:word" xmlns:w="http://schemas.openxmlformats.org/wordprocessingml/2006/main" xmlns:w14="http://schemas.microsoft.com/office/word/2010/wordml" xmlns:w15="http://schemas.microsoft.com/office/word/2012/wordml" xmlns:w16cex="http://schemas.microsoft.com/office/word/2018/wordml/cex" xmlns:w16cid="http://schemas.microsoft.com/office/word/2016/wordml/cid" xmlns:w16="http://schemas.microsoft.com/office/word/2018/wordml" xmlns:w16sdtdh="http://schemas.microsoft.com/office/word/2020/wordml/sdtdatahash" xmlns:w16se="http://schemas.microsoft.com/office/word/2015/wordml/symex" xmlns:wpg="http://schemas.microsoft.com/office/word/2010/wordprocessingGroup" xmlns:wpi="http://schemas.microsoft.com/office/word/2010/wordprocessingInk" xmlns:wne="http://schemas.microsoft.com/office/word/2006/wordml" xmlns:wps="http://schemas.microsoft.com/office/word/2010/wordprocessingShape" mc:Ignorable="w14 w15 w16se w16cid w16 w16cex w16sdtdh wp14">
   <w:p>
     <w:pPr>
       <w:pStyle w:val="Header"/>
@@ -22724,7 +21237,7 @@
 </file>
 
 <file path=word/header4.xml><?xml version="1.0" encoding="utf-8"?>
-<w:hdr xmlns:wpc="http://schemas.microsoft.com/office/word/2010/wordprocessingCanvas" xmlns:cx="http://schemas.microsoft.com/office/drawing/2014/chartex" xmlns:cx1="http://schemas.microsoft.com/office/drawing/2015/9/8/chartex" xmlns:cx2="http://schemas.microsoft.com/office/drawing/2015/10/21/chartex" xmlns:cx3="http://schemas.microsoft.com/office/drawing/2016/5/9/chartex" xmlns:cx4="http://schemas.microsoft.com/office/drawing/2016/5/10/chartex" xmlns:cx5="http://schemas.microsoft.com/office/drawing/2016/5/11/chartex" xmlns:cx6="http://schemas.microsoft.com/office/drawing/2016/5/12/chartex" xmlns:cx7="http://schemas.microsoft.com/office/drawing/2016/5/13/chartex" xmlns:cx8="http://schemas.microsoft.com/office/drawing/2016/5/14/chartex" xmlns:mc="http://schemas.openxmlformats.org/markup-compatibility/2006" xmlns:aink="http://schemas.microsoft.com/office/drawing/2016/ink" xmlns:am3d="http://schemas.microsoft.com/office/drawing/2017/model3d" xmlns:o="urn:schemas-microsoft-com:office:office" xmlns:r="http://schemas.openxmlformats.org/officeDocument/2006/relationships" xmlns:m="http://schemas.openxmlformats.org/officeDocument/2006/math" xmlns:v="urn:schemas-microsoft-com:vml" xmlns:wp14="http://schemas.microsoft.com/office/word/2010/wordprocessingDrawing" xmlns:wp="http://schemas.openxmlformats.org/drawingml/2006/wordprocessingDrawing" xmlns:w10="urn:schemas-microsoft-com:office:word" xmlns:w="http://schemas.openxmlformats.org/wordprocessingml/2006/main" xmlns:w14="http://schemas.microsoft.com/office/word/2010/wordml" xmlns:w15="http://schemas.microsoft.com/office/word/2012/wordml" xmlns:w16cex="http://schemas.microsoft.com/office/word/2018/wordml/cex" xmlns:w16cid="http://schemas.microsoft.com/office/word/2016/wordml/cid" xmlns:w16="http://schemas.microsoft.com/office/word/2018/wordml" xmlns:w16sdtdh="http://schemas.microsoft.com/office/word/2020/wordml/sdtdatahash" xmlns:w16se="http://schemas.microsoft.com/office/word/2015/wordml/symex" xmlns:wpg="http://schemas.microsoft.com/office/word/2010/wordprocessingGroup" xmlns:wpi="http://schemas.microsoft.com/office/word/2010/wordprocessingInk" xmlns:wne="http://schemas.microsoft.com/office/word/2006/wordml" xmlns:wps="http://schemas.microsoft.com/office/word/2010/wordprocessingShape" mc:Ignorable="w14 w15 w16se w16cid w16 w16cex w16sdtdh wp14">
+<w:hdr xmlns:wpc="http://schemas.microsoft.com/office/word/2010/wordprocessingCanvas" xmlns:cx="http://schemas.microsoft.com/office/drawing/2014/chartex" xmlns:cx1="http://schemas.microsoft.com/office/drawing/2015/9/8/chartex" xmlns:cx2="http://schemas.microsoft.com/office/drawing/2015/10/21/chartex" xmlns:cx3="http://schemas.microsoft.com/office/drawing/2016/5/9/chartex" xmlns:cx4="http://schemas.microsoft.com/office/drawing/2016/5/10/chartex" xmlns:cx5="http://schemas.microsoft.com/office/drawing/2016/5/11/chartex" xmlns:cx6="http://schemas.microsoft.com/office/drawing/2016/5/12/chartex" xmlns:cx7="http://schemas.microsoft.com/office/drawing/2016/5/13/chartex" xmlns:cx8="http://schemas.microsoft.com/office/drawing/2016/5/14/chartex" xmlns:mc="http://schemas.openxmlformats.org/markup-compatibility/2006" xmlns:aink="http://schemas.microsoft.com/office/drawing/2016/ink" xmlns:am3d="http://schemas.microsoft.com/office/drawing/2017/model3d" xmlns:o="urn:schemas-microsoft-com:office:office" xmlns:oel="http://schemas.microsoft.com/office/2019/extlst" xmlns:r="http://schemas.openxmlformats.org/officeDocument/2006/relationships" xmlns:m="http://schemas.openxmlformats.org/officeDocument/2006/math" xmlns:v="urn:schemas-microsoft-com:vml" xmlns:wp14="http://schemas.microsoft.com/office/word/2010/wordprocessingDrawing" xmlns:wp="http://schemas.openxmlformats.org/drawingml/2006/wordprocessingDrawing" xmlns:w10="urn:schemas-microsoft-com:office:word" xmlns:w="http://schemas.openxmlformats.org/wordprocessingml/2006/main" xmlns:w14="http://schemas.microsoft.com/office/word/2010/wordml" xmlns:w15="http://schemas.microsoft.com/office/word/2012/wordml" xmlns:w16cex="http://schemas.microsoft.com/office/word/2018/wordml/cex" xmlns:w16cid="http://schemas.microsoft.com/office/word/2016/wordml/cid" xmlns:w16="http://schemas.microsoft.com/office/word/2018/wordml" xmlns:w16sdtdh="http://schemas.microsoft.com/office/word/2020/wordml/sdtdatahash" xmlns:w16se="http://schemas.microsoft.com/office/word/2015/wordml/symex" xmlns:wpg="http://schemas.microsoft.com/office/word/2010/wordprocessingGroup" xmlns:wpi="http://schemas.microsoft.com/office/word/2010/wordprocessingInk" xmlns:wne="http://schemas.microsoft.com/office/word/2006/wordml" xmlns:wps="http://schemas.microsoft.com/office/word/2010/wordprocessingShape" mc:Ignorable="w14 w15 w16se w16cid w16 w16cex w16sdtdh wp14">
   <w:p>
     <w:pPr>
       <w:suppressAutoHyphens/>
@@ -22939,7 +21452,7 @@
       </w:rPr>
       <w:t xml:space="preserve"> 0</w:t>
     </w:r>
-    <w:ins w:id="51" w:author="Markstrum, Alexis@Energy" w:date="2021-10-14T16:17:00Z">
+    <w:ins w:id="47" w:author="Markstrum, Alexis@Energy" w:date="2021-10-14T16:17:00Z">
       <w:r>
         <w:rPr>
           <w:rFonts w:ascii="Arial" w:hAnsi="Arial" w:cs="Arial"/>
@@ -22949,7 +21462,7 @@
         <w:t>1</w:t>
       </w:r>
     </w:ins>
-    <w:del w:id="52" w:author="Markstrum, Alexis@Energy" w:date="2021-10-14T16:17:00Z">
+    <w:del w:id="48" w:author="Markstrum, Alexis@Energy" w:date="2021-10-14T16:17:00Z">
       <w:r>
         <w:rPr>
           <w:rFonts w:ascii="Arial" w:hAnsi="Arial" w:cs="Arial"/>
@@ -22967,7 +21480,7 @@
       </w:rPr>
       <w:t>/2</w:t>
     </w:r>
-    <w:ins w:id="53" w:author="Markstrum, Alexis@Energy" w:date="2021-10-14T16:17:00Z">
+    <w:ins w:id="49" w:author="Markstrum, Alexis@Energy" w:date="2021-10-14T16:17:00Z">
       <w:r>
         <w:rPr>
           <w:rFonts w:ascii="Arial" w:hAnsi="Arial" w:cs="Arial"/>
@@ -22977,7 +21490,7 @@
         <w:t>2</w:t>
       </w:r>
     </w:ins>
-    <w:del w:id="54" w:author="Markstrum, Alexis@Energy" w:date="2021-10-14T16:17:00Z">
+    <w:del w:id="50" w:author="Markstrum, Alexis@Energy" w:date="2021-10-14T16:17:00Z">
       <w:r>
         <w:rPr>
           <w:rFonts w:ascii="Arial" w:hAnsi="Arial" w:cs="Arial"/>
@@ -23237,7 +21750,7 @@
 </file>
 
 <file path=word/header5.xml><?xml version="1.0" encoding="utf-8"?>
-<w:hdr xmlns:wpc="http://schemas.microsoft.com/office/word/2010/wordprocessingCanvas" xmlns:cx="http://schemas.microsoft.com/office/drawing/2014/chartex" xmlns:cx1="http://schemas.microsoft.com/office/drawing/2015/9/8/chartex" xmlns:cx2="http://schemas.microsoft.com/office/drawing/2015/10/21/chartex" xmlns:cx3="http://schemas.microsoft.com/office/drawing/2016/5/9/chartex" xmlns:cx4="http://schemas.microsoft.com/office/drawing/2016/5/10/chartex" xmlns:cx5="http://schemas.microsoft.com/office/drawing/2016/5/11/chartex" xmlns:cx6="http://schemas.microsoft.com/office/drawing/2016/5/12/chartex" xmlns:cx7="http://schemas.microsoft.com/office/drawing/2016/5/13/chartex" xmlns:cx8="http://schemas.microsoft.com/office/drawing/2016/5/14/chartex" xmlns:mc="http://schemas.openxmlformats.org/markup-compatibility/2006" xmlns:aink="http://schemas.microsoft.com/office/drawing/2016/ink" xmlns:am3d="http://schemas.microsoft.com/office/drawing/2017/model3d" xmlns:o="urn:schemas-microsoft-com:office:office" xmlns:r="http://schemas.openxmlformats.org/officeDocument/2006/relationships" xmlns:m="http://schemas.openxmlformats.org/officeDocument/2006/math" xmlns:v="urn:schemas-microsoft-com:vml" xmlns:wp14="http://schemas.microsoft.com/office/word/2010/wordprocessingDrawing" xmlns:wp="http://schemas.openxmlformats.org/drawingml/2006/wordprocessingDrawing" xmlns:w10="urn:schemas-microsoft-com:office:word" xmlns:w="http://schemas.openxmlformats.org/wordprocessingml/2006/main" xmlns:w14="http://schemas.microsoft.com/office/word/2010/wordml" xmlns:w15="http://schemas.microsoft.com/office/word/2012/wordml" xmlns:w16cex="http://schemas.microsoft.com/office/word/2018/wordml/cex" xmlns:w16cid="http://schemas.microsoft.com/office/word/2016/wordml/cid" xmlns:w16="http://schemas.microsoft.com/office/word/2018/wordml" xmlns:w16sdtdh="http://schemas.microsoft.com/office/word/2020/wordml/sdtdatahash" xmlns:w16se="http://schemas.microsoft.com/office/word/2015/wordml/symex" xmlns:wpg="http://schemas.microsoft.com/office/word/2010/wordprocessingGroup" xmlns:wpi="http://schemas.microsoft.com/office/word/2010/wordprocessingInk" xmlns:wne="http://schemas.microsoft.com/office/word/2006/wordml" xmlns:wps="http://schemas.microsoft.com/office/word/2010/wordprocessingShape" mc:Ignorable="w14 w15 w16se w16cid w16 w16cex w16sdtdh wp14">
+<w:hdr xmlns:wpc="http://schemas.microsoft.com/office/word/2010/wordprocessingCanvas" xmlns:cx="http://schemas.microsoft.com/office/drawing/2014/chartex" xmlns:cx1="http://schemas.microsoft.com/office/drawing/2015/9/8/chartex" xmlns:cx2="http://schemas.microsoft.com/office/drawing/2015/10/21/chartex" xmlns:cx3="http://schemas.microsoft.com/office/drawing/2016/5/9/chartex" xmlns:cx4="http://schemas.microsoft.com/office/drawing/2016/5/10/chartex" xmlns:cx5="http://schemas.microsoft.com/office/drawing/2016/5/11/chartex" xmlns:cx6="http://schemas.microsoft.com/office/drawing/2016/5/12/chartex" xmlns:cx7="http://schemas.microsoft.com/office/drawing/2016/5/13/chartex" xmlns:cx8="http://schemas.microsoft.com/office/drawing/2016/5/14/chartex" xmlns:mc="http://schemas.openxmlformats.org/markup-compatibility/2006" xmlns:aink="http://schemas.microsoft.com/office/drawing/2016/ink" xmlns:am3d="http://schemas.microsoft.com/office/drawing/2017/model3d" xmlns:o="urn:schemas-microsoft-com:office:office" xmlns:oel="http://schemas.microsoft.com/office/2019/extlst" xmlns:r="http://schemas.openxmlformats.org/officeDocument/2006/relationships" xmlns:m="http://schemas.openxmlformats.org/officeDocument/2006/math" xmlns:v="urn:schemas-microsoft-com:vml" xmlns:wp14="http://schemas.microsoft.com/office/word/2010/wordprocessingDrawing" xmlns:wp="http://schemas.openxmlformats.org/drawingml/2006/wordprocessingDrawing" xmlns:w10="urn:schemas-microsoft-com:office:word" xmlns:w="http://schemas.openxmlformats.org/wordprocessingml/2006/main" xmlns:w14="http://schemas.microsoft.com/office/word/2010/wordml" xmlns:w15="http://schemas.microsoft.com/office/word/2012/wordml" xmlns:w16cex="http://schemas.microsoft.com/office/word/2018/wordml/cex" xmlns:w16cid="http://schemas.microsoft.com/office/word/2016/wordml/cid" xmlns:w16="http://schemas.microsoft.com/office/word/2018/wordml" xmlns:w16sdtdh="http://schemas.microsoft.com/office/word/2020/wordml/sdtdatahash" xmlns:w16se="http://schemas.microsoft.com/office/word/2015/wordml/symex" xmlns:wpg="http://schemas.microsoft.com/office/word/2010/wordprocessingGroup" xmlns:wpi="http://schemas.microsoft.com/office/word/2010/wordprocessingInk" xmlns:wne="http://schemas.microsoft.com/office/word/2006/wordml" xmlns:wps="http://schemas.microsoft.com/office/word/2010/wordprocessingShape" mc:Ignorable="w14 w15 w16se w16cid w16 w16cex w16sdtdh wp14">
   <w:p>
     <w:pPr>
       <w:suppressAutoHyphens/>
@@ -23452,7 +21965,7 @@
       </w:rPr>
       <w:t xml:space="preserve"> 0</w:t>
     </w:r>
-    <w:ins w:id="189" w:author="Markstrum, Alexis@Energy" w:date="2021-10-14T16:17:00Z">
+    <w:ins w:id="124" w:author="Markstrum, Alexis@Energy" w:date="2021-10-14T16:17:00Z">
       <w:r>
         <w:rPr>
           <w:rFonts w:ascii="Arial" w:hAnsi="Arial" w:cs="Arial"/>
@@ -23462,7 +21975,7 @@
         <w:t>1</w:t>
       </w:r>
     </w:ins>
-    <w:del w:id="190" w:author="Markstrum, Alexis@Energy" w:date="2021-10-14T16:17:00Z">
+    <w:del w:id="125" w:author="Markstrum, Alexis@Energy" w:date="2021-10-14T16:17:00Z">
       <w:r>
         <w:rPr>
           <w:rFonts w:ascii="Arial" w:hAnsi="Arial" w:cs="Arial"/>
@@ -23480,7 +21993,7 @@
       </w:rPr>
       <w:t>/2</w:t>
     </w:r>
-    <w:ins w:id="191" w:author="Markstrum, Alexis@Energy" w:date="2021-10-14T16:17:00Z">
+    <w:ins w:id="126" w:author="Markstrum, Alexis@Energy" w:date="2021-10-14T16:17:00Z">
       <w:r>
         <w:rPr>
           <w:rFonts w:ascii="Arial" w:hAnsi="Arial" w:cs="Arial"/>
@@ -23490,7 +22003,7 @@
         <w:t>2</w:t>
       </w:r>
     </w:ins>
-    <w:del w:id="192" w:author="Markstrum, Alexis@Energy" w:date="2021-10-14T16:17:00Z">
+    <w:del w:id="127" w:author="Markstrum, Alexis@Energy" w:date="2021-10-14T16:17:00Z">
       <w:r>
         <w:rPr>
           <w:rFonts w:ascii="Arial" w:hAnsi="Arial" w:cs="Arial"/>
@@ -23696,7 +22209,7 @@
             <w:rPr>
               <w:noProof/>
             </w:rPr>
-            <w:t>7</w:t>
+            <w:t>6</w:t>
           </w:r>
           <w:r>
             <w:rPr>
@@ -23753,7 +22266,7 @@
 </file>
 
 <file path=word/numbering.xml><?xml version="1.0" encoding="utf-8"?>
-<w:numbering xmlns:wpc="http://schemas.microsoft.com/office/word/2010/wordprocessingCanvas" xmlns:cx="http://schemas.microsoft.com/office/drawing/2014/chartex" xmlns:cx1="http://schemas.microsoft.com/office/drawing/2015/9/8/chartex" xmlns:cx2="http://schemas.microsoft.com/office/drawing/2015/10/21/chartex" xmlns:cx3="http://schemas.microsoft.com/office/drawing/2016/5/9/chartex" xmlns:cx4="http://schemas.microsoft.com/office/drawing/2016/5/10/chartex" xmlns:cx5="http://schemas.microsoft.com/office/drawing/2016/5/11/chartex" xmlns:cx6="http://schemas.microsoft.com/office/drawing/2016/5/12/chartex" xmlns:cx7="http://schemas.microsoft.com/office/drawing/2016/5/13/chartex" xmlns:cx8="http://schemas.microsoft.com/office/drawing/2016/5/14/chartex" xmlns:mc="http://schemas.openxmlformats.org/markup-compatibility/2006" xmlns:aink="http://schemas.microsoft.com/office/drawing/2016/ink" xmlns:am3d="http://schemas.microsoft.com/office/drawing/2017/model3d" xmlns:o="urn:schemas-microsoft-com:office:office" xmlns:r="http://schemas.openxmlformats.org/officeDocument/2006/relationships" xmlns:m="http://schemas.openxmlformats.org/officeDocument/2006/math" xmlns:v="urn:schemas-microsoft-com:vml" xmlns:wp14="http://schemas.microsoft.com/office/word/2010/wordprocessingDrawing" xmlns:wp="http://schemas.openxmlformats.org/drawingml/2006/wordprocessingDrawing" xmlns:w10="urn:schemas-microsoft-com:office:word" xmlns:w="http://schemas.openxmlformats.org/wordprocessingml/2006/main" xmlns:w14="http://schemas.microsoft.com/office/word/2010/wordml" xmlns:w15="http://schemas.microsoft.com/office/word/2012/wordml" xmlns:w16cex="http://schemas.microsoft.com/office/word/2018/wordml/cex" xmlns:w16cid="http://schemas.microsoft.com/office/word/2016/wordml/cid" xmlns:w16="http://schemas.microsoft.com/office/word/2018/wordml" xmlns:w16sdtdh="http://schemas.microsoft.com/office/word/2020/wordml/sdtdatahash" xmlns:w16se="http://schemas.microsoft.com/office/word/2015/wordml/symex" xmlns:wpg="http://schemas.microsoft.com/office/word/2010/wordprocessingGroup" xmlns:wpi="http://schemas.microsoft.com/office/word/2010/wordprocessingInk" xmlns:wne="http://schemas.microsoft.com/office/word/2006/wordml" xmlns:wps="http://schemas.microsoft.com/office/word/2010/wordprocessingShape" mc:Ignorable="w14 w15 w16se w16cid w16 w16cex w16sdtdh wp14">
+<w:numbering xmlns:wpc="http://schemas.microsoft.com/office/word/2010/wordprocessingCanvas" xmlns:cx="http://schemas.microsoft.com/office/drawing/2014/chartex" xmlns:cx1="http://schemas.microsoft.com/office/drawing/2015/9/8/chartex" xmlns:cx2="http://schemas.microsoft.com/office/drawing/2015/10/21/chartex" xmlns:cx3="http://schemas.microsoft.com/office/drawing/2016/5/9/chartex" xmlns:cx4="http://schemas.microsoft.com/office/drawing/2016/5/10/chartex" xmlns:cx5="http://schemas.microsoft.com/office/drawing/2016/5/11/chartex" xmlns:cx6="http://schemas.microsoft.com/office/drawing/2016/5/12/chartex" xmlns:cx7="http://schemas.microsoft.com/office/drawing/2016/5/13/chartex" xmlns:cx8="http://schemas.microsoft.com/office/drawing/2016/5/14/chartex" xmlns:mc="http://schemas.openxmlformats.org/markup-compatibility/2006" xmlns:aink="http://schemas.microsoft.com/office/drawing/2016/ink" xmlns:am3d="http://schemas.microsoft.com/office/drawing/2017/model3d" xmlns:o="urn:schemas-microsoft-com:office:office" xmlns:oel="http://schemas.microsoft.com/office/2019/extlst" xmlns:r="http://schemas.openxmlformats.org/officeDocument/2006/relationships" xmlns:m="http://schemas.openxmlformats.org/officeDocument/2006/math" xmlns:v="urn:schemas-microsoft-com:vml" xmlns:wp14="http://schemas.microsoft.com/office/word/2010/wordprocessingDrawing" xmlns:wp="http://schemas.openxmlformats.org/drawingml/2006/wordprocessingDrawing" xmlns:w10="urn:schemas-microsoft-com:office:word" xmlns:w="http://schemas.openxmlformats.org/wordprocessingml/2006/main" xmlns:w14="http://schemas.microsoft.com/office/word/2010/wordml" xmlns:w15="http://schemas.microsoft.com/office/word/2012/wordml" xmlns:w16cex="http://schemas.microsoft.com/office/word/2018/wordml/cex" xmlns:w16cid="http://schemas.microsoft.com/office/word/2016/wordml/cid" xmlns:w16="http://schemas.microsoft.com/office/word/2018/wordml" xmlns:w16sdtdh="http://schemas.microsoft.com/office/word/2020/wordml/sdtdatahash" xmlns:w16se="http://schemas.microsoft.com/office/word/2015/wordml/symex" xmlns:wpg="http://schemas.microsoft.com/office/word/2010/wordprocessingGroup" xmlns:wpi="http://schemas.microsoft.com/office/word/2010/wordprocessingInk" xmlns:wne="http://schemas.microsoft.com/office/word/2006/wordml" xmlns:wps="http://schemas.microsoft.com/office/word/2010/wordprocessingShape" mc:Ignorable="w14 w15 w16se w16cid w16 w16cex w16sdtdh wp14">
   <w:abstractNum w:abstractNumId="0" w15:restartNumberingAfterBreak="0">
     <w:nsid w:val="FFFFFF7E"/>
     <w:multiLevelType w:val="singleLevel"/>
@@ -25264,46 +23777,46 @@
       </w:rPr>
     </w:lvl>
   </w:abstractNum>
-  <w:num w:numId="1">
+  <w:num w:numId="1" w16cid:durableId="1499730169">
     <w:abstractNumId w:val="4"/>
   </w:num>
-  <w:num w:numId="2">
+  <w:num w:numId="2" w16cid:durableId="434138294">
     <w:abstractNumId w:val="10"/>
   </w:num>
-  <w:num w:numId="3">
+  <w:num w:numId="3" w16cid:durableId="1461924764">
     <w:abstractNumId w:val="1"/>
   </w:num>
-  <w:num w:numId="4">
+  <w:num w:numId="4" w16cid:durableId="698091535">
     <w:abstractNumId w:val="0"/>
   </w:num>
-  <w:num w:numId="5">
+  <w:num w:numId="5" w16cid:durableId="2011562426">
     <w:abstractNumId w:val="13"/>
   </w:num>
-  <w:num w:numId="6">
+  <w:num w:numId="6" w16cid:durableId="259220395">
     <w:abstractNumId w:val="11"/>
   </w:num>
-  <w:num w:numId="7">
+  <w:num w:numId="7" w16cid:durableId="1398747065">
     <w:abstractNumId w:val="2"/>
   </w:num>
-  <w:num w:numId="8">
+  <w:num w:numId="8" w16cid:durableId="1681808642">
     <w:abstractNumId w:val="9"/>
   </w:num>
-  <w:num w:numId="9">
+  <w:num w:numId="9" w16cid:durableId="904073515">
     <w:abstractNumId w:val="7"/>
   </w:num>
-  <w:num w:numId="10">
+  <w:num w:numId="10" w16cid:durableId="2063364871">
     <w:abstractNumId w:val="5"/>
   </w:num>
-  <w:num w:numId="11">
+  <w:num w:numId="11" w16cid:durableId="479155488">
     <w:abstractNumId w:val="8"/>
   </w:num>
-  <w:num w:numId="12">
+  <w:num w:numId="12" w16cid:durableId="1955823446">
     <w:abstractNumId w:val="12"/>
   </w:num>
-  <w:num w:numId="13">
+  <w:num w:numId="13" w16cid:durableId="1413577185">
     <w:abstractNumId w:val="6"/>
   </w:num>
-  <w:num w:numId="14">
+  <w:num w:numId="14" w16cid:durableId="1797094611">
     <w:abstractNumId w:val="3"/>
   </w:num>
   <w:numIdMacAtCleanup w:val="12"/>
@@ -25311,17 +23824,11 @@
 </file>
 
 <file path=word/people.xml><?xml version="1.0" encoding="utf-8"?>
-<w15:people xmlns:wpc="http://schemas.microsoft.com/office/word/2010/wordprocessingCanvas" xmlns:cx="http://schemas.microsoft.com/office/drawing/2014/chartex" xmlns:cx1="http://schemas.microsoft.com/office/drawing/2015/9/8/chartex" xmlns:cx2="http://schemas.microsoft.com/office/drawing/2015/10/21/chartex" xmlns:cx3="http://schemas.microsoft.com/office/drawing/2016/5/9/chartex" xmlns:cx4="http://schemas.microsoft.com/office/drawing/2016/5/10/chartex" xmlns:cx5="http://schemas.microsoft.com/office/drawing/2016/5/11/chartex" xmlns:cx6="http://schemas.microsoft.com/office/drawing/2016/5/12/chartex" xmlns:cx7="http://schemas.microsoft.com/office/drawing/2016/5/13/chartex" xmlns:cx8="http://schemas.microsoft.com/office/drawing/2016/5/14/chartex" xmlns:mc="http://schemas.openxmlformats.org/markup-compatibility/2006" xmlns:aink="http://schemas.microsoft.com/office/drawing/2016/ink" xmlns:am3d="http://schemas.microsoft.com/office/drawing/2017/model3d" xmlns:o="urn:schemas-microsoft-com:office:office" xmlns:r="http://schemas.openxmlformats.org/officeDocument/2006/relationships" xmlns:m="http://schemas.openxmlformats.org/officeDocument/2006/math" xmlns:v="urn:schemas-microsoft-com:vml" xmlns:wp14="http://schemas.microsoft.com/office/word/2010/wordprocessingDrawing" xmlns:wp="http://schemas.openxmlformats.org/drawingml/2006/wordprocessingDrawing" xmlns:w10="urn:schemas-microsoft-com:office:word" xmlns:w="http://schemas.openxmlformats.org/wordprocessingml/2006/main" xmlns:w14="http://schemas.microsoft.com/office/word/2010/wordml" xmlns:w15="http://schemas.microsoft.com/office/word/2012/wordml" xmlns:w16cex="http://schemas.microsoft.com/office/word/2018/wordml/cex" xmlns:w16cid="http://schemas.microsoft.com/office/word/2016/wordml/cid" xmlns:w16="http://schemas.microsoft.com/office/word/2018/wordml" xmlns:w16sdtdh="http://schemas.microsoft.com/office/word/2020/wordml/sdtdatahash" xmlns:w16se="http://schemas.microsoft.com/office/word/2015/wordml/symex" xmlns:wpg="http://schemas.microsoft.com/office/word/2010/wordprocessingGroup" xmlns:wpi="http://schemas.microsoft.com/office/word/2010/wordprocessingInk" xmlns:wne="http://schemas.microsoft.com/office/word/2006/wordml" xmlns:wps="http://schemas.microsoft.com/office/word/2010/wordprocessingShape" mc:Ignorable="w14 w15 w16se w16cid w16 w16cex w16sdtdh wp14">
-  <w15:person w15:author="Tam, Danny@Energy">
-    <w15:presenceInfo w15:providerId="AD" w15:userId="S::Danny.Tam@energy.ca.gov::a6ee4652-f9b2-403d-bfc6-d23a6916fd73"/>
+<w15:people xmlns:wpc="http://schemas.microsoft.com/office/word/2010/wordprocessingCanvas" xmlns:cx="http://schemas.microsoft.com/office/drawing/2014/chartex" xmlns:cx1="http://schemas.microsoft.com/office/drawing/2015/9/8/chartex" xmlns:cx2="http://schemas.microsoft.com/office/drawing/2015/10/21/chartex" xmlns:cx3="http://schemas.microsoft.com/office/drawing/2016/5/9/chartex" xmlns:cx4="http://schemas.microsoft.com/office/drawing/2016/5/10/chartex" xmlns:cx5="http://schemas.microsoft.com/office/drawing/2016/5/11/chartex" xmlns:cx6="http://schemas.microsoft.com/office/drawing/2016/5/12/chartex" xmlns:cx7="http://schemas.microsoft.com/office/drawing/2016/5/13/chartex" xmlns:cx8="http://schemas.microsoft.com/office/drawing/2016/5/14/chartex" xmlns:mc="http://schemas.openxmlformats.org/markup-compatibility/2006" xmlns:aink="http://schemas.microsoft.com/office/drawing/2016/ink" xmlns:am3d="http://schemas.microsoft.com/office/drawing/2017/model3d" xmlns:o="urn:schemas-microsoft-com:office:office" xmlns:oel="http://schemas.microsoft.com/office/2019/extlst" xmlns:r="http://schemas.openxmlformats.org/officeDocument/2006/relationships" xmlns:m="http://schemas.openxmlformats.org/officeDocument/2006/math" xmlns:v="urn:schemas-microsoft-com:vml" xmlns:wp14="http://schemas.microsoft.com/office/word/2010/wordprocessingDrawing" xmlns:wp="http://schemas.openxmlformats.org/drawingml/2006/wordprocessingDrawing" xmlns:w10="urn:schemas-microsoft-com:office:word" xmlns:w="http://schemas.openxmlformats.org/wordprocessingml/2006/main" xmlns:w14="http://schemas.microsoft.com/office/word/2010/wordml" xmlns:w15="http://schemas.microsoft.com/office/word/2012/wordml" xmlns:w16cex="http://schemas.microsoft.com/office/word/2018/wordml/cex" xmlns:w16cid="http://schemas.microsoft.com/office/word/2016/wordml/cid" xmlns:w16="http://schemas.microsoft.com/office/word/2018/wordml" xmlns:w16sdtdh="http://schemas.microsoft.com/office/word/2020/wordml/sdtdatahash" xmlns:w16se="http://schemas.microsoft.com/office/word/2015/wordml/symex" xmlns:wpg="http://schemas.microsoft.com/office/word/2010/wordprocessingGroup" xmlns:wpi="http://schemas.microsoft.com/office/word/2010/wordprocessingInk" xmlns:wne="http://schemas.microsoft.com/office/word/2006/wordml" xmlns:wps="http://schemas.microsoft.com/office/word/2010/wordprocessingShape" mc:Ignorable="w14 w15 w16se w16cid w16 w16cex w16sdtdh wp14">
+  <w15:person w15:author="Alhabibi, Haider@Energy">
+    <w15:presenceInfo w15:providerId="AD" w15:userId="S::Haider.AlHabibi@energy.ca.gov::9decb8d2-95ad-4b7d-9bf6-d4373f69254c"/>
   </w15:person>
-  <w15:person w15:author="Geiser, Che@Energy">
-    <w15:presenceInfo w15:providerId="AD" w15:userId="S::Che.Geiser@energy.ca.gov::f4cf4352-3862-420c-aa54-a6394c0570e7"/>
-  </w15:person>
-  <w15:person w15:author="Markstrum, Alexis@Energy">
-    <w15:presenceInfo w15:providerId="AD" w15:userId="S::alexis.markstrum@energy.ca.gov::e6e55ac6-69d0-40ac-bbd2-3f40141a0771"/>
-  </w15:person>
-  <w15:person w15:author="Alhabibi, Haider@Energy">
+  <w15:person w15:author="Alhabibi, Haider@Energy [2]">
     <w15:presenceInfo w15:providerId="AD" w15:userId="S::Haider.Alhabibi@energy.ca.gov::9decb8d2-95ad-4b7d-9bf6-d4373f69254c"/>
   </w15:person>
 </w15:people>
@@ -26623,14 +25130,25 @@
 </file>
 
 <file path=customXml/item1.xml><?xml version="1.0" encoding="utf-8"?>
-<b:Sources xmlns:b="http://schemas.openxmlformats.org/officeDocument/2006/bibliography" xmlns="http://schemas.openxmlformats.org/officeDocument/2006/bibliography" SelectedStyle="\APA.XSL" StyleName="APA Fifth Edition"/>
+<p:properties xmlns:p="http://schemas.microsoft.com/office/2006/metadata/properties" xmlns:xsi="http://www.w3.org/2001/XMLSchema-instance" xmlns:pc="http://schemas.microsoft.com/office/infopath/2007/PartnerControls">
+  <documentManagement>
+    <b26d xmlns="785685f2-c2e1-4352-89aa-3faca8eaba52" xsi:nil="true"/>
+    <DateCCOReviewed xmlns="785685f2-c2e1-4352-89aa-3faca8eaba52" xsi:nil="true"/>
+    <oawc xmlns="785685f2-c2e1-4352-89aa-3faca8eaba52" xsi:nil="true"/>
+    <sipv xmlns="785685f2-c2e1-4352-89aa-3faca8eaba52" xsi:nil="true"/>
+    <_x0074_mv6 xmlns="785685f2-c2e1-4352-89aa-3faca8eaba52">
+      <UserInfo>
+        <DisplayName/>
+        <AccountId xsi:nil="true"/>
+        <AccountType/>
+      </UserInfo>
+    </_x0074_mv6>
+    <CCOReviewr xmlns="785685f2-c2e1-4352-89aa-3faca8eaba52" xsi:nil="true"/>
+  </documentManagement>
+</p:properties>
 </file>
 
 <file path=customXml/item2.xml><?xml version="1.0" encoding="utf-8"?>
-<b:Sources xmlns:b="http://schemas.openxmlformats.org/officeDocument/2006/bibliography" xmlns="http://schemas.openxmlformats.org/officeDocument/2006/bibliography" SelectedStyle="\APA.XSL" StyleName="APA Fifth Edition"/>
-</file>
-
-<file path=customXml/item3.xml><?xml version="1.0" encoding="utf-8"?>
 <ct:contentTypeSchema xmlns:ct="http://schemas.microsoft.com/office/2006/metadata/contentType" xmlns:ma="http://schemas.microsoft.com/office/2006/metadata/properties/metaAttributes" ct:_="" ma:_="" ma:contentTypeName="Document" ma:contentTypeID="0x01010061DC9A153AAEEE45BACE06E01F8272AC" ma:contentTypeVersion="17" ma:contentTypeDescription="Create a new document." ma:contentTypeScope="" ma:versionID="fc2579ad1970445b0ba1f5954956792b">
   <xsd:schema xmlns:xsd="http://www.w3.org/2001/XMLSchema" xmlns:xs="http://www.w3.org/2001/XMLSchema" xmlns:p="http://schemas.microsoft.com/office/2006/metadata/properties" xmlns:ns2="785685f2-c2e1-4352-89aa-3faca8eaba52" xmlns:ns3="5067c814-4b34-462c-a21d-c185ff6548d2" targetNamespace="http://schemas.microsoft.com/office/2006/metadata/properties" ma:root="true" ma:fieldsID="864106e033a537969187528b3c0914e2" ns2:_="" ns3:_="">
     <xsd:import namespace="785685f2-c2e1-4352-89aa-3faca8eaba52"/>
@@ -26893,7 +25411,7 @@
 </ct:contentTypeSchema>
 </file>
 
-<file path=customXml/item4.xml><?xml version="1.0" encoding="utf-8"?>
+<file path=customXml/item3.xml><?xml version="1.0" encoding="utf-8"?>
 <?mso-contentType ?>
 <FormTemplates xmlns="http://schemas.microsoft.com/sharepoint/v3/contenttype/forms">
   <Display>DocumentLibraryForm</Display>
@@ -26902,42 +25420,25 @@
 </FormTemplates>
 </file>
 
+<file path=customXml/item4.xml><?xml version="1.0" encoding="utf-8"?>
+<b:Sources xmlns:b="http://schemas.openxmlformats.org/officeDocument/2006/bibliography" xmlns="http://schemas.openxmlformats.org/officeDocument/2006/bibliography" SelectedStyle="\APA.XSL" StyleName="APA Fifth Edition"/>
+</file>
+
 <file path=customXml/item5.xml><?xml version="1.0" encoding="utf-8"?>
-<p:properties xmlns:p="http://schemas.microsoft.com/office/2006/metadata/properties" xmlns:xsi="http://www.w3.org/2001/XMLSchema-instance" xmlns:pc="http://schemas.microsoft.com/office/infopath/2007/PartnerControls">
-  <documentManagement>
-    <b26d xmlns="785685f2-c2e1-4352-89aa-3faca8eaba52" xsi:nil="true"/>
-    <DateCCOReviewed xmlns="785685f2-c2e1-4352-89aa-3faca8eaba52" xsi:nil="true"/>
-    <oawc xmlns="785685f2-c2e1-4352-89aa-3faca8eaba52" xsi:nil="true"/>
-    <sipv xmlns="785685f2-c2e1-4352-89aa-3faca8eaba52" xsi:nil="true"/>
-    <_x0074_mv6 xmlns="785685f2-c2e1-4352-89aa-3faca8eaba52">
-      <UserInfo>
-        <DisplayName/>
-        <AccountId xsi:nil="true"/>
-        <AccountType/>
-      </UserInfo>
-    </_x0074_mv6>
-    <CCOReviewr xmlns="785685f2-c2e1-4352-89aa-3faca8eaba52" xsi:nil="true"/>
-  </documentManagement>
-</p:properties>
+<b:Sources xmlns:b="http://schemas.openxmlformats.org/officeDocument/2006/bibliography" xmlns="http://schemas.openxmlformats.org/officeDocument/2006/bibliography" SelectedStyle="\APA.XSL" StyleName="APA Fifth Edition"/>
 </file>
 
 <file path=customXml/itemProps1.xml><?xml version="1.0" encoding="utf-8"?>
-<ds:datastoreItem xmlns:ds="http://schemas.openxmlformats.org/officeDocument/2006/customXml" ds:itemID="{F2605E1B-DBA5-40E6-9420-9B5380C5BC84}">
+<ds:datastoreItem xmlns:ds="http://schemas.openxmlformats.org/officeDocument/2006/customXml" ds:itemID="{F4DCECA0-ACF0-4AFE-91AC-5D1DD7DD43F2}">
   <ds:schemaRefs>
-    <ds:schemaRef ds:uri="http://schemas.openxmlformats.org/officeDocument/2006/bibliography"/>
+    <ds:schemaRef ds:uri="http://schemas.microsoft.com/office/2006/metadata/properties"/>
+    <ds:schemaRef ds:uri="http://schemas.microsoft.com/office/infopath/2007/PartnerControls"/>
+    <ds:schemaRef ds:uri="785685f2-c2e1-4352-89aa-3faca8eaba52"/>
   </ds:schemaRefs>
 </ds:datastoreItem>
 </file>
 
 <file path=customXml/itemProps2.xml><?xml version="1.0" encoding="utf-8"?>
-<ds:datastoreItem xmlns:ds="http://schemas.openxmlformats.org/officeDocument/2006/customXml" ds:itemID="{04B6B07A-82AF-42C4-B30B-C4B6BDE9047C}">
-  <ds:schemaRefs>
-    <ds:schemaRef ds:uri="http://schemas.openxmlformats.org/officeDocument/2006/bibliography"/>
-  </ds:schemaRefs>
-</ds:datastoreItem>
-</file>
-
-<file path=customXml/itemProps3.xml><?xml version="1.0" encoding="utf-8"?>
 <ds:datastoreItem xmlns:ds="http://schemas.openxmlformats.org/officeDocument/2006/customXml" ds:itemID="{CA4672E6-7D38-465B-8EC7-7D4A95351E4E}">
   <ds:schemaRefs>
     <ds:schemaRef ds:uri="http://schemas.microsoft.com/office/2006/metadata/contentType"/>
@@ -26956,7 +25457,7 @@
 </ds:datastoreItem>
 </file>
 
-<file path=customXml/itemProps4.xml><?xml version="1.0" encoding="utf-8"?>
+<file path=customXml/itemProps3.xml><?xml version="1.0" encoding="utf-8"?>
 <ds:datastoreItem xmlns:ds="http://schemas.openxmlformats.org/officeDocument/2006/customXml" ds:itemID="{4C977FD2-57A3-4A7A-936E-791F3956D259}">
   <ds:schemaRefs>
     <ds:schemaRef ds:uri="http://schemas.microsoft.com/sharepoint/v3/contenttype/forms"/>
@@ -26964,12 +25465,18 @@
 </ds:datastoreItem>
 </file>
 
+<file path=customXml/itemProps4.xml><?xml version="1.0" encoding="utf-8"?>
+<ds:datastoreItem xmlns:ds="http://schemas.openxmlformats.org/officeDocument/2006/customXml" ds:itemID="{04B6B07A-82AF-42C4-B30B-C4B6BDE9047C}">
+  <ds:schemaRefs>
+    <ds:schemaRef ds:uri="http://schemas.openxmlformats.org/officeDocument/2006/bibliography"/>
+  </ds:schemaRefs>
+</ds:datastoreItem>
+</file>
+
 <file path=customXml/itemProps5.xml><?xml version="1.0" encoding="utf-8"?>
-<ds:datastoreItem xmlns:ds="http://schemas.openxmlformats.org/officeDocument/2006/customXml" ds:itemID="{F4DCECA0-ACF0-4AFE-91AC-5D1DD7DD43F2}">
+<ds:datastoreItem xmlns:ds="http://schemas.openxmlformats.org/officeDocument/2006/customXml" ds:itemID="{F2605E1B-DBA5-40E6-9420-9B5380C5BC84}">
   <ds:schemaRefs>
-    <ds:schemaRef ds:uri="http://schemas.microsoft.com/office/2006/metadata/properties"/>
-    <ds:schemaRef ds:uri="http://schemas.microsoft.com/office/infopath/2007/PartnerControls"/>
-    <ds:schemaRef ds:uri="785685f2-c2e1-4352-89aa-3faca8eaba52"/>
+    <ds:schemaRef ds:uri="http://schemas.openxmlformats.org/officeDocument/2006/bibliography"/>
   </ds:schemaRefs>
 </ds:datastoreItem>
 </file>